--- a/docs/module_context_framework_knowledge.docx
+++ b/docs/module_context_framework_knowledge.docx
@@ -5,11 +5,13 @@
     <w:p>
       <w:pPr>
         <w:pStyle w:val="Title"/>
-        <w:jc w:val="center"/>
       </w:pPr>
       <w:r>
         <w:rPr>
-          <w:rFonts w:ascii="Arial" w:hAnsi="Arial" w:eastAsia="Microsoft YaHei"/>
+          <w:b/>
+          <w:color w:val="1F4E79"/>
+          <w:sz w:val="44"/>
+          <w:rFonts w:ascii="Arial" w:hAnsi="Arial" w:eastAsia="Arial" w:cs="Arial"/>
         </w:rPr>
         <w:t>Module-Context 核心框架知识转化手册</w:t>
       </w:r>
@@ -17,11 +19,12 @@
     <w:p>
       <w:pPr>
         <w:pStyle w:val="Subtitle"/>
-        <w:jc w:val="center"/>
       </w:pPr>
       <w:r>
         <w:rPr>
-          <w:rFonts w:ascii="Arial" w:hAnsi="Arial" w:eastAsia="Microsoft YaHei"/>
+          <w:color w:val="5F5F5F"/>
+          <w:sz w:val="24"/>
+          <w:rFonts w:ascii="Arial" w:hAnsi="Arial" w:eastAsia="Arial" w:cs="Arial"/>
         </w:rPr>
         <w:t>面向新员工自学、代码维护与架构共识沉淀</w:t>
       </w:r>
@@ -33,45 +36,39 @@
         <w:jc w:val="left"/>
         <w:tblLayout w:type="fixed"/>
         <w:tblLook w:firstColumn="1" w:firstRow="1" w:lastColumn="0" w:lastRow="0" w:noHBand="0" w:noVBand="1" w:val="04A0"/>
-        <w:tblBorders>
-          <w:top w:val="single" w:sz="6" w:space="0" w:color="D9E2F3"/>
-          <w:left w:val="single" w:sz="6" w:space="0" w:color="D9E2F3"/>
-          <w:bottom w:val="single" w:sz="6" w:space="0" w:color="D9E2F3"/>
-          <w:right w:val="single" w:sz="6" w:space="0" w:color="D9E2F3"/>
-          <w:insideH w:val="single" w:sz="6" w:space="0" w:color="D9E2F3"/>
-          <w:insideV w:val="single" w:sz="6" w:space="0" w:color="D9E2F3"/>
-        </w:tblBorders>
+        <w:tblInd w:type="dxa" w:w="0"/>
       </w:tblPr>
       <w:tblGrid>
-        <w:gridCol w:w="2600"/>
-        <w:gridCol w:w="3300"/>
-        <w:gridCol w:w="3460"/>
+        <w:gridCol w:w="3510"/>
+        <w:gridCol w:w="2574"/>
+        <w:gridCol w:w="3276"/>
       </w:tblGrid>
       <w:tr>
-        <w:trPr>
-          <w:tblHeader w:val="true"/>
-        </w:trPr>
+        <w:trPr/>
         <w:tc>
           <w:tcPr>
-            <w:tcW w:type="dxa" w:w="2600"/>
-            <w:shd w:fill="EAF2F8"/>
+            <w:tcW w:type="dxa" w:w="3510"/>
+            <w:shd w:fill="EEF3F8"/>
+            <w:vAlign w:val="center"/>
             <w:tcMar>
-              <w:top w:w="90" w:type="dxa"/>
-              <w:start w:w="125" w:type="dxa"/>
-              <w:bottom w:w="90" w:type="dxa"/>
-              <w:end w:w="125" w:type="dxa"/>
+              <w:top w:w="100" w:type="dxa"/>
+              <w:bottom w:w="100" w:type="dxa"/>
+              <w:start w:w="130" w:type="dxa"/>
+              <w:end w:w="130" w:type="dxa"/>
             </w:tcMar>
-            <w:vAlign w:val="center"/>
           </w:tcPr>
           <w:p>
             <w:pPr>
-              <w:spacing w:after="40"/>
+              <w:spacing w:after="0" w:line="259" w:lineRule="auto"/>
+              <w:jc w:val="left"/>
             </w:pPr>
+            <w:r/>
             <w:r>
               <w:rPr>
-                <w:rFonts w:ascii="Arial" w:hAnsi="Arial" w:eastAsia="Microsoft YaHei"/>
                 <w:b/>
+                <w:color w:val="1F4E79"/>
                 <w:sz w:val="19"/>
+                <w:rFonts w:ascii="Arial" w:hAnsi="Arial" w:eastAsia="Arial" w:cs="Arial"/>
               </w:rPr>
               <w:t>范围</w:t>
             </w:r>
@@ -79,25 +76,28 @@
         </w:tc>
         <w:tc>
           <w:tcPr>
-            <w:tcW w:type="dxa" w:w="3300"/>
-            <w:shd w:fill="EAF2F8"/>
+            <w:tcW w:type="dxa" w:w="2574"/>
+            <w:shd w:fill="EEF3F8"/>
+            <w:vAlign w:val="center"/>
             <w:tcMar>
-              <w:top w:w="90" w:type="dxa"/>
-              <w:start w:w="125" w:type="dxa"/>
-              <w:bottom w:w="90" w:type="dxa"/>
-              <w:end w:w="125" w:type="dxa"/>
+              <w:top w:w="100" w:type="dxa"/>
+              <w:bottom w:w="100" w:type="dxa"/>
+              <w:start w:w="130" w:type="dxa"/>
+              <w:end w:w="130" w:type="dxa"/>
             </w:tcMar>
-            <w:vAlign w:val="center"/>
           </w:tcPr>
           <w:p>
             <w:pPr>
-              <w:spacing w:after="40"/>
+              <w:spacing w:after="0" w:line="259" w:lineRule="auto"/>
+              <w:jc w:val="left"/>
             </w:pPr>
+            <w:r/>
             <w:r>
               <w:rPr>
-                <w:rFonts w:ascii="Arial" w:hAnsi="Arial" w:eastAsia="Microsoft YaHei"/>
                 <w:b/>
+                <w:color w:val="1F4E79"/>
                 <w:sz w:val="19"/>
+                <w:rFonts w:ascii="Arial" w:hAnsi="Arial" w:eastAsia="Arial" w:cs="Arial"/>
               </w:rPr>
               <w:t>版本/依据</w:t>
             </w:r>
@@ -105,25 +105,28 @@
         </w:tc>
         <w:tc>
           <w:tcPr>
-            <w:tcW w:type="dxa" w:w="3460"/>
-            <w:shd w:fill="EAF2F8"/>
+            <w:tcW w:type="dxa" w:w="3276"/>
+            <w:shd w:fill="EEF3F8"/>
+            <w:vAlign w:val="center"/>
             <w:tcMar>
-              <w:top w:w="90" w:type="dxa"/>
-              <w:start w:w="125" w:type="dxa"/>
-              <w:bottom w:w="90" w:type="dxa"/>
-              <w:end w:w="125" w:type="dxa"/>
+              <w:top w:w="100" w:type="dxa"/>
+              <w:bottom w:w="100" w:type="dxa"/>
+              <w:start w:w="130" w:type="dxa"/>
+              <w:end w:w="130" w:type="dxa"/>
             </w:tcMar>
-            <w:vAlign w:val="center"/>
           </w:tcPr>
           <w:p>
             <w:pPr>
-              <w:spacing w:after="40"/>
+              <w:spacing w:after="0" w:line="259" w:lineRule="auto"/>
+              <w:jc w:val="left"/>
             </w:pPr>
+            <w:r/>
             <w:r>
               <w:rPr>
-                <w:rFonts w:ascii="Arial" w:hAnsi="Arial" w:eastAsia="Microsoft YaHei"/>
                 <w:b/>
+                <w:color w:val="1F4E79"/>
                 <w:sz w:val="19"/>
+                <w:rFonts w:ascii="Arial" w:hAnsi="Arial" w:eastAsia="Arial" w:cs="Arial"/>
               </w:rPr>
               <w:t>阅读目标</w:t>
             </w:r>
@@ -131,114 +134,121 @@
         </w:tc>
       </w:tr>
       <w:tr>
+        <w:trPr/>
         <w:tc>
           <w:tcPr>
-            <w:tcW w:type="dxa" w:w="2600"/>
+            <w:tcW w:type="dxa" w:w="3510"/>
+            <w:vAlign w:val="center"/>
             <w:tcMar>
-              <w:top w:w="90" w:type="dxa"/>
-              <w:start w:w="125" w:type="dxa"/>
-              <w:bottom w:w="90" w:type="dxa"/>
-              <w:end w:w="125" w:type="dxa"/>
+              <w:top w:w="100" w:type="dxa"/>
+              <w:bottom w:w="100" w:type="dxa"/>
+              <w:start w:w="130" w:type="dxa"/>
+              <w:end w:w="130" w:type="dxa"/>
             </w:tcMar>
-            <w:vAlign w:val="center"/>
           </w:tcPr>
           <w:p>
             <w:pPr>
-              <w:spacing w:after="40"/>
+              <w:spacing w:after="0" w:line="259" w:lineRule="auto"/>
+              <w:jc w:val="left"/>
             </w:pPr>
+            <w:r/>
             <w:r>
               <w:rPr>
-                <w:rFonts w:ascii="Arial" w:hAnsi="Arial" w:eastAsia="Microsoft YaHei"/>
+                <w:b w:val="0"/>
                 <w:sz w:val="19"/>
+                <w:rFonts w:ascii="Arial" w:hAnsi="Arial" w:eastAsia="Arial" w:cs="Arial"/>
               </w:rPr>
-              <w:t>include/module_context/framework、src/framework</w:t>
+              <w:t>include/module_context/framework、src/framework、include/module_context/plugin、src/plugin</w:t>
             </w:r>
           </w:p>
         </w:tc>
         <w:tc>
           <w:tcPr>
-            <w:tcW w:type="dxa" w:w="3300"/>
+            <w:tcW w:type="dxa" w:w="2574"/>
+            <w:vAlign w:val="center"/>
             <w:tcMar>
-              <w:top w:w="90" w:type="dxa"/>
-              <w:start w:w="125" w:type="dxa"/>
-              <w:bottom w:w="90" w:type="dxa"/>
-              <w:end w:w="125" w:type="dxa"/>
+              <w:top w:w="100" w:type="dxa"/>
+              <w:bottom w:w="100" w:type="dxa"/>
+              <w:start w:w="130" w:type="dxa"/>
+              <w:end w:w="130" w:type="dxa"/>
             </w:tcMar>
-            <w:vAlign w:val="center"/>
           </w:tcPr>
           <w:p>
             <w:pPr>
-              <w:spacing w:after="40"/>
+              <w:spacing w:after="0" w:line="259" w:lineRule="auto"/>
+              <w:jc w:val="left"/>
             </w:pPr>
+            <w:r/>
             <w:r>
               <w:rPr>
-                <w:rFonts w:ascii="Arial" w:hAnsi="Arial" w:eastAsia="Microsoft YaHei"/>
+                <w:b w:val="0"/>
                 <w:sz w:val="19"/>
+                <w:rFonts w:ascii="Arial" w:hAnsi="Arial" w:eastAsia="Arial" w:cs="Arial"/>
               </w:rPr>
-              <w:t>基于当前仓库核心框架层源码与测试用例</w:t>
+              <w:t>基于当前仓库核心框架层源码、插件 ABI 头文件与测试用例</w:t>
             </w:r>
           </w:p>
         </w:tc>
         <w:tc>
           <w:tcPr>
-            <w:tcW w:type="dxa" w:w="3460"/>
+            <w:tcW w:type="dxa" w:w="3276"/>
+            <w:vAlign w:val="center"/>
             <w:tcMar>
-              <w:top w:w="90" w:type="dxa"/>
-              <w:start w:w="125" w:type="dxa"/>
-              <w:bottom w:w="90" w:type="dxa"/>
-              <w:end w:w="125" w:type="dxa"/>
+              <w:top w:w="100" w:type="dxa"/>
+              <w:bottom w:w="100" w:type="dxa"/>
+              <w:start w:w="130" w:type="dxa"/>
+              <w:end w:w="130" w:type="dxa"/>
             </w:tcMar>
-            <w:vAlign w:val="center"/>
           </w:tcPr>
           <w:p>
             <w:pPr>
-              <w:spacing w:after="40"/>
+              <w:spacing w:after="0" w:line="259" w:lineRule="auto"/>
+              <w:jc w:val="left"/>
             </w:pPr>
+            <w:r/>
             <w:r>
               <w:rPr>
-                <w:rFonts w:ascii="Arial" w:hAnsi="Arial" w:eastAsia="Microsoft YaHei"/>
+                <w:b w:val="0"/>
                 <w:sz w:val="19"/>
+                <w:rFonts w:ascii="Arial" w:hAnsi="Arial" w:eastAsia="Arial" w:cs="Arial"/>
               </w:rPr>
-              <w:t>理解统一上下文、模块管理、插件工厂、能力接口与生命周期边界</w:t>
+              <w:t>理解统一上下文、模块管理、模块插件 ABI、能力接口、业务插件服务与生命周期边界</w:t>
             </w:r>
           </w:p>
         </w:tc>
       </w:tr>
     </w:tbl>
-    <w:p/>
     <w:p>
+      <w:pPr>
+        <w:spacing w:line="259" w:lineRule="auto" w:after="120"/>
+      </w:pPr>
       <w:r>
         <w:rPr>
-          <w:rFonts w:ascii="Arial" w:hAnsi="Arial" w:eastAsia="Microsoft YaHei"/>
-          <w:b/>
+          <w:sz w:val="22"/>
+          <w:rFonts w:ascii="Arial" w:hAnsi="Arial" w:eastAsia="Arial" w:cs="Arial"/>
         </w:rPr>
-        <w:t>一句话总览：</w:t>
-      </w:r>
-      <w:r>
-        <w:rPr>
-          <w:rFonts w:ascii="Arial" w:hAnsi="Arial" w:eastAsia="Microsoft YaHei"/>
-        </w:rPr>
-        <w:t>Module-Context 把模块运行时拆成“统一上下文入口、模块管理器、插件化创建、能力接口注册、状态机生命周期”五个稳定边界，让业务模块可以按配置装载、按顺序启动、按能力协作，而不是互相硬编码依赖。</w:t>
+        <w:t>一句话总览：Module-Context 把模块运行时拆成“统一上下文入口、模块管理器、模块插件 ABI、能力接口注册、业务插件服务、状态机生命周期”六个稳定边界，让业务模块可以按配置装载、按顺序启动、按能力协作，而不是互相硬编码依赖。</w:t>
       </w:r>
     </w:p>
     <w:p>
       <w:pPr>
         <w:pStyle w:val="Heading1"/>
+        <w:keepNext/>
       </w:pPr>
       <w:r>
-        <w:rPr>
-          <w:rFonts w:ascii="Arial" w:hAnsi="Arial" w:eastAsia="Microsoft YaHei"/>
-        </w:rPr>
         <w:t>1. 架构构想：它想解决什么问题</w:t>
       </w:r>
     </w:p>
     <w:p>
       <w:pPr>
         <w:pStyle w:val="ListBullet"/>
+        <w:spacing w:after="120"/>
+        <w:ind w:left="720" w:hanging="360"/>
       </w:pPr>
       <w:r>
         <w:rPr>
-          <w:rFonts w:ascii="Arial" w:hAnsi="Arial" w:eastAsia="Microsoft YaHei"/>
+          <w:sz w:val="22"/>
+          <w:rFonts w:ascii="Arial" w:hAnsi="Arial" w:eastAsia="Arial" w:cs="Arial"/>
         </w:rPr>
         <w:t>把模块从主程序中解耦出来：主程序只认识 IContext 和 IModuleManager，不直接 new 具体模块。</w:t>
       </w:r>
@@ -246,10 +256,13 @@
     <w:p>
       <w:pPr>
         <w:pStyle w:val="ListBullet"/>
+        <w:spacing w:after="120"/>
+        <w:ind w:left="720" w:hanging="360"/>
       </w:pPr>
       <w:r>
         <w:rPr>
-          <w:rFonts w:ascii="Arial" w:hAnsi="Arial" w:eastAsia="Microsoft YaHei"/>
+          <w:sz w:val="22"/>
+          <w:rFonts w:ascii="Arial" w:hAnsi="Arial" w:eastAsia="Arial" w:cs="Arial"/>
         </w:rPr>
         <w:t>把模块实例和业务能力分离：模块是生命周期单位，能力是对外协作接口，一个模块可以暴露多个能力。</w:t>
       </w:r>
@@ -257,10 +270,13 @@
     <w:p>
       <w:pPr>
         <w:pStyle w:val="ListBullet"/>
+        <w:spacing w:after="120"/>
+        <w:ind w:left="720" w:hanging="360"/>
       </w:pPr>
       <w:r>
         <w:rPr>
-          <w:rFonts w:ascii="Arial" w:hAnsi="Arial" w:eastAsia="Microsoft YaHei"/>
+          <w:sz w:val="22"/>
+          <w:rFonts w:ascii="Arial" w:hAnsi="Arial" w:eastAsia="Arial" w:cs="Arial"/>
         </w:rPr>
         <w:t>把配置变成运行时装配协议：配置声明 name/type/library_path/config，框架负责校验并创建实例。</w:t>
       </w:r>
@@ -268,10 +284,13 @@
     <w:p>
       <w:pPr>
         <w:pStyle w:val="ListBullet"/>
+        <w:spacing w:after="120"/>
+        <w:ind w:left="720" w:hanging="360"/>
       </w:pPr>
       <w:r>
         <w:rPr>
-          <w:rFonts w:ascii="Arial" w:hAnsi="Arial" w:eastAsia="Microsoft YaHei"/>
+          <w:sz w:val="22"/>
+          <w:rFonts w:ascii="Arial" w:hAnsi="Arial" w:eastAsia="Arial" w:cs="Arial"/>
         </w:rPr>
         <w:t>把生命周期变成可推理的状态机：Init/Start/Stop/Fini 的职责清晰，顺序可预测。</w:t>
       </w:r>
@@ -279,506 +298,37 @@
     <w:p>
       <w:pPr>
         <w:pStyle w:val="ListBullet"/>
+        <w:spacing w:after="120"/>
+        <w:ind w:left="720" w:hanging="360"/>
       </w:pPr>
       <w:r>
         <w:rPr>
-          <w:rFonts w:ascii="Arial" w:hAnsi="Arial" w:eastAsia="Microsoft YaHei"/>
+          <w:sz w:val="22"/>
+          <w:rFonts w:ascii="Arial" w:hAnsi="Arial" w:eastAsia="Arial" w:cs="Arial"/>
         </w:rPr>
-        <w:t>把插件 ABI 收窄到 C 风格工厂符号：宿主只依赖固定创建/销毁入口，降低跨动态库耦合。</w:t>
+        <w:t>把模块插件 ABI 收窄到 C 风格工厂符号：宿主只依赖固定创建/销毁入口，降低跨动态库耦合。</w:t>
       </w:r>
     </w:p>
-    <w:tbl>
-      <w:tblPr>
-        <w:tblStyle w:val="TableGrid"/>
-        <w:tblW w:type="dxa" w:w="9360"/>
-        <w:jc w:val="left"/>
-        <w:tblLayout w:type="fixed"/>
-        <w:tblLook w:firstColumn="1" w:firstRow="1" w:lastColumn="0" w:lastRow="0" w:noHBand="0" w:noVBand="1" w:val="04A0"/>
-        <w:tblBorders>
-          <w:top w:val="single" w:sz="6" w:space="0" w:color="D9E2F3"/>
-          <w:left w:val="single" w:sz="6" w:space="0" w:color="D9E2F3"/>
-          <w:bottom w:val="single" w:sz="6" w:space="0" w:color="D9E2F3"/>
-          <w:right w:val="single" w:sz="6" w:space="0" w:color="D9E2F3"/>
-          <w:insideH w:val="single" w:sz="6" w:space="0" w:color="D9E2F3"/>
-          <w:insideV w:val="single" w:sz="6" w:space="0" w:color="D9E2F3"/>
-        </w:tblBorders>
-      </w:tblPr>
-      <w:tblGrid>
-        <w:gridCol w:w="1800"/>
-        <w:gridCol w:w="2700"/>
-        <w:gridCol w:w="4860"/>
-      </w:tblGrid>
-      <w:tr>
-        <w:trPr>
-          <w:tblHeader w:val="true"/>
-        </w:trPr>
-        <w:tc>
-          <w:tcPr>
-            <w:tcW w:type="dxa" w:w="1800"/>
-            <w:shd w:fill="EAF2F8"/>
-            <w:tcMar>
-              <w:top w:w="90" w:type="dxa"/>
-              <w:start w:w="125" w:type="dxa"/>
-              <w:bottom w:w="90" w:type="dxa"/>
-              <w:end w:w="125" w:type="dxa"/>
-            </w:tcMar>
-            <w:vAlign w:val="center"/>
-          </w:tcPr>
-          <w:p>
-            <w:pPr>
-              <w:spacing w:after="40"/>
-            </w:pPr>
-            <w:r>
-              <w:rPr>
-                <w:rFonts w:ascii="Arial" w:hAnsi="Arial" w:eastAsia="Microsoft YaHei"/>
-                <w:b/>
-                <w:sz w:val="19"/>
-              </w:rPr>
-              <w:t>设计点</w:t>
-            </w:r>
-          </w:p>
-        </w:tc>
-        <w:tc>
-          <w:tcPr>
-            <w:tcW w:type="dxa" w:w="2700"/>
-            <w:shd w:fill="EAF2F8"/>
-            <w:tcMar>
-              <w:top w:w="90" w:type="dxa"/>
-              <w:start w:w="125" w:type="dxa"/>
-              <w:bottom w:w="90" w:type="dxa"/>
-              <w:end w:w="125" w:type="dxa"/>
-            </w:tcMar>
-            <w:vAlign w:val="center"/>
-          </w:tcPr>
-          <w:p>
-            <w:pPr>
-              <w:spacing w:after="40"/>
-            </w:pPr>
-            <w:r>
-              <w:rPr>
-                <w:rFonts w:ascii="Arial" w:hAnsi="Arial" w:eastAsia="Microsoft YaHei"/>
-                <w:b/>
-                <w:sz w:val="19"/>
-              </w:rPr>
-              <w:t>代码承载</w:t>
-            </w:r>
-          </w:p>
-        </w:tc>
-        <w:tc>
-          <w:tcPr>
-            <w:tcW w:type="dxa" w:w="4860"/>
-            <w:shd w:fill="EAF2F8"/>
-            <w:tcMar>
-              <w:top w:w="90" w:type="dxa"/>
-              <w:start w:w="125" w:type="dxa"/>
-              <w:bottom w:w="90" w:type="dxa"/>
-              <w:end w:w="125" w:type="dxa"/>
-            </w:tcMar>
-            <w:vAlign w:val="center"/>
-          </w:tcPr>
-          <w:p>
-            <w:pPr>
-              <w:spacing w:after="40"/>
-            </w:pPr>
-            <w:r>
-              <w:rPr>
-                <w:rFonts w:ascii="Arial" w:hAnsi="Arial" w:eastAsia="Microsoft YaHei"/>
-                <w:b/>
-                <w:sz w:val="19"/>
-              </w:rPr>
-              <w:t>好处</w:t>
-            </w:r>
-          </w:p>
-        </w:tc>
-      </w:tr>
-      <w:tr>
-        <w:tc>
-          <w:tcPr>
-            <w:tcW w:type="dxa" w:w="1800"/>
-            <w:tcMar>
-              <w:top w:w="90" w:type="dxa"/>
-              <w:start w:w="125" w:type="dxa"/>
-              <w:bottom w:w="90" w:type="dxa"/>
-              <w:end w:w="125" w:type="dxa"/>
-            </w:tcMar>
-            <w:vAlign w:val="center"/>
-          </w:tcPr>
-          <w:p>
-            <w:pPr>
-              <w:spacing w:after="40"/>
-            </w:pPr>
-            <w:r>
-              <w:rPr>
-                <w:rFonts w:ascii="Arial" w:hAnsi="Arial" w:eastAsia="Microsoft YaHei"/>
-                <w:sz w:val="19"/>
-              </w:rPr>
-              <w:t>统一上下文入口</w:t>
-            </w:r>
-          </w:p>
-        </w:tc>
-        <w:tc>
-          <w:tcPr>
-            <w:tcW w:type="dxa" w:w="2700"/>
-            <w:tcMar>
-              <w:top w:w="90" w:type="dxa"/>
-              <w:start w:w="125" w:type="dxa"/>
-              <w:bottom w:w="90" w:type="dxa"/>
-              <w:end w:w="125" w:type="dxa"/>
-            </w:tcMar>
-            <w:vAlign w:val="center"/>
-          </w:tcPr>
-          <w:p>
-            <w:pPr>
-              <w:spacing w:after="40"/>
-            </w:pPr>
-            <w:r>
-              <w:rPr>
-                <w:rFonts w:ascii="Arial" w:hAnsi="Arial" w:eastAsia="Microsoft YaHei"/>
-                <w:sz w:val="19"/>
-              </w:rPr>
-              <w:t>IContext / Context</w:t>
-            </w:r>
-          </w:p>
-        </w:tc>
-        <w:tc>
-          <w:tcPr>
-            <w:tcW w:type="dxa" w:w="4860"/>
-            <w:tcMar>
-              <w:top w:w="90" w:type="dxa"/>
-              <w:start w:w="125" w:type="dxa"/>
-              <w:bottom w:w="90" w:type="dxa"/>
-              <w:end w:w="125" w:type="dxa"/>
-            </w:tcMar>
-            <w:vAlign w:val="center"/>
-          </w:tcPr>
-          <w:p>
-            <w:pPr>
-              <w:spacing w:after="40"/>
-            </w:pPr>
-            <w:r>
-              <w:rPr>
-                <w:rFonts w:ascii="Arial" w:hAnsi="Arial" w:eastAsia="Microsoft YaHei"/>
-                <w:sz w:val="19"/>
-              </w:rPr>
-              <w:t>应用层只需要一个入口驱动生命周期和发现服务，减少散落的全局对象。</w:t>
-            </w:r>
-          </w:p>
-        </w:tc>
-      </w:tr>
-      <w:tr>
-        <w:tc>
-          <w:tcPr>
-            <w:tcW w:type="dxa" w:w="1800"/>
-            <w:tcMar>
-              <w:top w:w="90" w:type="dxa"/>
-              <w:start w:w="125" w:type="dxa"/>
-              <w:bottom w:w="90" w:type="dxa"/>
-              <w:end w:w="125" w:type="dxa"/>
-            </w:tcMar>
-            <w:vAlign w:val="center"/>
-          </w:tcPr>
-          <w:p>
-            <w:pPr>
-              <w:spacing w:after="40"/>
-            </w:pPr>
-            <w:r>
-              <w:rPr>
-                <w:rFonts w:ascii="Arial" w:hAnsi="Arial" w:eastAsia="Microsoft YaHei"/>
-                <w:sz w:val="19"/>
-              </w:rPr>
-              <w:t>模块管理器</w:t>
-            </w:r>
-          </w:p>
-        </w:tc>
-        <w:tc>
-          <w:tcPr>
-            <w:tcW w:type="dxa" w:w="2700"/>
-            <w:tcMar>
-              <w:top w:w="90" w:type="dxa"/>
-              <w:start w:w="125" w:type="dxa"/>
-              <w:bottom w:w="90" w:type="dxa"/>
-              <w:end w:w="125" w:type="dxa"/>
-            </w:tcMar>
-            <w:vAlign w:val="center"/>
-          </w:tcPr>
-          <w:p>
-            <w:pPr>
-              <w:spacing w:after="40"/>
-            </w:pPr>
-            <w:r>
-              <w:rPr>
-                <w:rFonts w:ascii="Arial" w:hAnsi="Arial" w:eastAsia="Microsoft YaHei"/>
-                <w:sz w:val="19"/>
-              </w:rPr>
-              <w:t>IModuleManager / ModuleManager</w:t>
-            </w:r>
-          </w:p>
-        </w:tc>
-        <w:tc>
-          <w:tcPr>
-            <w:tcW w:type="dxa" w:w="4860"/>
-            <w:tcMar>
-              <w:top w:w="90" w:type="dxa"/>
-              <w:start w:w="125" w:type="dxa"/>
-              <w:bottom w:w="90" w:type="dxa"/>
-              <w:end w:w="125" w:type="dxa"/>
-            </w:tcMar>
-            <w:vAlign w:val="center"/>
-          </w:tcPr>
-          <w:p>
-            <w:pPr>
-              <w:spacing w:after="40"/>
-            </w:pPr>
-            <w:r>
-              <w:rPr>
-                <w:rFonts w:ascii="Arial" w:hAnsi="Arial" w:eastAsia="Microsoft YaHei"/>
-                <w:sz w:val="19"/>
-              </w:rPr>
-              <w:t>装载、顺序、配置和生命周期集中管理，便于测试和错误定位。</w:t>
-            </w:r>
-          </w:p>
-        </w:tc>
-      </w:tr>
-      <w:tr>
-        <w:tc>
-          <w:tcPr>
-            <w:tcW w:type="dxa" w:w="1800"/>
-            <w:tcMar>
-              <w:top w:w="90" w:type="dxa"/>
-              <w:start w:w="125" w:type="dxa"/>
-              <w:bottom w:w="90" w:type="dxa"/>
-              <w:end w:w="125" w:type="dxa"/>
-            </w:tcMar>
-            <w:vAlign w:val="center"/>
-          </w:tcPr>
-          <w:p>
-            <w:pPr>
-              <w:spacing w:after="40"/>
-            </w:pPr>
-            <w:r>
-              <w:rPr>
-                <w:rFonts w:ascii="Arial" w:hAnsi="Arial" w:eastAsia="Microsoft YaHei"/>
-                <w:sz w:val="19"/>
-              </w:rPr>
-              <w:t>插件工厂</w:t>
-            </w:r>
-          </w:p>
-        </w:tc>
-        <w:tc>
-          <w:tcPr>
-            <w:tcW w:type="dxa" w:w="2700"/>
-            <w:tcMar>
-              <w:top w:w="90" w:type="dxa"/>
-              <w:start w:w="125" w:type="dxa"/>
-              <w:bottom w:w="90" w:type="dxa"/>
-              <w:end w:w="125" w:type="dxa"/>
-            </w:tcMar>
-            <w:vAlign w:val="center"/>
-          </w:tcPr>
-          <w:p>
-            <w:pPr>
-              <w:spacing w:after="40"/>
-            </w:pPr>
-            <w:r>
-              <w:rPr>
-                <w:rFonts w:ascii="Arial" w:hAnsi="Arial" w:eastAsia="Microsoft YaHei"/>
-                <w:sz w:val="19"/>
-              </w:rPr>
-              <w:t>PluginLoader&lt;IModule&gt; + MC_DECLARE_MODULE_FACTORY</w:t>
-            </w:r>
-          </w:p>
-        </w:tc>
-        <w:tc>
-          <w:tcPr>
-            <w:tcW w:type="dxa" w:w="4860"/>
-            <w:tcMar>
-              <w:top w:w="90" w:type="dxa"/>
-              <w:start w:w="125" w:type="dxa"/>
-              <w:bottom w:w="90" w:type="dxa"/>
-              <w:end w:w="125" w:type="dxa"/>
-            </w:tcMar>
-            <w:vAlign w:val="center"/>
-          </w:tcPr>
-          <w:p>
-            <w:pPr>
-              <w:spacing w:after="40"/>
-            </w:pPr>
-            <w:r>
-              <w:rPr>
-                <w:rFonts w:ascii="Arial" w:hAnsi="Arial" w:eastAsia="Microsoft YaHei"/>
-                <w:sz w:val="19"/>
-              </w:rPr>
-              <w:t>模块实现可独立编译成动态库，宿主不依赖具体类。</w:t>
-            </w:r>
-          </w:p>
-        </w:tc>
-      </w:tr>
-      <w:tr>
-        <w:tc>
-          <w:tcPr>
-            <w:tcW w:type="dxa" w:w="1800"/>
-            <w:tcMar>
-              <w:top w:w="90" w:type="dxa"/>
-              <w:start w:w="125" w:type="dxa"/>
-              <w:bottom w:w="90" w:type="dxa"/>
-              <w:end w:w="125" w:type="dxa"/>
-            </w:tcMar>
-            <w:vAlign w:val="center"/>
-          </w:tcPr>
-          <w:p>
-            <w:pPr>
-              <w:spacing w:after="40"/>
-            </w:pPr>
-            <w:r>
-              <w:rPr>
-                <w:rFonts w:ascii="Arial" w:hAnsi="Arial" w:eastAsia="Microsoft YaHei"/>
-                <w:sz w:val="19"/>
-              </w:rPr>
-              <w:t>能力注册</w:t>
-            </w:r>
-          </w:p>
-        </w:tc>
-        <w:tc>
-          <w:tcPr>
-            <w:tcW w:type="dxa" w:w="2700"/>
-            <w:tcMar>
-              <w:top w:w="90" w:type="dxa"/>
-              <w:start w:w="125" w:type="dxa"/>
-              <w:bottom w:w="90" w:type="dxa"/>
-              <w:end w:w="125" w:type="dxa"/>
-            </w:tcMar>
-            <w:vAlign w:val="center"/>
-          </w:tcPr>
-          <w:p>
-            <w:pPr>
-              <w:spacing w:after="40"/>
-            </w:pPr>
-            <w:r>
-              <w:rPr>
-                <w:rFonts w:ascii="Arial" w:hAnsi="Arial" w:eastAsia="Microsoft YaHei"/>
-                <w:sz w:val="19"/>
-              </w:rPr>
-              <w:t>ServiceRegistry + ServiceTypeTraits</w:t>
-            </w:r>
-          </w:p>
-        </w:tc>
-        <w:tc>
-          <w:tcPr>
-            <w:tcW w:type="dxa" w:w="4860"/>
-            <w:tcMar>
-              <w:top w:w="90" w:type="dxa"/>
-              <w:start w:w="125" w:type="dxa"/>
-              <w:bottom w:w="90" w:type="dxa"/>
-              <w:end w:w="125" w:type="dxa"/>
-            </w:tcMar>
-            <w:vAlign w:val="center"/>
-          </w:tcPr>
-          <w:p>
-            <w:pPr>
-              <w:spacing w:after="40"/>
-            </w:pPr>
-            <w:r>
-              <w:rPr>
-                <w:rFonts w:ascii="Arial" w:hAnsi="Arial" w:eastAsia="Microsoft YaHei"/>
-                <w:sz w:val="19"/>
-              </w:rPr>
-              <w:t>调用方按接口找能力，不按模块类型猜实现，支持同能力多实例。</w:t>
-            </w:r>
-          </w:p>
-        </w:tc>
-      </w:tr>
-      <w:tr>
-        <w:tc>
-          <w:tcPr>
-            <w:tcW w:type="dxa" w:w="1800"/>
-            <w:tcMar>
-              <w:top w:w="90" w:type="dxa"/>
-              <w:start w:w="125" w:type="dxa"/>
-              <w:bottom w:w="90" w:type="dxa"/>
-              <w:end w:w="125" w:type="dxa"/>
-            </w:tcMar>
-            <w:vAlign w:val="center"/>
-          </w:tcPr>
-          <w:p>
-            <w:pPr>
-              <w:spacing w:after="40"/>
-            </w:pPr>
-            <w:r>
-              <w:rPr>
-                <w:rFonts w:ascii="Arial" w:hAnsi="Arial" w:eastAsia="Microsoft YaHei"/>
-                <w:sz w:val="19"/>
-              </w:rPr>
-              <w:t>生命周期基类</w:t>
-            </w:r>
-          </w:p>
-        </w:tc>
-        <w:tc>
-          <w:tcPr>
-            <w:tcW w:type="dxa" w:w="2700"/>
-            <w:tcMar>
-              <w:top w:w="90" w:type="dxa"/>
-              <w:start w:w="125" w:type="dxa"/>
-              <w:bottom w:w="90" w:type="dxa"/>
-              <w:end w:w="125" w:type="dxa"/>
-            </w:tcMar>
-            <w:vAlign w:val="center"/>
-          </w:tcPr>
-          <w:p>
-            <w:pPr>
-              <w:spacing w:after="40"/>
-            </w:pPr>
-            <w:r>
-              <w:rPr>
-                <w:rFonts w:ascii="Arial" w:hAnsi="Arial" w:eastAsia="Microsoft YaHei"/>
-                <w:sz w:val="19"/>
-              </w:rPr>
-              <w:t>ModuleBase</w:t>
-            </w:r>
-          </w:p>
-        </w:tc>
-        <w:tc>
-          <w:tcPr>
-            <w:tcW w:type="dxa" w:w="4860"/>
-            <w:tcMar>
-              <w:top w:w="90" w:type="dxa"/>
-              <w:start w:w="125" w:type="dxa"/>
-              <w:bottom w:w="90" w:type="dxa"/>
-              <w:end w:w="125" w:type="dxa"/>
-            </w:tcMar>
-            <w:vAlign w:val="center"/>
-          </w:tcPr>
-          <w:p>
-            <w:pPr>
-              <w:spacing w:after="40"/>
-            </w:pPr>
-            <w:r>
-              <w:rPr>
-                <w:rFonts w:ascii="Arial" w:hAnsi="Arial" w:eastAsia="Microsoft YaHei"/>
-                <w:sz w:val="19"/>
-              </w:rPr>
-              <w:t>状态校验和钩子封装在基类，具体模块只写业务初始化/启动/停止。</w:t>
-            </w:r>
-          </w:p>
-        </w:tc>
-      </w:tr>
-    </w:tbl>
-    <w:p/>
     <w:p>
+      <w:pPr>
+        <w:pStyle w:val="ListBullet"/>
+        <w:spacing w:after="120"/>
+        <w:ind w:left="720" w:hanging="360"/>
+      </w:pPr>
       <w:r>
         <w:rPr>
-          <w:rFonts w:ascii="Arial" w:hAnsi="Arial" w:eastAsia="Microsoft YaHei"/>
+          <w:sz w:val="22"/>
+          <w:rFonts w:ascii="Arial" w:hAnsi="Arial" w:eastAsia="Arial" w:cs="Arial"/>
         </w:rPr>
-        <w:br w:type="page"/>
+        <w:t>把业务/算法插件管理封装成服务能力：调用方只依赖 IPluginManagerService，不直接管理算法 DLL。</w:t>
       </w:r>
     </w:p>
     <w:p>
       <w:pPr>
         <w:pStyle w:val="Heading1"/>
+        <w:keepNext/>
       </w:pPr>
       <w:r>
-        <w:rPr>
-          <w:rFonts w:ascii="Arial" w:hAnsi="Arial" w:eastAsia="Microsoft YaHei"/>
-        </w:rPr>
         <w:t>2. 核心对象职责图谱</w:t>
       </w:r>
     </w:p>
@@ -789,45 +339,648 @@
         <w:jc w:val="left"/>
         <w:tblLayout w:type="fixed"/>
         <w:tblLook w:firstColumn="1" w:firstRow="1" w:lastColumn="0" w:lastRow="0" w:noHBand="0" w:noVBand="1" w:val="04A0"/>
-        <w:tblBorders>
-          <w:top w:val="single" w:sz="6" w:space="0" w:color="D9E2F3"/>
-          <w:left w:val="single" w:sz="6" w:space="0" w:color="D9E2F3"/>
-          <w:bottom w:val="single" w:sz="6" w:space="0" w:color="D9E2F3"/>
-          <w:right w:val="single" w:sz="6" w:space="0" w:color="D9E2F3"/>
-          <w:insideH w:val="single" w:sz="6" w:space="0" w:color="D9E2F3"/>
-          <w:insideV w:val="single" w:sz="6" w:space="0" w:color="D9E2F3"/>
-        </w:tblBorders>
+        <w:tblInd w:type="dxa" w:w="0"/>
       </w:tblPr>
       <w:tblGrid>
-        <w:gridCol w:w="1600"/>
-        <w:gridCol w:w="4650"/>
-        <w:gridCol w:w="3110"/>
+        <w:gridCol w:w="1872"/>
+        <w:gridCol w:w="2691"/>
+        <w:gridCol w:w="4797"/>
       </w:tblGrid>
       <w:tr>
-        <w:trPr>
-          <w:tblHeader w:val="true"/>
-        </w:trPr>
+        <w:trPr/>
         <w:tc>
           <w:tcPr>
-            <w:tcW w:type="dxa" w:w="1600"/>
-            <w:shd w:fill="EAF2F8"/>
+            <w:tcW w:type="dxa" w:w="1872"/>
+            <w:shd w:fill="EEF3F8"/>
+            <w:vAlign w:val="center"/>
             <w:tcMar>
-              <w:top w:w="90" w:type="dxa"/>
-              <w:start w:w="125" w:type="dxa"/>
-              <w:bottom w:w="90" w:type="dxa"/>
-              <w:end w:w="125" w:type="dxa"/>
+              <w:top w:w="100" w:type="dxa"/>
+              <w:bottom w:w="100" w:type="dxa"/>
+              <w:start w:w="130" w:type="dxa"/>
+              <w:end w:w="130" w:type="dxa"/>
             </w:tcMar>
-            <w:vAlign w:val="center"/>
           </w:tcPr>
           <w:p>
             <w:pPr>
-              <w:spacing w:after="40"/>
+              <w:spacing w:after="0" w:line="259" w:lineRule="auto"/>
+              <w:jc w:val="left"/>
             </w:pPr>
+            <w:r/>
             <w:r>
               <w:rPr>
-                <w:rFonts w:ascii="Arial" w:hAnsi="Arial" w:eastAsia="Microsoft YaHei"/>
                 <w:b/>
+                <w:color w:val="1F4E79"/>
                 <w:sz w:val="19"/>
+                <w:rFonts w:ascii="Arial" w:hAnsi="Arial" w:eastAsia="Arial" w:cs="Arial"/>
+              </w:rPr>
+              <w:t>设计点</w:t>
+            </w:r>
+          </w:p>
+        </w:tc>
+        <w:tc>
+          <w:tcPr>
+            <w:tcW w:type="dxa" w:w="2691"/>
+            <w:shd w:fill="EEF3F8"/>
+            <w:vAlign w:val="center"/>
+            <w:tcMar>
+              <w:top w:w="100" w:type="dxa"/>
+              <w:bottom w:w="100" w:type="dxa"/>
+              <w:start w:w="130" w:type="dxa"/>
+              <w:end w:w="130" w:type="dxa"/>
+            </w:tcMar>
+          </w:tcPr>
+          <w:p>
+            <w:pPr>
+              <w:spacing w:after="0" w:line="259" w:lineRule="auto"/>
+              <w:jc w:val="left"/>
+            </w:pPr>
+            <w:r/>
+            <w:r>
+              <w:rPr>
+                <w:b/>
+                <w:color w:val="1F4E79"/>
+                <w:sz w:val="19"/>
+                <w:rFonts w:ascii="Arial" w:hAnsi="Arial" w:eastAsia="Arial" w:cs="Arial"/>
+              </w:rPr>
+              <w:t>代码承载</w:t>
+            </w:r>
+          </w:p>
+        </w:tc>
+        <w:tc>
+          <w:tcPr>
+            <w:tcW w:type="dxa" w:w="4797"/>
+            <w:shd w:fill="EEF3F8"/>
+            <w:vAlign w:val="center"/>
+            <w:tcMar>
+              <w:top w:w="100" w:type="dxa"/>
+              <w:bottom w:w="100" w:type="dxa"/>
+              <w:start w:w="130" w:type="dxa"/>
+              <w:end w:w="130" w:type="dxa"/>
+            </w:tcMar>
+          </w:tcPr>
+          <w:p>
+            <w:pPr>
+              <w:spacing w:after="0" w:line="259" w:lineRule="auto"/>
+              <w:jc w:val="left"/>
+            </w:pPr>
+            <w:r/>
+            <w:r>
+              <w:rPr>
+                <w:b/>
+                <w:color w:val="1F4E79"/>
+                <w:sz w:val="19"/>
+                <w:rFonts w:ascii="Arial" w:hAnsi="Arial" w:eastAsia="Arial" w:cs="Arial"/>
+              </w:rPr>
+              <w:t>好处</w:t>
+            </w:r>
+          </w:p>
+        </w:tc>
+      </w:tr>
+      <w:tr>
+        <w:trPr/>
+        <w:tc>
+          <w:tcPr>
+            <w:tcW w:type="dxa" w:w="1872"/>
+            <w:vAlign w:val="center"/>
+            <w:tcMar>
+              <w:top w:w="100" w:type="dxa"/>
+              <w:bottom w:w="100" w:type="dxa"/>
+              <w:start w:w="130" w:type="dxa"/>
+              <w:end w:w="130" w:type="dxa"/>
+            </w:tcMar>
+          </w:tcPr>
+          <w:p>
+            <w:pPr>
+              <w:spacing w:after="0" w:line="259" w:lineRule="auto"/>
+              <w:jc w:val="left"/>
+            </w:pPr>
+            <w:r/>
+            <w:r>
+              <w:rPr>
+                <w:b w:val="0"/>
+                <w:sz w:val="19"/>
+                <w:rFonts w:ascii="Arial" w:hAnsi="Arial" w:eastAsia="Arial" w:cs="Arial"/>
+              </w:rPr>
+              <w:t>统一上下文入口</w:t>
+            </w:r>
+          </w:p>
+        </w:tc>
+        <w:tc>
+          <w:tcPr>
+            <w:tcW w:type="dxa" w:w="2691"/>
+            <w:vAlign w:val="center"/>
+            <w:tcMar>
+              <w:top w:w="100" w:type="dxa"/>
+              <w:bottom w:w="100" w:type="dxa"/>
+              <w:start w:w="130" w:type="dxa"/>
+              <w:end w:w="130" w:type="dxa"/>
+            </w:tcMar>
+          </w:tcPr>
+          <w:p>
+            <w:pPr>
+              <w:spacing w:after="0" w:line="259" w:lineRule="auto"/>
+              <w:jc w:val="left"/>
+            </w:pPr>
+            <w:r/>
+            <w:r>
+              <w:rPr>
+                <w:b w:val="0"/>
+                <w:sz w:val="19"/>
+                <w:rFonts w:ascii="Arial" w:hAnsi="Arial" w:eastAsia="Arial" w:cs="Arial"/>
+              </w:rPr>
+              <w:t>IContext / Context</w:t>
+            </w:r>
+          </w:p>
+        </w:tc>
+        <w:tc>
+          <w:tcPr>
+            <w:tcW w:type="dxa" w:w="4797"/>
+            <w:vAlign w:val="center"/>
+            <w:tcMar>
+              <w:top w:w="100" w:type="dxa"/>
+              <w:bottom w:w="100" w:type="dxa"/>
+              <w:start w:w="130" w:type="dxa"/>
+              <w:end w:w="130" w:type="dxa"/>
+            </w:tcMar>
+          </w:tcPr>
+          <w:p>
+            <w:pPr>
+              <w:spacing w:after="0" w:line="259" w:lineRule="auto"/>
+              <w:jc w:val="left"/>
+            </w:pPr>
+            <w:r/>
+            <w:r>
+              <w:rPr>
+                <w:b w:val="0"/>
+                <w:sz w:val="19"/>
+                <w:rFonts w:ascii="Arial" w:hAnsi="Arial" w:eastAsia="Arial" w:cs="Arial"/>
+              </w:rPr>
+              <w:t>应用层只需要一个入口驱动生命周期和发现服务，减少散落的全局对象。</w:t>
+            </w:r>
+          </w:p>
+        </w:tc>
+      </w:tr>
+      <w:tr>
+        <w:trPr/>
+        <w:tc>
+          <w:tcPr>
+            <w:tcW w:type="dxa" w:w="1872"/>
+            <w:vAlign w:val="center"/>
+            <w:tcMar>
+              <w:top w:w="100" w:type="dxa"/>
+              <w:bottom w:w="100" w:type="dxa"/>
+              <w:start w:w="130" w:type="dxa"/>
+              <w:end w:w="130" w:type="dxa"/>
+            </w:tcMar>
+          </w:tcPr>
+          <w:p>
+            <w:pPr>
+              <w:spacing w:after="0" w:line="259" w:lineRule="auto"/>
+              <w:jc w:val="left"/>
+            </w:pPr>
+            <w:r/>
+            <w:r>
+              <w:rPr>
+                <w:b w:val="0"/>
+                <w:sz w:val="19"/>
+                <w:rFonts w:ascii="Arial" w:hAnsi="Arial" w:eastAsia="Arial" w:cs="Arial"/>
+              </w:rPr>
+              <w:t>模块管理器</w:t>
+            </w:r>
+          </w:p>
+        </w:tc>
+        <w:tc>
+          <w:tcPr>
+            <w:tcW w:type="dxa" w:w="2691"/>
+            <w:vAlign w:val="center"/>
+            <w:tcMar>
+              <w:top w:w="100" w:type="dxa"/>
+              <w:bottom w:w="100" w:type="dxa"/>
+              <w:start w:w="130" w:type="dxa"/>
+              <w:end w:w="130" w:type="dxa"/>
+            </w:tcMar>
+          </w:tcPr>
+          <w:p>
+            <w:pPr>
+              <w:spacing w:after="0" w:line="259" w:lineRule="auto"/>
+              <w:jc w:val="left"/>
+            </w:pPr>
+            <w:r/>
+            <w:r>
+              <w:rPr>
+                <w:b w:val="0"/>
+                <w:sz w:val="19"/>
+                <w:rFonts w:ascii="Arial" w:hAnsi="Arial" w:eastAsia="Arial" w:cs="Arial"/>
+              </w:rPr>
+              <w:t>IModuleManager / ModuleManager</w:t>
+            </w:r>
+          </w:p>
+        </w:tc>
+        <w:tc>
+          <w:tcPr>
+            <w:tcW w:type="dxa" w:w="4797"/>
+            <w:vAlign w:val="center"/>
+            <w:tcMar>
+              <w:top w:w="100" w:type="dxa"/>
+              <w:bottom w:w="100" w:type="dxa"/>
+              <w:start w:w="130" w:type="dxa"/>
+              <w:end w:w="130" w:type="dxa"/>
+            </w:tcMar>
+          </w:tcPr>
+          <w:p>
+            <w:pPr>
+              <w:spacing w:after="0" w:line="259" w:lineRule="auto"/>
+              <w:jc w:val="left"/>
+            </w:pPr>
+            <w:r/>
+            <w:r>
+              <w:rPr>
+                <w:b w:val="0"/>
+                <w:sz w:val="19"/>
+                <w:rFonts w:ascii="Arial" w:hAnsi="Arial" w:eastAsia="Arial" w:cs="Arial"/>
+              </w:rPr>
+              <w:t>装载、顺序、配置和生命周期集中管理，便于测试和错误定位。</w:t>
+            </w:r>
+          </w:p>
+        </w:tc>
+      </w:tr>
+      <w:tr>
+        <w:trPr/>
+        <w:tc>
+          <w:tcPr>
+            <w:tcW w:type="dxa" w:w="1872"/>
+            <w:vAlign w:val="center"/>
+            <w:tcMar>
+              <w:top w:w="100" w:type="dxa"/>
+              <w:bottom w:w="100" w:type="dxa"/>
+              <w:start w:w="130" w:type="dxa"/>
+              <w:end w:w="130" w:type="dxa"/>
+            </w:tcMar>
+          </w:tcPr>
+          <w:p>
+            <w:pPr>
+              <w:spacing w:after="0" w:line="259" w:lineRule="auto"/>
+              <w:jc w:val="left"/>
+            </w:pPr>
+            <w:r/>
+            <w:r>
+              <w:rPr>
+                <w:b w:val="0"/>
+                <w:sz w:val="19"/>
+                <w:rFonts w:ascii="Arial" w:hAnsi="Arial" w:eastAsia="Arial" w:cs="Arial"/>
+              </w:rPr>
+              <w:t>模块插件 ABI</w:t>
+            </w:r>
+          </w:p>
+        </w:tc>
+        <w:tc>
+          <w:tcPr>
+            <w:tcW w:type="dxa" w:w="2691"/>
+            <w:vAlign w:val="center"/>
+            <w:tcMar>
+              <w:top w:w="100" w:type="dxa"/>
+              <w:bottom w:w="100" w:type="dxa"/>
+              <w:start w:w="130" w:type="dxa"/>
+              <w:end w:w="130" w:type="dxa"/>
+            </w:tcMar>
+          </w:tcPr>
+          <w:p>
+            <w:pPr>
+              <w:spacing w:after="0" w:line="259" w:lineRule="auto"/>
+              <w:jc w:val="left"/>
+            </w:pPr>
+            <w:r/>
+            <w:r>
+              <w:rPr>
+                <w:b w:val="0"/>
+                <w:sz w:val="19"/>
+                <w:rFonts w:ascii="Arial" w:hAnsi="Arial" w:eastAsia="Arial" w:cs="Arial"/>
+              </w:rPr>
+              <w:t>ModuleFactory.h + PluginLoader&lt;IModule&gt;</w:t>
+            </w:r>
+          </w:p>
+        </w:tc>
+        <w:tc>
+          <w:tcPr>
+            <w:tcW w:type="dxa" w:w="4797"/>
+            <w:vAlign w:val="center"/>
+            <w:tcMar>
+              <w:top w:w="100" w:type="dxa"/>
+              <w:bottom w:w="100" w:type="dxa"/>
+              <w:start w:w="130" w:type="dxa"/>
+              <w:end w:w="130" w:type="dxa"/>
+            </w:tcMar>
+          </w:tcPr>
+          <w:p>
+            <w:pPr>
+              <w:spacing w:after="0" w:line="259" w:lineRule="auto"/>
+              <w:jc w:val="left"/>
+            </w:pPr>
+            <w:r/>
+            <w:r>
+              <w:rPr>
+                <w:b w:val="0"/>
+                <w:sz w:val="19"/>
+                <w:rFonts w:ascii="Arial" w:hAnsi="Arial" w:eastAsia="Arial" w:cs="Arial"/>
+              </w:rPr>
+              <w:t>模块实现可独立编译成动态库，宿主通过固定 C 符号创建和销毁实例。</w:t>
+            </w:r>
+          </w:p>
+        </w:tc>
+      </w:tr>
+      <w:tr>
+        <w:trPr/>
+        <w:tc>
+          <w:tcPr>
+            <w:tcW w:type="dxa" w:w="1872"/>
+            <w:vAlign w:val="center"/>
+            <w:tcMar>
+              <w:top w:w="100" w:type="dxa"/>
+              <w:bottom w:w="100" w:type="dxa"/>
+              <w:start w:w="130" w:type="dxa"/>
+              <w:end w:w="130" w:type="dxa"/>
+            </w:tcMar>
+          </w:tcPr>
+          <w:p>
+            <w:pPr>
+              <w:spacing w:after="0" w:line="259" w:lineRule="auto"/>
+              <w:jc w:val="left"/>
+            </w:pPr>
+            <w:r/>
+            <w:r>
+              <w:rPr>
+                <w:b w:val="0"/>
+                <w:sz w:val="19"/>
+                <w:rFonts w:ascii="Arial" w:hAnsi="Arial" w:eastAsia="Arial" w:cs="Arial"/>
+              </w:rPr>
+              <w:t>能力注册</w:t>
+            </w:r>
+          </w:p>
+        </w:tc>
+        <w:tc>
+          <w:tcPr>
+            <w:tcW w:type="dxa" w:w="2691"/>
+            <w:vAlign w:val="center"/>
+            <w:tcMar>
+              <w:top w:w="100" w:type="dxa"/>
+              <w:bottom w:w="100" w:type="dxa"/>
+              <w:start w:w="130" w:type="dxa"/>
+              <w:end w:w="130" w:type="dxa"/>
+            </w:tcMar>
+          </w:tcPr>
+          <w:p>
+            <w:pPr>
+              <w:spacing w:after="0" w:line="259" w:lineRule="auto"/>
+              <w:jc w:val="left"/>
+            </w:pPr>
+            <w:r/>
+            <w:r>
+              <w:rPr>
+                <w:b w:val="0"/>
+                <w:sz w:val="19"/>
+                <w:rFonts w:ascii="Arial" w:hAnsi="Arial" w:eastAsia="Arial" w:cs="Arial"/>
+              </w:rPr>
+              <w:t>ServiceRegistry + ServiceTypeTraits</w:t>
+            </w:r>
+          </w:p>
+        </w:tc>
+        <w:tc>
+          <w:tcPr>
+            <w:tcW w:type="dxa" w:w="4797"/>
+            <w:vAlign w:val="center"/>
+            <w:tcMar>
+              <w:top w:w="100" w:type="dxa"/>
+              <w:bottom w:w="100" w:type="dxa"/>
+              <w:start w:w="130" w:type="dxa"/>
+              <w:end w:w="130" w:type="dxa"/>
+            </w:tcMar>
+          </w:tcPr>
+          <w:p>
+            <w:pPr>
+              <w:spacing w:after="0" w:line="259" w:lineRule="auto"/>
+              <w:jc w:val="left"/>
+            </w:pPr>
+            <w:r/>
+            <w:r>
+              <w:rPr>
+                <w:b w:val="0"/>
+                <w:sz w:val="19"/>
+                <w:rFonts w:ascii="Arial" w:hAnsi="Arial" w:eastAsia="Arial" w:cs="Arial"/>
+              </w:rPr>
+              <w:t>调用方按接口找能力，不按模块类型猜实现，支持同能力多实例。</w:t>
+            </w:r>
+          </w:p>
+        </w:tc>
+      </w:tr>
+      <w:tr>
+        <w:trPr/>
+        <w:tc>
+          <w:tcPr>
+            <w:tcW w:type="dxa" w:w="1872"/>
+            <w:vAlign w:val="center"/>
+            <w:tcMar>
+              <w:top w:w="100" w:type="dxa"/>
+              <w:bottom w:w="100" w:type="dxa"/>
+              <w:start w:w="130" w:type="dxa"/>
+              <w:end w:w="130" w:type="dxa"/>
+            </w:tcMar>
+          </w:tcPr>
+          <w:p>
+            <w:pPr>
+              <w:spacing w:after="0" w:line="259" w:lineRule="auto"/>
+              <w:jc w:val="left"/>
+            </w:pPr>
+            <w:r/>
+            <w:r>
+              <w:rPr>
+                <w:b w:val="0"/>
+                <w:sz w:val="19"/>
+                <w:rFonts w:ascii="Arial" w:hAnsi="Arial" w:eastAsia="Arial" w:cs="Arial"/>
+              </w:rPr>
+              <w:t>生命周期基类</w:t>
+            </w:r>
+          </w:p>
+        </w:tc>
+        <w:tc>
+          <w:tcPr>
+            <w:tcW w:type="dxa" w:w="2691"/>
+            <w:vAlign w:val="center"/>
+            <w:tcMar>
+              <w:top w:w="100" w:type="dxa"/>
+              <w:bottom w:w="100" w:type="dxa"/>
+              <w:start w:w="130" w:type="dxa"/>
+              <w:end w:w="130" w:type="dxa"/>
+            </w:tcMar>
+          </w:tcPr>
+          <w:p>
+            <w:pPr>
+              <w:spacing w:after="0" w:line="259" w:lineRule="auto"/>
+              <w:jc w:val="left"/>
+            </w:pPr>
+            <w:r/>
+            <w:r>
+              <w:rPr>
+                <w:b w:val="0"/>
+                <w:sz w:val="19"/>
+                <w:rFonts w:ascii="Arial" w:hAnsi="Arial" w:eastAsia="Arial" w:cs="Arial"/>
+              </w:rPr>
+              <w:t>ModuleBase</w:t>
+            </w:r>
+          </w:p>
+        </w:tc>
+        <w:tc>
+          <w:tcPr>
+            <w:tcW w:type="dxa" w:w="4797"/>
+            <w:vAlign w:val="center"/>
+            <w:tcMar>
+              <w:top w:w="100" w:type="dxa"/>
+              <w:bottom w:w="100" w:type="dxa"/>
+              <w:start w:w="130" w:type="dxa"/>
+              <w:end w:w="130" w:type="dxa"/>
+            </w:tcMar>
+          </w:tcPr>
+          <w:p>
+            <w:pPr>
+              <w:spacing w:after="0" w:line="259" w:lineRule="auto"/>
+              <w:jc w:val="left"/>
+            </w:pPr>
+            <w:r/>
+            <w:r>
+              <w:rPr>
+                <w:b w:val="0"/>
+                <w:sz w:val="19"/>
+                <w:rFonts w:ascii="Arial" w:hAnsi="Arial" w:eastAsia="Arial" w:cs="Arial"/>
+              </w:rPr>
+              <w:t>状态校验和钩子封装在基类，具体模块只写业务初始化/启动/停止。</w:t>
+            </w:r>
+          </w:p>
+        </w:tc>
+      </w:tr>
+      <w:tr>
+        <w:trPr/>
+        <w:tc>
+          <w:tcPr>
+            <w:tcW w:type="dxa" w:w="1872"/>
+            <w:vAlign w:val="center"/>
+            <w:tcMar>
+              <w:top w:w="100" w:type="dxa"/>
+              <w:bottom w:w="100" w:type="dxa"/>
+              <w:start w:w="130" w:type="dxa"/>
+              <w:end w:w="130" w:type="dxa"/>
+            </w:tcMar>
+          </w:tcPr>
+          <w:p>
+            <w:pPr>
+              <w:spacing w:after="0" w:line="259" w:lineRule="auto"/>
+              <w:jc w:val="left"/>
+            </w:pPr>
+            <w:r/>
+            <w:r>
+              <w:rPr>
+                <w:b w:val="0"/>
+                <w:sz w:val="19"/>
+                <w:rFonts w:ascii="Arial" w:hAnsi="Arial" w:eastAsia="Arial" w:cs="Arial"/>
+              </w:rPr>
+              <w:t>业务插件服务</w:t>
+            </w:r>
+          </w:p>
+        </w:tc>
+        <w:tc>
+          <w:tcPr>
+            <w:tcW w:type="dxa" w:w="2691"/>
+            <w:vAlign w:val="center"/>
+            <w:tcMar>
+              <w:top w:w="100" w:type="dxa"/>
+              <w:bottom w:w="100" w:type="dxa"/>
+              <w:start w:w="130" w:type="dxa"/>
+              <w:end w:w="130" w:type="dxa"/>
+            </w:tcMar>
+          </w:tcPr>
+          <w:p>
+            <w:pPr>
+              <w:spacing w:after="0" w:line="259" w:lineRule="auto"/>
+              <w:jc w:val="left"/>
+            </w:pPr>
+            <w:r/>
+            <w:r>
+              <w:rPr>
+                <w:b w:val="0"/>
+                <w:sz w:val="19"/>
+                <w:rFonts w:ascii="Arial" w:hAnsi="Arial" w:eastAsia="Arial" w:cs="Arial"/>
+              </w:rPr>
+              <w:t>IPluginManagerService / PluginState</w:t>
+            </w:r>
+          </w:p>
+        </w:tc>
+        <w:tc>
+          <w:tcPr>
+            <w:tcW w:type="dxa" w:w="4797"/>
+            <w:vAlign w:val="center"/>
+            <w:tcMar>
+              <w:top w:w="100" w:type="dxa"/>
+              <w:bottom w:w="100" w:type="dxa"/>
+              <w:start w:w="130" w:type="dxa"/>
+              <w:end w:w="130" w:type="dxa"/>
+            </w:tcMar>
+          </w:tcPr>
+          <w:p>
+            <w:pPr>
+              <w:spacing w:after="0" w:line="259" w:lineRule="auto"/>
+              <w:jc w:val="left"/>
+            </w:pPr>
+            <w:r/>
+            <w:r>
+              <w:rPr>
+                <w:b w:val="0"/>
+                <w:sz w:val="19"/>
+                <w:rFonts w:ascii="Arial" w:hAnsi="Arial" w:eastAsia="Arial" w:cs="Arial"/>
+              </w:rPr>
+              <w:t>把 SEMI 算法插件管理放在服务接口后面，避免业务层感知 DLL 细节。</w:t>
+            </w:r>
+          </w:p>
+        </w:tc>
+      </w:tr>
+    </w:tbl>
+    <w:tbl>
+      <w:tblPr>
+        <w:tblStyle w:val="TableGrid"/>
+        <w:tblW w:type="dxa" w:w="9360"/>
+        <w:jc w:val="left"/>
+        <w:tblLayout w:type="fixed"/>
+        <w:tblLook w:firstColumn="1" w:firstRow="1" w:lastColumn="0" w:lastRow="0" w:noHBand="0" w:noVBand="1" w:val="04A0"/>
+        <w:tblInd w:type="dxa" w:w="0"/>
+      </w:tblPr>
+      <w:tblGrid>
+        <w:gridCol w:w="1692"/>
+        <w:gridCol w:w="4173"/>
+        <w:gridCol w:w="3495"/>
+      </w:tblGrid>
+      <w:tr>
+        <w:trPr/>
+        <w:tc>
+          <w:tcPr>
+            <w:tcW w:type="dxa" w:w="1692"/>
+            <w:shd w:fill="EEF3F8"/>
+            <w:vAlign w:val="center"/>
+            <w:tcMar>
+              <w:top w:w="100" w:type="dxa"/>
+              <w:bottom w:w="100" w:type="dxa"/>
+              <w:start w:w="130" w:type="dxa"/>
+              <w:end w:w="130" w:type="dxa"/>
+            </w:tcMar>
+          </w:tcPr>
+          <w:p>
+            <w:pPr>
+              <w:spacing w:after="0" w:line="259" w:lineRule="auto"/>
+              <w:jc w:val="left"/>
+            </w:pPr>
+            <w:r/>
+            <w:r>
+              <w:rPr>
+                <w:b/>
+                <w:color w:val="1F4E79"/>
+                <w:sz w:val="18"/>
+                <w:rFonts w:ascii="Arial" w:hAnsi="Arial" w:eastAsia="Arial" w:cs="Arial"/>
               </w:rPr>
               <w:t>对象</w:t>
             </w:r>
@@ -835,25 +988,28 @@
         </w:tc>
         <w:tc>
           <w:tcPr>
-            <w:tcW w:type="dxa" w:w="4650"/>
-            <w:shd w:fill="EAF2F8"/>
+            <w:tcW w:type="dxa" w:w="4173"/>
+            <w:shd w:fill="EEF3F8"/>
+            <w:vAlign w:val="center"/>
             <w:tcMar>
-              <w:top w:w="90" w:type="dxa"/>
-              <w:start w:w="125" w:type="dxa"/>
-              <w:bottom w:w="90" w:type="dxa"/>
-              <w:end w:w="125" w:type="dxa"/>
+              <w:top w:w="100" w:type="dxa"/>
+              <w:bottom w:w="100" w:type="dxa"/>
+              <w:start w:w="130" w:type="dxa"/>
+              <w:end w:w="130" w:type="dxa"/>
             </w:tcMar>
-            <w:vAlign w:val="center"/>
           </w:tcPr>
           <w:p>
             <w:pPr>
-              <w:spacing w:after="40"/>
+              <w:spacing w:after="0" w:line="259" w:lineRule="auto"/>
+              <w:jc w:val="left"/>
             </w:pPr>
+            <w:r/>
             <w:r>
               <w:rPr>
-                <w:rFonts w:ascii="Arial" w:hAnsi="Arial" w:eastAsia="Microsoft YaHei"/>
                 <w:b/>
-                <w:sz w:val="19"/>
+                <w:color w:val="1F4E79"/>
+                <w:sz w:val="18"/>
+                <w:rFonts w:ascii="Arial" w:hAnsi="Arial" w:eastAsia="Arial" w:cs="Arial"/>
               </w:rPr>
               <w:t>职责边界</w:t>
             </w:r>
@@ -861,25 +1017,28 @@
         </w:tc>
         <w:tc>
           <w:tcPr>
-            <w:tcW w:type="dxa" w:w="3110"/>
-            <w:shd w:fill="EAF2F8"/>
+            <w:tcW w:type="dxa" w:w="3495"/>
+            <w:shd w:fill="EEF3F8"/>
+            <w:vAlign w:val="center"/>
             <w:tcMar>
-              <w:top w:w="90" w:type="dxa"/>
-              <w:start w:w="125" w:type="dxa"/>
-              <w:bottom w:w="90" w:type="dxa"/>
-              <w:end w:w="125" w:type="dxa"/>
+              <w:top w:w="100" w:type="dxa"/>
+              <w:bottom w:w="100" w:type="dxa"/>
+              <w:start w:w="130" w:type="dxa"/>
+              <w:end w:w="130" w:type="dxa"/>
             </w:tcMar>
-            <w:vAlign w:val="center"/>
           </w:tcPr>
           <w:p>
             <w:pPr>
-              <w:spacing w:after="40"/>
+              <w:spacing w:after="0" w:line="259" w:lineRule="auto"/>
+              <w:jc w:val="left"/>
             </w:pPr>
+            <w:r/>
             <w:r>
               <w:rPr>
-                <w:rFonts w:ascii="Arial" w:hAnsi="Arial" w:eastAsia="Microsoft YaHei"/>
                 <w:b/>
-                <w:sz w:val="19"/>
+                <w:color w:val="1F4E79"/>
+                <w:sz w:val="18"/>
+                <w:rFonts w:ascii="Arial" w:hAnsi="Arial" w:eastAsia="Arial" w:cs="Arial"/>
               </w:rPr>
               <w:t>不该承担的事</w:t>
             </w:r>
@@ -887,25 +1046,29 @@
         </w:tc>
       </w:tr>
       <w:tr>
+        <w:trPr/>
         <w:tc>
           <w:tcPr>
-            <w:tcW w:type="dxa" w:w="1600"/>
+            <w:tcW w:type="dxa" w:w="1692"/>
+            <w:vAlign w:val="center"/>
             <w:tcMar>
-              <w:top w:w="90" w:type="dxa"/>
-              <w:start w:w="125" w:type="dxa"/>
-              <w:bottom w:w="90" w:type="dxa"/>
-              <w:end w:w="125" w:type="dxa"/>
+              <w:top w:w="100" w:type="dxa"/>
+              <w:bottom w:w="100" w:type="dxa"/>
+              <w:start w:w="130" w:type="dxa"/>
+              <w:end w:w="130" w:type="dxa"/>
             </w:tcMar>
-            <w:vAlign w:val="center"/>
           </w:tcPr>
           <w:p>
             <w:pPr>
-              <w:spacing w:after="40"/>
+              <w:spacing w:after="0" w:line="259" w:lineRule="auto"/>
+              <w:jc w:val="left"/>
             </w:pPr>
+            <w:r/>
             <w:r>
               <w:rPr>
-                <w:rFonts w:ascii="Arial" w:hAnsi="Arial" w:eastAsia="Microsoft YaHei"/>
-                <w:sz w:val="19"/>
+                <w:b w:val="0"/>
+                <w:sz w:val="18"/>
+                <w:rFonts w:ascii="Arial" w:hAnsi="Arial" w:eastAsia="Arial" w:cs="Arial"/>
               </w:rPr>
               <w:t>IContext</w:t>
             </w:r>
@@ -913,23 +1076,26 @@
         </w:tc>
         <w:tc>
           <w:tcPr>
-            <w:tcW w:type="dxa" w:w="4650"/>
+            <w:tcW w:type="dxa" w:w="4173"/>
+            <w:vAlign w:val="center"/>
             <w:tcMar>
-              <w:top w:w="90" w:type="dxa"/>
-              <w:start w:w="125" w:type="dxa"/>
-              <w:bottom w:w="90" w:type="dxa"/>
-              <w:end w:w="125" w:type="dxa"/>
+              <w:top w:w="100" w:type="dxa"/>
+              <w:bottom w:w="100" w:type="dxa"/>
+              <w:start w:w="130" w:type="dxa"/>
+              <w:end w:w="130" w:type="dxa"/>
             </w:tcMar>
-            <w:vAlign w:val="center"/>
           </w:tcPr>
           <w:p>
             <w:pPr>
-              <w:spacing w:after="40"/>
+              <w:spacing w:after="0" w:line="259" w:lineRule="auto"/>
+              <w:jc w:val="left"/>
             </w:pPr>
+            <w:r/>
             <w:r>
               <w:rPr>
-                <w:rFonts w:ascii="Arial" w:hAnsi="Arial" w:eastAsia="Microsoft YaHei"/>
-                <w:sz w:val="19"/>
+                <w:b w:val="0"/>
+                <w:sz w:val="18"/>
+                <w:rFonts w:ascii="Arial" w:hAnsi="Arial" w:eastAsia="Arial" w:cs="Arial"/>
               </w:rPr>
               <w:t>统一门面：暴露模块管理器，驱动 Init/Start/Stop/Fini，按能力查询服务。</w:t>
             </w:r>
@@ -937,23 +1103,26 @@
         </w:tc>
         <w:tc>
           <w:tcPr>
-            <w:tcW w:type="dxa" w:w="3110"/>
+            <w:tcW w:type="dxa" w:w="3495"/>
+            <w:vAlign w:val="center"/>
             <w:tcMar>
-              <w:top w:w="90" w:type="dxa"/>
-              <w:start w:w="125" w:type="dxa"/>
-              <w:bottom w:w="90" w:type="dxa"/>
-              <w:end w:w="125" w:type="dxa"/>
+              <w:top w:w="100" w:type="dxa"/>
+              <w:bottom w:w="100" w:type="dxa"/>
+              <w:start w:w="130" w:type="dxa"/>
+              <w:end w:w="130" w:type="dxa"/>
             </w:tcMar>
-            <w:vAlign w:val="center"/>
           </w:tcPr>
           <w:p>
             <w:pPr>
-              <w:spacing w:after="40"/>
+              <w:spacing w:after="0" w:line="259" w:lineRule="auto"/>
+              <w:jc w:val="left"/>
             </w:pPr>
+            <w:r/>
             <w:r>
               <w:rPr>
-                <w:rFonts w:ascii="Arial" w:hAnsi="Arial" w:eastAsia="Microsoft YaHei"/>
-                <w:sz w:val="19"/>
+                <w:b w:val="0"/>
+                <w:sz w:val="18"/>
+                <w:rFonts w:ascii="Arial" w:hAnsi="Arial" w:eastAsia="Arial" w:cs="Arial"/>
               </w:rPr>
               <w:t>不解析配置、不直接保存插件句柄、不关心模块具体类型。</w:t>
             </w:r>
@@ -961,25 +1130,29 @@
         </w:tc>
       </w:tr>
       <w:tr>
+        <w:trPr/>
         <w:tc>
           <w:tcPr>
-            <w:tcW w:type="dxa" w:w="1600"/>
+            <w:tcW w:type="dxa" w:w="1692"/>
+            <w:vAlign w:val="center"/>
             <w:tcMar>
-              <w:top w:w="90" w:type="dxa"/>
-              <w:start w:w="125" w:type="dxa"/>
-              <w:bottom w:w="90" w:type="dxa"/>
-              <w:end w:w="125" w:type="dxa"/>
+              <w:top w:w="100" w:type="dxa"/>
+              <w:bottom w:w="100" w:type="dxa"/>
+              <w:start w:w="130" w:type="dxa"/>
+              <w:end w:w="130" w:type="dxa"/>
             </w:tcMar>
-            <w:vAlign w:val="center"/>
           </w:tcPr>
           <w:p>
             <w:pPr>
-              <w:spacing w:after="40"/>
+              <w:spacing w:after="0" w:line="259" w:lineRule="auto"/>
+              <w:jc w:val="left"/>
             </w:pPr>
+            <w:r/>
             <w:r>
               <w:rPr>
-                <w:rFonts w:ascii="Arial" w:hAnsi="Arial" w:eastAsia="Microsoft YaHei"/>
-                <w:sz w:val="19"/>
+                <w:b w:val="0"/>
+                <w:sz w:val="18"/>
+                <w:rFonts w:ascii="Arial" w:hAnsi="Arial" w:eastAsia="Arial" w:cs="Arial"/>
               </w:rPr>
               <w:t>IModuleManager</w:t>
             </w:r>
@@ -987,23 +1160,26 @@
         </w:tc>
         <w:tc>
           <w:tcPr>
-            <w:tcW w:type="dxa" w:w="4650"/>
+            <w:tcW w:type="dxa" w:w="4173"/>
+            <w:vAlign w:val="center"/>
             <w:tcMar>
-              <w:top w:w="90" w:type="dxa"/>
-              <w:start w:w="125" w:type="dxa"/>
-              <w:bottom w:w="90" w:type="dxa"/>
-              <w:end w:w="125" w:type="dxa"/>
+              <w:top w:w="100" w:type="dxa"/>
+              <w:bottom w:w="100" w:type="dxa"/>
+              <w:start w:w="130" w:type="dxa"/>
+              <w:end w:w="130" w:type="dxa"/>
             </w:tcMar>
-            <w:vAlign w:val="center"/>
           </w:tcPr>
           <w:p>
             <w:pPr>
-              <w:spacing w:after="40"/>
+              <w:spacing w:after="0" w:line="259" w:lineRule="auto"/>
+              <w:jc w:val="left"/>
             </w:pPr>
+            <w:r/>
             <w:r>
               <w:rPr>
-                <w:rFonts w:ascii="Arial" w:hAnsi="Arial" w:eastAsia="Microsoft YaHei"/>
-                <w:sz w:val="19"/>
+                <w:b w:val="0"/>
+                <w:sz w:val="18"/>
+                <w:rFonts w:ascii="Arial" w:hAnsi="Arial" w:eastAsia="Arial" w:cs="Arial"/>
               </w:rPr>
               <w:t>模块级管理：加载配置、创建模块实例、保存模块配置、驱动生命周期、按实例名查询模块。</w:t>
             </w:r>
@@ -1011,23 +1187,26 @@
         </w:tc>
         <w:tc>
           <w:tcPr>
-            <w:tcW w:type="dxa" w:w="3110"/>
+            <w:tcW w:type="dxa" w:w="3495"/>
+            <w:vAlign w:val="center"/>
             <w:tcMar>
-              <w:top w:w="90" w:type="dxa"/>
-              <w:start w:w="125" w:type="dxa"/>
-              <w:bottom w:w="90" w:type="dxa"/>
-              <w:end w:w="125" w:type="dxa"/>
+              <w:top w:w="100" w:type="dxa"/>
+              <w:bottom w:w="100" w:type="dxa"/>
+              <w:start w:w="130" w:type="dxa"/>
+              <w:end w:w="130" w:type="dxa"/>
             </w:tcMar>
-            <w:vAlign w:val="center"/>
           </w:tcPr>
           <w:p>
             <w:pPr>
-              <w:spacing w:after="40"/>
+              <w:spacing w:after="0" w:line="259" w:lineRule="auto"/>
+              <w:jc w:val="left"/>
             </w:pPr>
+            <w:r/>
             <w:r>
               <w:rPr>
-                <w:rFonts w:ascii="Arial" w:hAnsi="Arial" w:eastAsia="Microsoft YaHei"/>
-                <w:sz w:val="19"/>
+                <w:b w:val="0"/>
+                <w:sz w:val="18"/>
+                <w:rFonts w:ascii="Arial" w:hAnsi="Arial" w:eastAsia="Arial" w:cs="Arial"/>
               </w:rPr>
               <w:t>不作为业务服务入口，不替代 IContext::GetService。</w:t>
             </w:r>
@@ -1035,25 +1214,29 @@
         </w:tc>
       </w:tr>
       <w:tr>
+        <w:trPr/>
         <w:tc>
           <w:tcPr>
-            <w:tcW w:type="dxa" w:w="1600"/>
+            <w:tcW w:type="dxa" w:w="1692"/>
+            <w:vAlign w:val="center"/>
             <w:tcMar>
-              <w:top w:w="90" w:type="dxa"/>
-              <w:start w:w="125" w:type="dxa"/>
-              <w:bottom w:w="90" w:type="dxa"/>
-              <w:end w:w="125" w:type="dxa"/>
+              <w:top w:w="100" w:type="dxa"/>
+              <w:bottom w:w="100" w:type="dxa"/>
+              <w:start w:w="130" w:type="dxa"/>
+              <w:end w:w="130" w:type="dxa"/>
             </w:tcMar>
-            <w:vAlign w:val="center"/>
           </w:tcPr>
           <w:p>
             <w:pPr>
-              <w:spacing w:after="40"/>
+              <w:spacing w:after="0" w:line="259" w:lineRule="auto"/>
+              <w:jc w:val="left"/>
             </w:pPr>
+            <w:r/>
             <w:r>
               <w:rPr>
-                <w:rFonts w:ascii="Arial" w:hAnsi="Arial" w:eastAsia="Microsoft YaHei"/>
-                <w:sz w:val="19"/>
+                <w:b w:val="0"/>
+                <w:sz w:val="18"/>
+                <w:rFonts w:ascii="Arial" w:hAnsi="Arial" w:eastAsia="Arial" w:cs="Arial"/>
               </w:rPr>
               <w:t>IModule</w:t>
             </w:r>
@@ -1061,23 +1244,26 @@
         </w:tc>
         <w:tc>
           <w:tcPr>
-            <w:tcW w:type="dxa" w:w="4650"/>
+            <w:tcW w:type="dxa" w:w="4173"/>
+            <w:vAlign w:val="center"/>
             <w:tcMar>
-              <w:top w:w="90" w:type="dxa"/>
-              <w:start w:w="125" w:type="dxa"/>
-              <w:bottom w:w="90" w:type="dxa"/>
-              <w:end w:w="125" w:type="dxa"/>
+              <w:top w:w="100" w:type="dxa"/>
+              <w:bottom w:w="100" w:type="dxa"/>
+              <w:start w:w="130" w:type="dxa"/>
+              <w:end w:w="130" w:type="dxa"/>
             </w:tcMar>
-            <w:vAlign w:val="center"/>
           </w:tcPr>
           <w:p>
             <w:pPr>
-              <w:spacing w:after="40"/>
+              <w:spacing w:after="0" w:line="259" w:lineRule="auto"/>
+              <w:jc w:val="left"/>
             </w:pPr>
+            <w:r/>
             <w:r>
               <w:rPr>
-                <w:rFonts w:ascii="Arial" w:hAnsi="Arial" w:eastAsia="Microsoft YaHei"/>
-                <w:sz w:val="19"/>
+                <w:b w:val="0"/>
+                <w:sz w:val="18"/>
+                <w:rFonts w:ascii="Arial" w:hAnsi="Arial" w:eastAsia="Arial" w:cs="Arial"/>
               </w:rPr>
               <w:t>模块运行时抽象：提供实例名、类型、版本和生命周期接口。</w:t>
             </w:r>
@@ -1085,23 +1271,26 @@
         </w:tc>
         <w:tc>
           <w:tcPr>
-            <w:tcW w:type="dxa" w:w="3110"/>
+            <w:tcW w:type="dxa" w:w="3495"/>
+            <w:vAlign w:val="center"/>
             <w:tcMar>
-              <w:top w:w="90" w:type="dxa"/>
-              <w:start w:w="125" w:type="dxa"/>
-              <w:bottom w:w="90" w:type="dxa"/>
-              <w:end w:w="125" w:type="dxa"/>
+              <w:top w:w="100" w:type="dxa"/>
+              <w:bottom w:w="100" w:type="dxa"/>
+              <w:start w:w="130" w:type="dxa"/>
+              <w:end w:w="130" w:type="dxa"/>
             </w:tcMar>
-            <w:vAlign w:val="center"/>
           </w:tcPr>
           <w:p>
             <w:pPr>
-              <w:spacing w:after="40"/>
+              <w:spacing w:after="0" w:line="259" w:lineRule="auto"/>
+              <w:jc w:val="left"/>
             </w:pPr>
+            <w:r/>
             <w:r>
               <w:rPr>
-                <w:rFonts w:ascii="Arial" w:hAnsi="Arial" w:eastAsia="Microsoft YaHei"/>
-                <w:sz w:val="19"/>
+                <w:b w:val="0"/>
+                <w:sz w:val="18"/>
+                <w:rFonts w:ascii="Arial" w:hAnsi="Arial" w:eastAsia="Arial" w:cs="Arial"/>
               </w:rPr>
               <w:t>不表达业务能力本身，业务能力应通过独立服务接口声明。</w:t>
             </w:r>
@@ -1109,25 +1298,29 @@
         </w:tc>
       </w:tr>
       <w:tr>
+        <w:trPr/>
         <w:tc>
           <w:tcPr>
-            <w:tcW w:type="dxa" w:w="1600"/>
+            <w:tcW w:type="dxa" w:w="1692"/>
+            <w:vAlign w:val="center"/>
             <w:tcMar>
-              <w:top w:w="90" w:type="dxa"/>
-              <w:start w:w="125" w:type="dxa"/>
-              <w:bottom w:w="90" w:type="dxa"/>
-              <w:end w:w="125" w:type="dxa"/>
+              <w:top w:w="100" w:type="dxa"/>
+              <w:bottom w:w="100" w:type="dxa"/>
+              <w:start w:w="130" w:type="dxa"/>
+              <w:end w:w="130" w:type="dxa"/>
             </w:tcMar>
-            <w:vAlign w:val="center"/>
           </w:tcPr>
           <w:p>
             <w:pPr>
-              <w:spacing w:after="40"/>
+              <w:spacing w:after="0" w:line="259" w:lineRule="auto"/>
+              <w:jc w:val="left"/>
             </w:pPr>
+            <w:r/>
             <w:r>
               <w:rPr>
-                <w:rFonts w:ascii="Arial" w:hAnsi="Arial" w:eastAsia="Microsoft YaHei"/>
-                <w:sz w:val="19"/>
+                <w:b w:val="0"/>
+                <w:sz w:val="18"/>
+                <w:rFonts w:ascii="Arial" w:hAnsi="Arial" w:eastAsia="Arial" w:cs="Arial"/>
               </w:rPr>
               <w:t>ModuleBase</w:t>
             </w:r>
@@ -1135,23 +1328,26 @@
         </w:tc>
         <w:tc>
           <w:tcPr>
-            <w:tcW w:type="dxa" w:w="4650"/>
+            <w:tcW w:type="dxa" w:w="4173"/>
+            <w:vAlign w:val="center"/>
             <w:tcMar>
-              <w:top w:w="90" w:type="dxa"/>
-              <w:start w:w="125" w:type="dxa"/>
-              <w:bottom w:w="90" w:type="dxa"/>
-              <w:end w:w="125" w:type="dxa"/>
+              <w:top w:w="100" w:type="dxa"/>
+              <w:bottom w:w="100" w:type="dxa"/>
+              <w:start w:w="130" w:type="dxa"/>
+              <w:end w:w="130" w:type="dxa"/>
             </w:tcMar>
-            <w:vAlign w:val="center"/>
           </w:tcPr>
           <w:p>
             <w:pPr>
-              <w:spacing w:after="40"/>
+              <w:spacing w:after="0" w:line="259" w:lineRule="auto"/>
+              <w:jc w:val="left"/>
             </w:pPr>
+            <w:r/>
             <w:r>
               <w:rPr>
-                <w:rFonts w:ascii="Arial" w:hAnsi="Arial" w:eastAsia="Microsoft YaHei"/>
-                <w:sz w:val="19"/>
+                <w:b w:val="0"/>
+                <w:sz w:val="18"/>
+                <w:rFonts w:ascii="Arial" w:hAnsi="Arial" w:eastAsia="Arial" w:cs="Arial"/>
               </w:rPr>
               <w:t>默认生命周期状态机：保存上下文，包装 OnInit/OnStart/OnStop/OnFini。</w:t>
             </w:r>
@@ -1159,23 +1355,26 @@
         </w:tc>
         <w:tc>
           <w:tcPr>
-            <w:tcW w:type="dxa" w:w="3110"/>
+            <w:tcW w:type="dxa" w:w="3495"/>
+            <w:vAlign w:val="center"/>
             <w:tcMar>
-              <w:top w:w="90" w:type="dxa"/>
-              <w:start w:w="125" w:type="dxa"/>
-              <w:bottom w:w="90" w:type="dxa"/>
-              <w:end w:w="125" w:type="dxa"/>
+              <w:top w:w="100" w:type="dxa"/>
+              <w:bottom w:w="100" w:type="dxa"/>
+              <w:start w:w="130" w:type="dxa"/>
+              <w:end w:w="130" w:type="dxa"/>
             </w:tcMar>
-            <w:vAlign w:val="center"/>
           </w:tcPr>
           <w:p>
             <w:pPr>
-              <w:spacing w:after="40"/>
+              <w:spacing w:after="0" w:line="259" w:lineRule="auto"/>
+              <w:jc w:val="left"/>
             </w:pPr>
+            <w:r/>
             <w:r>
               <w:rPr>
-                <w:rFonts w:ascii="Arial" w:hAnsi="Arial" w:eastAsia="Microsoft YaHei"/>
-                <w:sz w:val="19"/>
+                <w:b w:val="0"/>
+                <w:sz w:val="18"/>
+                <w:rFonts w:ascii="Arial" w:hAnsi="Arial" w:eastAsia="Arial" w:cs="Arial"/>
               </w:rPr>
               <w:t>不替具体模块决定资源内容和业务线程模型。</w:t>
             </w:r>
@@ -1183,25 +1382,113 @@
         </w:tc>
       </w:tr>
       <w:tr>
+        <w:trPr/>
         <w:tc>
           <w:tcPr>
-            <w:tcW w:type="dxa" w:w="1600"/>
+            <w:tcW w:type="dxa" w:w="1692"/>
+            <w:vAlign w:val="center"/>
             <w:tcMar>
-              <w:top w:w="90" w:type="dxa"/>
-              <w:start w:w="125" w:type="dxa"/>
-              <w:bottom w:w="90" w:type="dxa"/>
-              <w:end w:w="125" w:type="dxa"/>
+              <w:top w:w="100" w:type="dxa"/>
+              <w:bottom w:w="100" w:type="dxa"/>
+              <w:start w:w="130" w:type="dxa"/>
+              <w:end w:w="130" w:type="dxa"/>
             </w:tcMar>
-            <w:vAlign w:val="center"/>
           </w:tcPr>
           <w:p>
             <w:pPr>
-              <w:spacing w:after="40"/>
+              <w:spacing w:after="0" w:line="259" w:lineRule="auto"/>
+              <w:jc w:val="left"/>
             </w:pPr>
+            <w:r/>
             <w:r>
               <w:rPr>
-                <w:rFonts w:ascii="Arial" w:hAnsi="Arial" w:eastAsia="Microsoft YaHei"/>
-                <w:sz w:val="19"/>
+                <w:b w:val="0"/>
+                <w:sz w:val="18"/>
+                <w:rFonts w:ascii="Arial" w:hAnsi="Arial" w:eastAsia="Arial" w:cs="Arial"/>
+              </w:rPr>
+              <w:t>ModuleFactory.h</w:t>
+            </w:r>
+          </w:p>
+        </w:tc>
+        <w:tc>
+          <w:tcPr>
+            <w:tcW w:type="dxa" w:w="4173"/>
+            <w:vAlign w:val="center"/>
+            <w:tcMar>
+              <w:top w:w="100" w:type="dxa"/>
+              <w:bottom w:w="100" w:type="dxa"/>
+              <w:start w:w="130" w:type="dxa"/>
+              <w:end w:w="130" w:type="dxa"/>
+            </w:tcMar>
+          </w:tcPr>
+          <w:p>
+            <w:pPr>
+              <w:spacing w:after="0" w:line="259" w:lineRule="auto"/>
+              <w:jc w:val="left"/>
+            </w:pPr>
+            <w:r/>
+            <w:r>
+              <w:rPr>
+                <w:b w:val="0"/>
+                <w:sz w:val="18"/>
+                <w:rFonts w:ascii="Arial" w:hAnsi="Arial" w:eastAsia="Arial" w:cs="Arial"/>
+              </w:rPr>
+              <w:t>公开模块插件 ABI 宏：导出 GetPluginApiVersion、CreatePlugin、DestroyPlugin。</w:t>
+            </w:r>
+          </w:p>
+        </w:tc>
+        <w:tc>
+          <w:tcPr>
+            <w:tcW w:type="dxa" w:w="3495"/>
+            <w:vAlign w:val="center"/>
+            <w:tcMar>
+              <w:top w:w="100" w:type="dxa"/>
+              <w:bottom w:w="100" w:type="dxa"/>
+              <w:start w:w="130" w:type="dxa"/>
+              <w:end w:w="130" w:type="dxa"/>
+            </w:tcMar>
+          </w:tcPr>
+          <w:p>
+            <w:pPr>
+              <w:spacing w:after="0" w:line="259" w:lineRule="auto"/>
+              <w:jc w:val="left"/>
+            </w:pPr>
+            <w:r/>
+            <w:r>
+              <w:rPr>
+                <w:b w:val="0"/>
+                <w:sz w:val="18"/>
+                <w:rFonts w:ascii="Arial" w:hAnsi="Arial" w:eastAsia="Arial" w:cs="Arial"/>
+              </w:rPr>
+              <w:t>不保存插件实例，不参与服务发现，不表达业务算法插件协议。</w:t>
+            </w:r>
+          </w:p>
+        </w:tc>
+      </w:tr>
+      <w:tr>
+        <w:trPr/>
+        <w:tc>
+          <w:tcPr>
+            <w:tcW w:type="dxa" w:w="1692"/>
+            <w:vAlign w:val="center"/>
+            <w:tcMar>
+              <w:top w:w="100" w:type="dxa"/>
+              <w:bottom w:w="100" w:type="dxa"/>
+              <w:start w:w="130" w:type="dxa"/>
+              <w:end w:w="130" w:type="dxa"/>
+            </w:tcMar>
+          </w:tcPr>
+          <w:p>
+            <w:pPr>
+              <w:spacing w:after="0" w:line="259" w:lineRule="auto"/>
+              <w:jc w:val="left"/>
+            </w:pPr>
+            <w:r/>
+            <w:r>
+              <w:rPr>
+                <w:b w:val="0"/>
+                <w:sz w:val="18"/>
+                <w:rFonts w:ascii="Arial" w:hAnsi="Arial" w:eastAsia="Arial" w:cs="Arial"/>
               </w:rPr>
               <w:t>ServiceRegistry</w:t>
             </w:r>
@@ -1209,23 +1496,26 @@
         </w:tc>
         <w:tc>
           <w:tcPr>
-            <w:tcW w:type="dxa" w:w="4650"/>
+            <w:tcW w:type="dxa" w:w="4173"/>
+            <w:vAlign w:val="center"/>
             <w:tcMar>
-              <w:top w:w="90" w:type="dxa"/>
-              <w:start w:w="125" w:type="dxa"/>
-              <w:bottom w:w="90" w:type="dxa"/>
-              <w:end w:w="125" w:type="dxa"/>
+              <w:top w:w="100" w:type="dxa"/>
+              <w:bottom w:w="100" w:type="dxa"/>
+              <w:start w:w="130" w:type="dxa"/>
+              <w:end w:w="130" w:type="dxa"/>
             </w:tcMar>
-            <w:vAlign w:val="center"/>
           </w:tcPr>
           <w:p>
             <w:pPr>
-              <w:spacing w:after="40"/>
+              <w:spacing w:after="0" w:line="259" w:lineRule="auto"/>
+              <w:jc w:val="left"/>
             </w:pPr>
+            <w:r/>
             <w:r>
               <w:rPr>
-                <w:rFonts w:ascii="Arial" w:hAnsi="Arial" w:eastAsia="Microsoft YaHei"/>
-                <w:sz w:val="19"/>
+                <w:b w:val="0"/>
+                <w:sz w:val="18"/>
+                <w:rFonts w:ascii="Arial" w:hAnsi="Arial" w:eastAsia="Arial" w:cs="Arial"/>
               </w:rPr>
               <w:t>能力索引：保存服务键、实例名、模块指针之间的映射。</w:t>
             </w:r>
@@ -1233,49 +1523,136 @@
         </w:tc>
         <w:tc>
           <w:tcPr>
-            <w:tcW w:type="dxa" w:w="3110"/>
+            <w:tcW w:type="dxa" w:w="3495"/>
+            <w:vAlign w:val="center"/>
             <w:tcMar>
-              <w:top w:w="90" w:type="dxa"/>
-              <w:start w:w="125" w:type="dxa"/>
-              <w:bottom w:w="90" w:type="dxa"/>
-              <w:end w:w="125" w:type="dxa"/>
+              <w:top w:w="100" w:type="dxa"/>
+              <w:bottom w:w="100" w:type="dxa"/>
+              <w:start w:w="130" w:type="dxa"/>
+              <w:end w:w="130" w:type="dxa"/>
             </w:tcMar>
-            <w:vAlign w:val="center"/>
           </w:tcPr>
           <w:p>
             <w:pPr>
-              <w:spacing w:after="40"/>
+              <w:spacing w:after="0" w:line="259" w:lineRule="auto"/>
+              <w:jc w:val="left"/>
             </w:pPr>
+            <w:r/>
             <w:r>
               <w:rPr>
-                <w:rFonts w:ascii="Arial" w:hAnsi="Arial" w:eastAsia="Microsoft YaHei"/>
-                <w:sz w:val="19"/>
+                <w:b w:val="0"/>
+                <w:sz w:val="18"/>
+                <w:rFonts w:ascii="Arial" w:hAnsi="Arial" w:eastAsia="Arial" w:cs="Arial"/>
               </w:rPr>
               <w:t>不拥有模块对象，不负责动态库生命周期。</w:t>
             </w:r>
           </w:p>
         </w:tc>
       </w:tr>
+      <w:tr>
+        <w:trPr/>
+        <w:tc>
+          <w:tcPr>
+            <w:tcW w:type="dxa" w:w="1692"/>
+            <w:vAlign w:val="center"/>
+            <w:tcMar>
+              <w:top w:w="100" w:type="dxa"/>
+              <w:bottom w:w="100" w:type="dxa"/>
+              <w:start w:w="130" w:type="dxa"/>
+              <w:end w:w="130" w:type="dxa"/>
+            </w:tcMar>
+          </w:tcPr>
+          <w:p>
+            <w:pPr>
+              <w:spacing w:after="0" w:line="259" w:lineRule="auto"/>
+              <w:jc w:val="left"/>
+            </w:pPr>
+            <w:r/>
+            <w:r>
+              <w:rPr>
+                <w:b w:val="0"/>
+                <w:sz w:val="18"/>
+                <w:rFonts w:ascii="Arial" w:hAnsi="Arial" w:eastAsia="Arial" w:cs="Arial"/>
+              </w:rPr>
+              <w:t>IPluginManagerService</w:t>
+            </w:r>
+          </w:p>
+        </w:tc>
+        <w:tc>
+          <w:tcPr>
+            <w:tcW w:type="dxa" w:w="4173"/>
+            <w:vAlign w:val="center"/>
+            <w:tcMar>
+              <w:top w:w="100" w:type="dxa"/>
+              <w:bottom w:w="100" w:type="dxa"/>
+              <w:start w:w="130" w:type="dxa"/>
+              <w:end w:w="130" w:type="dxa"/>
+            </w:tcMar>
+          </w:tcPr>
+          <w:p>
+            <w:pPr>
+              <w:spacing w:after="0" w:line="259" w:lineRule="auto"/>
+              <w:jc w:val="left"/>
+            </w:pPr>
+            <w:r/>
+            <w:r>
+              <w:rPr>
+                <w:b w:val="0"/>
+                <w:sz w:val="18"/>
+                <w:rFonts w:ascii="Arial" w:hAnsi="Arial" w:eastAsia="Arial" w:cs="Arial"/>
+              </w:rPr>
+              <w:t>业务/算法插件管理能力：按名称查询算法插件状态和类型化接口。</w:t>
+            </w:r>
+          </w:p>
+        </w:tc>
+        <w:tc>
+          <w:tcPr>
+            <w:tcW w:type="dxa" w:w="3495"/>
+            <w:vAlign w:val="center"/>
+            <w:tcMar>
+              <w:top w:w="100" w:type="dxa"/>
+              <w:bottom w:w="100" w:type="dxa"/>
+              <w:start w:w="130" w:type="dxa"/>
+              <w:end w:w="130" w:type="dxa"/>
+            </w:tcMar>
+          </w:tcPr>
+          <w:p>
+            <w:pPr>
+              <w:spacing w:after="0" w:line="259" w:lineRule="auto"/>
+              <w:jc w:val="left"/>
+            </w:pPr>
+            <w:r/>
+            <w:r>
+              <w:rPr>
+                <w:b w:val="0"/>
+                <w:sz w:val="18"/>
+                <w:rFonts w:ascii="Arial" w:hAnsi="Arial" w:eastAsia="Arial" w:cs="Arial"/>
+              </w:rPr>
+              <w:t>不加载框架模块，不替代 ModuleManager。</w:t>
+            </w:r>
+          </w:p>
+        </w:tc>
+      </w:tr>
     </w:tbl>
-    <w:p/>
     <w:p>
       <w:pPr>
         <w:pStyle w:val="Heading1"/>
+        <w:keepNext/>
       </w:pPr>
       <w:r>
-        <w:rPr>
-          <w:rFonts w:ascii="Arial" w:hAnsi="Arial" w:eastAsia="Microsoft YaHei"/>
-        </w:rPr>
         <w:t>3. 运行时主流程</w:t>
       </w:r>
     </w:p>
     <w:p>
       <w:pPr>
         <w:pStyle w:val="ListBullet"/>
+        <w:spacing w:after="120"/>
+        <w:ind w:left="720" w:hanging="360"/>
       </w:pPr>
       <w:r>
         <w:rPr>
-          <w:rFonts w:ascii="Arial" w:hAnsi="Arial" w:eastAsia="Microsoft YaHei"/>
+          <w:sz w:val="22"/>
+          <w:rFonts w:ascii="Arial" w:hAnsi="Arial" w:eastAsia="Arial" w:cs="Arial"/>
         </w:rPr>
         <w:t>调用方通过 IContext::Instance() 获取默认上下文，并从 ModuleManager() 取得模块管理器。</w:t>
       </w:r>
@@ -1283,10 +1660,13 @@
     <w:p>
       <w:pPr>
         <w:pStyle w:val="ListBullet"/>
+        <w:spacing w:after="120"/>
+        <w:ind w:left="720" w:hanging="360"/>
       </w:pPr>
       <w:r>
         <w:rPr>
-          <w:rFonts w:ascii="Arial" w:hAnsi="Arial" w:eastAsia="Microsoft YaHei"/>
+          <w:sz w:val="22"/>
+          <w:rFonts w:ascii="Arial" w:hAnsi="Arial" w:eastAsia="Arial" w:cs="Arial"/>
         </w:rPr>
         <w:t>模块管理器读取 schema_version=2 的配置文件，解析 modules 数组。</w:t>
       </w:r>
@@ -1294,10 +1674,13 @@
     <w:p>
       <w:pPr>
         <w:pStyle w:val="ListBullet"/>
+        <w:spacing w:after="120"/>
+        <w:ind w:left="720" w:hanging="360"/>
       </w:pPr>
       <w:r>
         <w:rPr>
-          <w:rFonts w:ascii="Arial" w:hAnsi="Arial" w:eastAsia="Microsoft YaHei"/>
+          <w:sz w:val="22"/>
+          <w:rFonts w:ascii="Arial" w:hAnsi="Arial" w:eastAsia="Arial" w:cs="Arial"/>
         </w:rPr>
         <w:t>每个模块条目先转换为 ModuleConfigSpec，并把相对 library_path 归一化为绝对路径。</w:t>
       </w:r>
@@ -1305,21 +1688,41 @@
     <w:p>
       <w:pPr>
         <w:pStyle w:val="ListBullet"/>
+        <w:spacing w:after="120"/>
+        <w:ind w:left="720" w:hanging="360"/>
       </w:pPr>
       <w:r>
         <w:rPr>
-          <w:rFonts w:ascii="Arial" w:hAnsi="Arial" w:eastAsia="Microsoft YaHei"/>
+          <w:sz w:val="22"/>
+          <w:rFonts w:ascii="Arial" w:hAnsi="Arial" w:eastAsia="Arial" w:cs="Arial"/>
         </w:rPr>
-        <w:t>ModuleManager 使用 PluginLoader 打开动态库并创建 IModule 实例。</w:t>
+        <w:t>模块动态库通过 ModuleFactory.h 导出的固定符号暴露创建/销毁入口。</w:t>
       </w:r>
     </w:p>
     <w:p>
       <w:pPr>
         <w:pStyle w:val="ListBullet"/>
+        <w:spacing w:after="120"/>
+        <w:ind w:left="720" w:hanging="360"/>
       </w:pPr>
       <w:r>
         <w:rPr>
-          <w:rFonts w:ascii="Arial" w:hAnsi="Arial" w:eastAsia="Microsoft YaHei"/>
+          <w:sz w:val="22"/>
+          <w:rFonts w:ascii="Arial" w:hAnsi="Arial" w:eastAsia="Arial" w:cs="Arial"/>
+        </w:rPr>
+        <w:t>ModuleManager 使用 PluginLoader 打开动态库，校验 GetPluginApiVersion()，再调用 CreatePlugin() 创建 IModule 实例。</w:t>
+      </w:r>
+    </w:p>
+    <w:p>
+      <w:pPr>
+        <w:pStyle w:val="ListBullet"/>
+        <w:spacing w:after="120"/>
+        <w:ind w:left="720" w:hanging="360"/>
+      </w:pPr>
+      <w:r>
+        <w:rPr>
+          <w:sz w:val="22"/>
+          <w:rFonts w:ascii="Arial" w:hAnsi="Arial" w:eastAsia="Arial" w:cs="Arial"/>
         </w:rPr>
         <w:t>框架注入配置中的 name，并校验运行时 ModuleType() 是否等于配置 type。</w:t>
       </w:r>
@@ -1327,10 +1730,13 @@
     <w:p>
       <w:pPr>
         <w:pStyle w:val="ListBullet"/>
+        <w:spacing w:after="120"/>
+        <w:ind w:left="720" w:hanging="360"/>
       </w:pPr>
       <w:r>
         <w:rPr>
-          <w:rFonts w:ascii="Arial" w:hAnsi="Arial" w:eastAsia="Microsoft YaHei"/>
+          <w:sz w:val="22"/>
+          <w:rFonts w:ascii="Arial" w:hAnsi="Arial" w:eastAsia="Arial" w:cs="Arial"/>
         </w:rPr>
         <w:t>批量加载采用两阶段提交：所有模块创建和校验成功后，才写入模块表、顺序表和配置表。</w:t>
       </w:r>
@@ -1338,10 +1744,13 @@
     <w:p>
       <w:pPr>
         <w:pStyle w:val="ListBullet"/>
+        <w:spacing w:after="120"/>
+        <w:ind w:left="720" w:hanging="360"/>
       </w:pPr>
       <w:r>
         <w:rPr>
-          <w:rFonts w:ascii="Arial" w:hAnsi="Arial" w:eastAsia="Microsoft YaHei"/>
+          <w:sz w:val="22"/>
+          <w:rFonts w:ascii="Arial" w:hAnsi="Arial" w:eastAsia="Arial" w:cs="Arial"/>
         </w:rPr>
         <w:t>StoreLoadedModule 保存模块句柄，并通过 ServiceRegistry 登记该模块实现的已知服务接口。</w:t>
       </w:r>
@@ -1349,10 +1758,13 @@
     <w:p>
       <w:pPr>
         <w:pStyle w:val="ListBullet"/>
+        <w:spacing w:after="120"/>
+        <w:ind w:left="720" w:hanging="360"/>
       </w:pPr>
       <w:r>
         <w:rPr>
-          <w:rFonts w:ascii="Arial" w:hAnsi="Arial" w:eastAsia="Microsoft YaHei"/>
+          <w:sz w:val="22"/>
+          <w:rFonts w:ascii="Arial" w:hAnsi="Arial" w:eastAsia="Arial" w:cs="Arial"/>
         </w:rPr>
         <w:t>Init/Start 按装载顺序执行；Stop/Fini 按逆序执行。</w:t>
       </w:r>
@@ -1360,31 +1772,32 @@
     <w:p>
       <w:pPr>
         <w:pStyle w:val="ListBullet"/>
+        <w:spacing w:after="120"/>
+        <w:ind w:left="720" w:hanging="360"/>
       </w:pPr>
       <w:r>
         <w:rPr>
-          <w:rFonts w:ascii="Arial" w:hAnsi="Arial" w:eastAsia="Microsoft YaHei"/>
+          <w:sz w:val="22"/>
+          <w:rFonts w:ascii="Arial" w:hAnsi="Arial" w:eastAsia="Arial" w:cs="Arial"/>
         </w:rPr>
         <w:t>业务调用方通过 IContext::GetService&lt;T&gt;() 取得能力接口，而不是直接依赖模块实现。</w:t>
       </w:r>
     </w:p>
     <w:p>
+      <w:pPr>
+        <w:spacing w:after="0"/>
+      </w:pPr>
       <w:r>
-        <w:rPr>
-          <w:rFonts w:ascii="Arial" w:hAnsi="Arial" w:eastAsia="Microsoft YaHei"/>
-        </w:rPr>
         <w:br w:type="page"/>
       </w:r>
     </w:p>
     <w:p>
       <w:pPr>
         <w:pStyle w:val="Heading1"/>
+        <w:keepNext/>
       </w:pPr>
       <w:r>
-        <w:rPr>
-          <w:rFonts w:ascii="Arial" w:hAnsi="Arial" w:eastAsia="Microsoft YaHei"/>
-        </w:rPr>
-        <w:t>4. 生命周期语义</w:t>
+        <w:t>4. 插件化边界：两个 plugin 不要混淆</w:t>
       </w:r>
     </w:p>
     <w:tbl>
@@ -1394,709 +1807,375 @@
         <w:jc w:val="left"/>
         <w:tblLayout w:type="fixed"/>
         <w:tblLook w:firstColumn="1" w:firstRow="1" w:lastColumn="0" w:lastRow="0" w:noHBand="0" w:noVBand="1" w:val="04A0"/>
-        <w:tblBorders>
-          <w:top w:val="single" w:sz="6" w:space="0" w:color="D9E2F3"/>
-          <w:left w:val="single" w:sz="6" w:space="0" w:color="D9E2F3"/>
-          <w:bottom w:val="single" w:sz="6" w:space="0" w:color="D9E2F3"/>
-          <w:right w:val="single" w:sz="6" w:space="0" w:color="D9E2F3"/>
-          <w:insideH w:val="single" w:sz="6" w:space="0" w:color="D9E2F3"/>
-          <w:insideV w:val="single" w:sz="6" w:space="0" w:color="D9E2F3"/>
-        </w:tblBorders>
+        <w:tblInd w:type="dxa" w:w="0"/>
       </w:tblPr>
       <w:tblGrid>
-        <w:gridCol w:w="1250"/>
-        <w:gridCol w:w="2100"/>
-        <w:gridCol w:w="1850"/>
-        <w:gridCol w:w="4160"/>
+        <w:gridCol w:w="1768"/>
+        <w:gridCol w:w="3120"/>
+        <w:gridCol w:w="4472"/>
       </w:tblGrid>
       <w:tr>
-        <w:trPr>
-          <w:tblHeader w:val="true"/>
-        </w:trPr>
+        <w:trPr/>
         <w:tc>
           <w:tcPr>
-            <w:tcW w:type="dxa" w:w="1250"/>
-            <w:shd w:fill="EAF2F8"/>
+            <w:tcW w:type="dxa" w:w="1768"/>
+            <w:shd w:fill="EEF3F8"/>
+            <w:vAlign w:val="center"/>
             <w:tcMar>
-              <w:top w:w="90" w:type="dxa"/>
-              <w:start w:w="125" w:type="dxa"/>
-              <w:bottom w:w="90" w:type="dxa"/>
-              <w:end w:w="125" w:type="dxa"/>
+              <w:top w:w="100" w:type="dxa"/>
+              <w:bottom w:w="100" w:type="dxa"/>
+              <w:start w:w="130" w:type="dxa"/>
+              <w:end w:w="130" w:type="dxa"/>
             </w:tcMar>
-            <w:vAlign w:val="center"/>
           </w:tcPr>
           <w:p>
             <w:pPr>
-              <w:spacing w:after="40"/>
+              <w:spacing w:after="0" w:line="259" w:lineRule="auto"/>
+              <w:jc w:val="left"/>
             </w:pPr>
+            <w:r/>
             <w:r>
               <w:rPr>
-                <w:rFonts w:ascii="Arial" w:hAnsi="Arial" w:eastAsia="Microsoft YaHei"/>
                 <w:b/>
-                <w:sz w:val="19"/>
+                <w:color w:val="1F4E79"/>
+                <w:sz w:val="18"/>
+                <w:rFonts w:ascii="Arial" w:hAnsi="Arial" w:eastAsia="Arial" w:cs="Arial"/>
               </w:rPr>
-              <w:t>状态</w:t>
+              <w:t>层次</w:t>
             </w:r>
           </w:p>
         </w:tc>
         <w:tc>
           <w:tcPr>
-            <w:tcW w:type="dxa" w:w="2100"/>
-            <w:shd w:fill="EAF2F8"/>
+            <w:tcW w:type="dxa" w:w="3120"/>
+            <w:shd w:fill="EEF3F8"/>
+            <w:vAlign w:val="center"/>
             <w:tcMar>
-              <w:top w:w="90" w:type="dxa"/>
-              <w:start w:w="125" w:type="dxa"/>
-              <w:bottom w:w="90" w:type="dxa"/>
-              <w:end w:w="125" w:type="dxa"/>
+              <w:top w:w="100" w:type="dxa"/>
+              <w:bottom w:w="100" w:type="dxa"/>
+              <w:start w:w="130" w:type="dxa"/>
+              <w:end w:w="130" w:type="dxa"/>
             </w:tcMar>
-            <w:vAlign w:val="center"/>
           </w:tcPr>
           <w:p>
             <w:pPr>
-              <w:spacing w:after="40"/>
+              <w:spacing w:after="0" w:line="259" w:lineRule="auto"/>
+              <w:jc w:val="left"/>
             </w:pPr>
+            <w:r/>
             <w:r>
               <w:rPr>
-                <w:rFonts w:ascii="Arial" w:hAnsi="Arial" w:eastAsia="Microsoft YaHei"/>
                 <w:b/>
-                <w:sz w:val="19"/>
+                <w:color w:val="1F4E79"/>
+                <w:sz w:val="18"/>
+                <w:rFonts w:ascii="Arial" w:hAnsi="Arial" w:eastAsia="Arial" w:cs="Arial"/>
               </w:rPr>
-              <w:t>进入方式</w:t>
+              <w:t>入口/对象</w:t>
             </w:r>
           </w:p>
         </w:tc>
         <w:tc>
           <w:tcPr>
-            <w:tcW w:type="dxa" w:w="1850"/>
-            <w:shd w:fill="EAF2F8"/>
+            <w:tcW w:type="dxa" w:w="4472"/>
+            <w:shd w:fill="EEF3F8"/>
+            <w:vAlign w:val="center"/>
             <w:tcMar>
-              <w:top w:w="90" w:type="dxa"/>
-              <w:start w:w="125" w:type="dxa"/>
-              <w:bottom w:w="90" w:type="dxa"/>
-              <w:end w:w="125" w:type="dxa"/>
+              <w:top w:w="100" w:type="dxa"/>
+              <w:bottom w:w="100" w:type="dxa"/>
+              <w:start w:w="130" w:type="dxa"/>
+              <w:end w:w="130" w:type="dxa"/>
             </w:tcMar>
-            <w:vAlign w:val="center"/>
           </w:tcPr>
           <w:p>
             <w:pPr>
-              <w:spacing w:after="40"/>
+              <w:spacing w:after="0" w:line="259" w:lineRule="auto"/>
+              <w:jc w:val="left"/>
             </w:pPr>
+            <w:r/>
             <w:r>
               <w:rPr>
-                <w:rFonts w:ascii="Arial" w:hAnsi="Arial" w:eastAsia="Microsoft YaHei"/>
                 <w:b/>
-                <w:sz w:val="19"/>
+                <w:color w:val="1F4E79"/>
+                <w:sz w:val="18"/>
+                <w:rFonts w:ascii="Arial" w:hAnsi="Arial" w:eastAsia="Arial" w:cs="Arial"/>
               </w:rPr>
-              <w:t>允许的下一步</w:t>
+              <w:t>解决的问题</w:t>
+            </w:r>
+          </w:p>
+        </w:tc>
+      </w:tr>
+      <w:tr>
+        <w:trPr/>
+        <w:tc>
+          <w:tcPr>
+            <w:tcW w:type="dxa" w:w="1768"/>
+            <w:vAlign w:val="center"/>
+            <w:tcMar>
+              <w:top w:w="100" w:type="dxa"/>
+              <w:bottom w:w="100" w:type="dxa"/>
+              <w:start w:w="130" w:type="dxa"/>
+              <w:end w:w="130" w:type="dxa"/>
+            </w:tcMar>
+          </w:tcPr>
+          <w:p>
+            <w:pPr>
+              <w:spacing w:after="0" w:line="259" w:lineRule="auto"/>
+              <w:jc w:val="left"/>
+            </w:pPr>
+            <w:r/>
+            <w:r>
+              <w:rPr>
+                <w:b w:val="0"/>
+                <w:sz w:val="18"/>
+                <w:rFonts w:ascii="Arial" w:hAnsi="Arial" w:eastAsia="Arial" w:cs="Arial"/>
+              </w:rPr>
+              <w:t>模块插件 ABI</w:t>
             </w:r>
           </w:p>
         </w:tc>
         <w:tc>
           <w:tcPr>
-            <w:tcW w:type="dxa" w:w="4160"/>
-            <w:shd w:fill="EAF2F8"/>
+            <w:tcW w:type="dxa" w:w="3120"/>
+            <w:vAlign w:val="center"/>
             <w:tcMar>
-              <w:top w:w="90" w:type="dxa"/>
-              <w:start w:w="125" w:type="dxa"/>
-              <w:bottom w:w="90" w:type="dxa"/>
-              <w:end w:w="125" w:type="dxa"/>
+              <w:top w:w="100" w:type="dxa"/>
+              <w:bottom w:w="100" w:type="dxa"/>
+              <w:start w:w="130" w:type="dxa"/>
+              <w:end w:w="130" w:type="dxa"/>
             </w:tcMar>
-            <w:vAlign w:val="center"/>
           </w:tcPr>
           <w:p>
             <w:pPr>
-              <w:spacing w:after="40"/>
+              <w:spacing w:after="0" w:line="259" w:lineRule="auto"/>
+              <w:jc w:val="left"/>
             </w:pPr>
+            <w:r/>
             <w:r>
               <w:rPr>
-                <w:rFonts w:ascii="Arial" w:hAnsi="Arial" w:eastAsia="Microsoft YaHei"/>
-                <w:b/>
-                <w:sz w:val="19"/>
+                <w:b w:val="0"/>
+                <w:sz w:val="18"/>
+                <w:rFonts w:ascii="Arial" w:hAnsi="Arial" w:eastAsia="Arial" w:cs="Arial"/>
               </w:rPr>
-              <w:t>维护含义</w:t>
+              <w:t>include/module_context/plugin/ModuleFactory.h；src/plugin/ModuleFactory.h 为历史转发入口</w:t>
+            </w:r>
+          </w:p>
+        </w:tc>
+        <w:tc>
+          <w:tcPr>
+            <w:tcW w:type="dxa" w:w="4472"/>
+            <w:vAlign w:val="center"/>
+            <w:tcMar>
+              <w:top w:w="100" w:type="dxa"/>
+              <w:bottom w:w="100" w:type="dxa"/>
+              <w:start w:w="130" w:type="dxa"/>
+              <w:end w:w="130" w:type="dxa"/>
+            </w:tcMar>
+          </w:tcPr>
+          <w:p>
+            <w:pPr>
+              <w:spacing w:after="0" w:line="259" w:lineRule="auto"/>
+              <w:jc w:val="left"/>
+            </w:pPr>
+            <w:r/>
+            <w:r>
+              <w:rPr>
+                <w:b w:val="0"/>
+                <w:sz w:val="18"/>
+                <w:rFonts w:ascii="Arial" w:hAnsi="Arial" w:eastAsia="Arial" w:cs="Arial"/>
+              </w:rPr>
+              <w:t>让任意框架模块以动态库形式被 ModuleManager 加载，约定固定 C 符号和 ABI 版本。</w:t>
             </w:r>
           </w:p>
         </w:tc>
       </w:tr>
       <w:tr>
+        <w:trPr/>
         <w:tc>
           <w:tcPr>
-            <w:tcW w:type="dxa" w:w="1250"/>
+            <w:tcW w:type="dxa" w:w="1768"/>
+            <w:vAlign w:val="center"/>
             <w:tcMar>
-              <w:top w:w="90" w:type="dxa"/>
-              <w:start w:w="125" w:type="dxa"/>
-              <w:bottom w:w="90" w:type="dxa"/>
-              <w:end w:w="125" w:type="dxa"/>
+              <w:top w:w="100" w:type="dxa"/>
+              <w:bottom w:w="100" w:type="dxa"/>
+              <w:start w:w="130" w:type="dxa"/>
+              <w:end w:w="130" w:type="dxa"/>
             </w:tcMar>
-            <w:vAlign w:val="center"/>
           </w:tcPr>
           <w:p>
             <w:pPr>
-              <w:spacing w:after="40"/>
+              <w:spacing w:after="0" w:line="259" w:lineRule="auto"/>
+              <w:jc w:val="left"/>
             </w:pPr>
+            <w:r/>
             <w:r>
               <w:rPr>
-                <w:rFonts w:ascii="Arial" w:hAnsi="Arial" w:eastAsia="Microsoft YaHei"/>
-                <w:sz w:val="19"/>
+                <w:b w:val="0"/>
+                <w:sz w:val="18"/>
+                <w:rFonts w:ascii="Arial" w:hAnsi="Arial" w:eastAsia="Arial" w:cs="Arial"/>
               </w:rPr>
-              <w:t>Created</w:t>
+              <w:t>模块加载宿主</w:t>
             </w:r>
           </w:p>
         </w:tc>
         <w:tc>
           <w:tcPr>
-            <w:tcW w:type="dxa" w:w="2100"/>
+            <w:tcW w:type="dxa" w:w="3120"/>
+            <w:vAlign w:val="center"/>
             <w:tcMar>
-              <w:top w:w="90" w:type="dxa"/>
-              <w:start w:w="125" w:type="dxa"/>
-              <w:bottom w:w="90" w:type="dxa"/>
-              <w:end w:w="125" w:type="dxa"/>
+              <w:top w:w="100" w:type="dxa"/>
+              <w:bottom w:w="100" w:type="dxa"/>
+              <w:start w:w="130" w:type="dxa"/>
+              <w:end w:w="130" w:type="dxa"/>
             </w:tcMar>
-            <w:vAlign w:val="center"/>
           </w:tcPr>
           <w:p>
             <w:pPr>
-              <w:spacing w:after="40"/>
+              <w:spacing w:after="0" w:line="259" w:lineRule="auto"/>
+              <w:jc w:val="left"/>
             </w:pPr>
+            <w:r/>
             <w:r>
               <w:rPr>
-                <w:rFonts w:ascii="Arial" w:hAnsi="Arial" w:eastAsia="Microsoft YaHei"/>
-                <w:sz w:val="19"/>
+                <w:b w:val="0"/>
+                <w:sz w:val="18"/>
+                <w:rFonts w:ascii="Arial" w:hAnsi="Arial" w:eastAsia="Arial" w:cs="Arial"/>
               </w:rPr>
-              <w:t>插件实例构造完成；可注入实例名。</w:t>
+              <w:t>ModuleManager + foundation::plugin::PluginLoader&lt;IModule&gt;</w:t>
             </w:r>
           </w:p>
         </w:tc>
         <w:tc>
           <w:tcPr>
-            <w:tcW w:type="dxa" w:w="1850"/>
+            <w:tcW w:type="dxa" w:w="4472"/>
+            <w:vAlign w:val="center"/>
             <w:tcMar>
-              <w:top w:w="90" w:type="dxa"/>
-              <w:start w:w="125" w:type="dxa"/>
-              <w:bottom w:w="90" w:type="dxa"/>
-              <w:end w:w="125" w:type="dxa"/>
+              <w:top w:w="100" w:type="dxa"/>
+              <w:bottom w:w="100" w:type="dxa"/>
+              <w:start w:w="130" w:type="dxa"/>
+              <w:end w:w="130" w:type="dxa"/>
             </w:tcMar>
-            <w:vAlign w:val="center"/>
           </w:tcPr>
           <w:p>
             <w:pPr>
-              <w:spacing w:after="40"/>
+              <w:spacing w:after="0" w:line="259" w:lineRule="auto"/>
+              <w:jc w:val="left"/>
             </w:pPr>
+            <w:r/>
             <w:r>
               <w:rPr>
-                <w:rFonts w:ascii="Arial" w:hAnsi="Arial" w:eastAsia="Microsoft YaHei"/>
-                <w:sz w:val="19"/>
+                <w:b w:val="0"/>
+                <w:sz w:val="18"/>
+                <w:rFonts w:ascii="Arial" w:hAnsi="Arial" w:eastAsia="Arial" w:cs="Arial"/>
               </w:rPr>
-              <w:t>Init 或 Fini</w:t>
+              <w:t>打开动态库、校验版本、创建 IModule、持有插件句柄并确保销毁函数仍有效。</w:t>
+            </w:r>
+          </w:p>
+        </w:tc>
+      </w:tr>
+      <w:tr>
+        <w:trPr/>
+        <w:tc>
+          <w:tcPr>
+            <w:tcW w:type="dxa" w:w="1768"/>
+            <w:vAlign w:val="center"/>
+            <w:tcMar>
+              <w:top w:w="100" w:type="dxa"/>
+              <w:bottom w:w="100" w:type="dxa"/>
+              <w:start w:w="130" w:type="dxa"/>
+              <w:end w:w="130" w:type="dxa"/>
+            </w:tcMar>
+          </w:tcPr>
+          <w:p>
+            <w:pPr>
+              <w:spacing w:after="0" w:line="259" w:lineRule="auto"/>
+              <w:jc w:val="left"/>
+            </w:pPr>
+            <w:r/>
+            <w:r>
+              <w:rPr>
+                <w:b w:val="0"/>
+                <w:sz w:val="18"/>
+                <w:rFonts w:ascii="Arial" w:hAnsi="Arial" w:eastAsia="Arial" w:cs="Arial"/>
+              </w:rPr>
+              <w:t>业务/算法插件服务</w:t>
             </w:r>
           </w:p>
         </w:tc>
         <w:tc>
           <w:tcPr>
-            <w:tcW w:type="dxa" w:w="4160"/>
+            <w:tcW w:type="dxa" w:w="3120"/>
+            <w:vAlign w:val="center"/>
             <w:tcMar>
-              <w:top w:w="90" w:type="dxa"/>
-              <w:start w:w="125" w:type="dxa"/>
-              <w:bottom w:w="90" w:type="dxa"/>
-              <w:end w:w="125" w:type="dxa"/>
+              <w:top w:w="100" w:type="dxa"/>
+              <w:bottom w:w="100" w:type="dxa"/>
+              <w:start w:w="130" w:type="dxa"/>
+              <w:end w:w="130" w:type="dxa"/>
             </w:tcMar>
-            <w:vAlign w:val="center"/>
           </w:tcPr>
           <w:p>
             <w:pPr>
-              <w:spacing w:after="40"/>
+              <w:spacing w:after="0" w:line="259" w:lineRule="auto"/>
+              <w:jc w:val="left"/>
             </w:pPr>
+            <w:r/>
             <w:r>
               <w:rPr>
-                <w:rFonts w:ascii="Arial" w:hAnsi="Arial" w:eastAsia="Microsoft YaHei"/>
-                <w:sz w:val="19"/>
+                <w:b w:val="0"/>
+                <w:sz w:val="18"/>
+                <w:rFonts w:ascii="Arial" w:hAnsi="Arial" w:eastAsia="Arial" w:cs="Arial"/>
               </w:rPr>
-              <w:t>模块尚未绑定上下文，不应访问服务。</w:t>
-            </w:r>
-          </w:p>
-        </w:tc>
-      </w:tr>
-      <w:tr>
-        <w:tc>
-          <w:tcPr>
-            <w:tcW w:type="dxa" w:w="1250"/>
-            <w:tcMar>
-              <w:top w:w="90" w:type="dxa"/>
-              <w:start w:w="125" w:type="dxa"/>
-              <w:bottom w:w="90" w:type="dxa"/>
-              <w:end w:w="125" w:type="dxa"/>
-            </w:tcMar>
-            <w:vAlign w:val="center"/>
-          </w:tcPr>
-          <w:p>
-            <w:pPr>
-              <w:spacing w:after="40"/>
-            </w:pPr>
-            <w:r>
-              <w:rPr>
-                <w:rFonts w:ascii="Arial" w:hAnsi="Arial" w:eastAsia="Microsoft YaHei"/>
-                <w:sz w:val="19"/>
-              </w:rPr>
-              <w:t>Inited</w:t>
+              <w:t>IPluginManagerService + semiplugin_manager</w:t>
             </w:r>
           </w:p>
         </w:tc>
         <w:tc>
           <w:tcPr>
-            <w:tcW w:type="dxa" w:w="2100"/>
+            <w:tcW w:type="dxa" w:w="4472"/>
+            <w:vAlign w:val="center"/>
             <w:tcMar>
-              <w:top w:w="90" w:type="dxa"/>
-              <w:start w:w="125" w:type="dxa"/>
-              <w:bottom w:w="90" w:type="dxa"/>
-              <w:end w:w="125" w:type="dxa"/>
+              <w:top w:w="100" w:type="dxa"/>
+              <w:bottom w:w="100" w:type="dxa"/>
+              <w:start w:w="130" w:type="dxa"/>
+              <w:end w:w="130" w:type="dxa"/>
             </w:tcMar>
-            <w:vAlign w:val="center"/>
           </w:tcPr>
           <w:p>
             <w:pPr>
-              <w:spacing w:after="40"/>
+              <w:spacing w:after="0" w:line="259" w:lineRule="auto"/>
+              <w:jc w:val="left"/>
             </w:pPr>
+            <w:r/>
             <w:r>
               <w:rPr>
-                <w:rFonts w:ascii="Arial" w:hAnsi="Arial" w:eastAsia="Microsoft YaHei"/>
-                <w:sz w:val="19"/>
+                <w:b w:val="0"/>
+                <w:sz w:val="18"/>
+                <w:rFonts w:ascii="Arial" w:hAnsi="Arial" w:eastAsia="Arial" w:cs="Arial"/>
               </w:rPr>
-              <w:t>OnInit 成功。</w:t>
-            </w:r>
-          </w:p>
-        </w:tc>
-        <w:tc>
-          <w:tcPr>
-            <w:tcW w:type="dxa" w:w="1850"/>
-            <w:tcMar>
-              <w:top w:w="90" w:type="dxa"/>
-              <w:start w:w="125" w:type="dxa"/>
-              <w:bottom w:w="90" w:type="dxa"/>
-              <w:end w:w="125" w:type="dxa"/>
-            </w:tcMar>
-            <w:vAlign w:val="center"/>
-          </w:tcPr>
-          <w:p>
-            <w:pPr>
-              <w:spacing w:after="40"/>
-            </w:pPr>
-            <w:r>
-              <w:rPr>
-                <w:rFonts w:ascii="Arial" w:hAnsi="Arial" w:eastAsia="Microsoft YaHei"/>
-                <w:sz w:val="19"/>
-              </w:rPr>
-              <w:t>Start 或 Fini</w:t>
-            </w:r>
-          </w:p>
-        </w:tc>
-        <w:tc>
-          <w:tcPr>
-            <w:tcW w:type="dxa" w:w="4160"/>
-            <w:tcMar>
-              <w:top w:w="90" w:type="dxa"/>
-              <w:start w:w="125" w:type="dxa"/>
-              <w:bottom w:w="90" w:type="dxa"/>
-              <w:end w:w="125" w:type="dxa"/>
-            </w:tcMar>
-            <w:vAlign w:val="center"/>
-          </w:tcPr>
-          <w:p>
-            <w:pPr>
-              <w:spacing w:after="40"/>
-            </w:pPr>
-            <w:r>
-              <w:rPr>
-                <w:rFonts w:ascii="Arial" w:hAnsi="Arial" w:eastAsia="Microsoft YaHei"/>
-                <w:sz w:val="19"/>
-              </w:rPr>
-              <w:t>资源准备完成，但业务循环尚未运行。</w:t>
-            </w:r>
-          </w:p>
-        </w:tc>
-      </w:tr>
-      <w:tr>
-        <w:tc>
-          <w:tcPr>
-            <w:tcW w:type="dxa" w:w="1250"/>
-            <w:tcMar>
-              <w:top w:w="90" w:type="dxa"/>
-              <w:start w:w="125" w:type="dxa"/>
-              <w:bottom w:w="90" w:type="dxa"/>
-              <w:end w:w="125" w:type="dxa"/>
-            </w:tcMar>
-            <w:vAlign w:val="center"/>
-          </w:tcPr>
-          <w:p>
-            <w:pPr>
-              <w:spacing w:after="40"/>
-            </w:pPr>
-            <w:r>
-              <w:rPr>
-                <w:rFonts w:ascii="Arial" w:hAnsi="Arial" w:eastAsia="Microsoft YaHei"/>
-                <w:sz w:val="19"/>
-              </w:rPr>
-              <w:t>Started</w:t>
-            </w:r>
-          </w:p>
-        </w:tc>
-        <w:tc>
-          <w:tcPr>
-            <w:tcW w:type="dxa" w:w="2100"/>
-            <w:tcMar>
-              <w:top w:w="90" w:type="dxa"/>
-              <w:start w:w="125" w:type="dxa"/>
-              <w:bottom w:w="90" w:type="dxa"/>
-              <w:end w:w="125" w:type="dxa"/>
-            </w:tcMar>
-            <w:vAlign w:val="center"/>
-          </w:tcPr>
-          <w:p>
-            <w:pPr>
-              <w:spacing w:after="40"/>
-            </w:pPr>
-            <w:r>
-              <w:rPr>
-                <w:rFonts w:ascii="Arial" w:hAnsi="Arial" w:eastAsia="Microsoft YaHei"/>
-                <w:sz w:val="19"/>
-              </w:rPr>
-              <w:t>OnStart 成功。</w:t>
-            </w:r>
-          </w:p>
-        </w:tc>
-        <w:tc>
-          <w:tcPr>
-            <w:tcW w:type="dxa" w:w="1850"/>
-            <w:tcMar>
-              <w:top w:w="90" w:type="dxa"/>
-              <w:start w:w="125" w:type="dxa"/>
-              <w:bottom w:w="90" w:type="dxa"/>
-              <w:end w:w="125" w:type="dxa"/>
-            </w:tcMar>
-            <w:vAlign w:val="center"/>
-          </w:tcPr>
-          <w:p>
-            <w:pPr>
-              <w:spacing w:after="40"/>
-            </w:pPr>
-            <w:r>
-              <w:rPr>
-                <w:rFonts w:ascii="Arial" w:hAnsi="Arial" w:eastAsia="Microsoft YaHei"/>
-                <w:sz w:val="19"/>
-              </w:rPr>
-              <w:t>Stop 或 Fini</w:t>
-            </w:r>
-          </w:p>
-        </w:tc>
-        <w:tc>
-          <w:tcPr>
-            <w:tcW w:type="dxa" w:w="4160"/>
-            <w:tcMar>
-              <w:top w:w="90" w:type="dxa"/>
-              <w:start w:w="125" w:type="dxa"/>
-              <w:bottom w:w="90" w:type="dxa"/>
-              <w:end w:w="125" w:type="dxa"/>
-            </w:tcMar>
-            <w:vAlign w:val="center"/>
-          </w:tcPr>
-          <w:p>
-            <w:pPr>
-              <w:spacing w:after="40"/>
-            </w:pPr>
-            <w:r>
-              <w:rPr>
-                <w:rFonts w:ascii="Arial" w:hAnsi="Arial" w:eastAsia="Microsoft YaHei"/>
-                <w:sz w:val="19"/>
-              </w:rPr>
-              <w:t>模块正在提供运行态能力。</w:t>
-            </w:r>
-          </w:p>
-        </w:tc>
-      </w:tr>
-      <w:tr>
-        <w:tc>
-          <w:tcPr>
-            <w:tcW w:type="dxa" w:w="1250"/>
-            <w:tcMar>
-              <w:top w:w="90" w:type="dxa"/>
-              <w:start w:w="125" w:type="dxa"/>
-              <w:bottom w:w="90" w:type="dxa"/>
-              <w:end w:w="125" w:type="dxa"/>
-            </w:tcMar>
-            <w:vAlign w:val="center"/>
-          </w:tcPr>
-          <w:p>
-            <w:pPr>
-              <w:spacing w:after="40"/>
-            </w:pPr>
-            <w:r>
-              <w:rPr>
-                <w:rFonts w:ascii="Arial" w:hAnsi="Arial" w:eastAsia="Microsoft YaHei"/>
-                <w:sz w:val="19"/>
-              </w:rPr>
-              <w:t>Stopped</w:t>
-            </w:r>
-          </w:p>
-        </w:tc>
-        <w:tc>
-          <w:tcPr>
-            <w:tcW w:type="dxa" w:w="2100"/>
-            <w:tcMar>
-              <w:top w:w="90" w:type="dxa"/>
-              <w:start w:w="125" w:type="dxa"/>
-              <w:bottom w:w="90" w:type="dxa"/>
-              <w:end w:w="125" w:type="dxa"/>
-            </w:tcMar>
-            <w:vAlign w:val="center"/>
-          </w:tcPr>
-          <w:p>
-            <w:pPr>
-              <w:spacing w:after="40"/>
-            </w:pPr>
-            <w:r>
-              <w:rPr>
-                <w:rFonts w:ascii="Arial" w:hAnsi="Arial" w:eastAsia="Microsoft YaHei"/>
-                <w:sz w:val="19"/>
-              </w:rPr>
-              <w:t>OnStop 成功。</w:t>
-            </w:r>
-          </w:p>
-        </w:tc>
-        <w:tc>
-          <w:tcPr>
-            <w:tcW w:type="dxa" w:w="1850"/>
-            <w:tcMar>
-              <w:top w:w="90" w:type="dxa"/>
-              <w:start w:w="125" w:type="dxa"/>
-              <w:bottom w:w="90" w:type="dxa"/>
-              <w:end w:w="125" w:type="dxa"/>
-            </w:tcMar>
-            <w:vAlign w:val="center"/>
-          </w:tcPr>
-          <w:p>
-            <w:pPr>
-              <w:spacing w:after="40"/>
-            </w:pPr>
-            <w:r>
-              <w:rPr>
-                <w:rFonts w:ascii="Arial" w:hAnsi="Arial" w:eastAsia="Microsoft YaHei"/>
-                <w:sz w:val="19"/>
-              </w:rPr>
-              <w:t>Start 或 Fini</w:t>
-            </w:r>
-          </w:p>
-        </w:tc>
-        <w:tc>
-          <w:tcPr>
-            <w:tcW w:type="dxa" w:w="4160"/>
-            <w:tcMar>
-              <w:top w:w="90" w:type="dxa"/>
-              <w:start w:w="125" w:type="dxa"/>
-              <w:bottom w:w="90" w:type="dxa"/>
-              <w:end w:w="125" w:type="dxa"/>
-            </w:tcMar>
-            <w:vAlign w:val="center"/>
-          </w:tcPr>
-          <w:p>
-            <w:pPr>
-              <w:spacing w:after="40"/>
-            </w:pPr>
-            <w:r>
-              <w:rPr>
-                <w:rFonts w:ascii="Arial" w:hAnsi="Arial" w:eastAsia="Microsoft YaHei"/>
-                <w:sz w:val="19"/>
-              </w:rPr>
-              <w:t>运行态资源已停止，初始化资源仍可复用。</w:t>
-            </w:r>
-          </w:p>
-        </w:tc>
-      </w:tr>
-      <w:tr>
-        <w:tc>
-          <w:tcPr>
-            <w:tcW w:type="dxa" w:w="1250"/>
-            <w:tcMar>
-              <w:top w:w="90" w:type="dxa"/>
-              <w:start w:w="125" w:type="dxa"/>
-              <w:bottom w:w="90" w:type="dxa"/>
-              <w:end w:w="125" w:type="dxa"/>
-            </w:tcMar>
-            <w:vAlign w:val="center"/>
-          </w:tcPr>
-          <w:p>
-            <w:pPr>
-              <w:spacing w:after="40"/>
-            </w:pPr>
-            <w:r>
-              <w:rPr>
-                <w:rFonts w:ascii="Arial" w:hAnsi="Arial" w:eastAsia="Microsoft YaHei"/>
-                <w:sz w:val="19"/>
-              </w:rPr>
-              <w:t>Fini</w:t>
-            </w:r>
-          </w:p>
-        </w:tc>
-        <w:tc>
-          <w:tcPr>
-            <w:tcW w:type="dxa" w:w="2100"/>
-            <w:tcMar>
-              <w:top w:w="90" w:type="dxa"/>
-              <w:start w:w="125" w:type="dxa"/>
-              <w:bottom w:w="90" w:type="dxa"/>
-              <w:end w:w="125" w:type="dxa"/>
-            </w:tcMar>
-            <w:vAlign w:val="center"/>
-          </w:tcPr>
-          <w:p>
-            <w:pPr>
-              <w:spacing w:after="40"/>
-            </w:pPr>
-            <w:r>
-              <w:rPr>
-                <w:rFonts w:ascii="Arial" w:hAnsi="Arial" w:eastAsia="Microsoft YaHei"/>
-                <w:sz w:val="19"/>
-              </w:rPr>
-              <w:t>OnFini 完成或框架完成终态清理。</w:t>
-            </w:r>
-          </w:p>
-        </w:tc>
-        <w:tc>
-          <w:tcPr>
-            <w:tcW w:type="dxa" w:w="1850"/>
-            <w:tcMar>
-              <w:top w:w="90" w:type="dxa"/>
-              <w:start w:w="125" w:type="dxa"/>
-              <w:bottom w:w="90" w:type="dxa"/>
-              <w:end w:w="125" w:type="dxa"/>
-            </w:tcMar>
-            <w:vAlign w:val="center"/>
-          </w:tcPr>
-          <w:p>
-            <w:pPr>
-              <w:spacing w:after="40"/>
-            </w:pPr>
-            <w:r>
-              <w:rPr>
-                <w:rFonts w:ascii="Arial" w:hAnsi="Arial" w:eastAsia="Microsoft YaHei"/>
-                <w:sz w:val="19"/>
-              </w:rPr>
-              <w:t>Init</w:t>
-            </w:r>
-          </w:p>
-        </w:tc>
-        <w:tc>
-          <w:tcPr>
-            <w:tcW w:type="dxa" w:w="4160"/>
-            <w:tcMar>
-              <w:top w:w="90" w:type="dxa"/>
-              <w:start w:w="125" w:type="dxa"/>
-              <w:bottom w:w="90" w:type="dxa"/>
-              <w:end w:w="125" w:type="dxa"/>
-            </w:tcMar>
-            <w:vAlign w:val="center"/>
-          </w:tcPr>
-          <w:p>
-            <w:pPr>
-              <w:spacing w:after="40"/>
-            </w:pPr>
-            <w:r>
-              <w:rPr>
-                <w:rFonts w:ascii="Arial" w:hAnsi="Arial" w:eastAsia="Microsoft YaHei"/>
-                <w:sz w:val="19"/>
-              </w:rPr>
-              <w:t>模块资源已释放；若重新使用，需要重新初始化。</w:t>
+              <w:t>在一个已加载的框架模块内部继续管理 SEMI 工序插件，向业务代码提供类型化查询。</w:t>
             </w:r>
           </w:p>
         </w:tc>
       </w:tr>
     </w:tbl>
-    <w:p/>
     <w:p>
+      <w:pPr>
+        <w:spacing w:line="259" w:lineRule="auto" w:after="120"/>
+      </w:pPr>
       <w:r>
         <w:rPr>
-          <w:rFonts w:ascii="Arial" w:hAnsi="Arial" w:eastAsia="Microsoft YaHei"/>
-          <w:b/>
+          <w:sz w:val="22"/>
+          <w:rFonts w:ascii="Arial" w:hAnsi="Arial" w:eastAsia="Arial" w:cs="Arial"/>
         </w:rPr>
-        <w:t>关键维护点：</w:t>
-      </w:r>
-      <w:r>
-        <w:rPr>
-          <w:rFonts w:ascii="Arial" w:hAnsi="Arial" w:eastAsia="Microsoft YaHei"/>
-        </w:rPr>
-        <w:t>ModuleManager::Stop() 只停止已经到达 Started 的模块。这样在 Start 部分失败后，尚未启动的模块不会产生无效状态错误；它们的初始化资源由 Fini() 统一释放。</w:t>
+        <w:t>维护判断：只要是“让框架加载一个 IModule 动态库”，看 ModuleFactory.h 和 ModuleManager；只要是“业务流程里获取某个算法插件对象”，看 IPluginManagerService 和 semiplugin_manager。把这两层混在一起，会导致安装头文件、配置字段和错误定位都变得含糊。</w:t>
       </w:r>
     </w:p>
     <w:p>
       <w:pPr>
         <w:pStyle w:val="Heading1"/>
+        <w:keepNext/>
       </w:pPr>
       <w:r>
-        <w:rPr>
-          <w:rFonts w:ascii="Arial" w:hAnsi="Arial" w:eastAsia="Microsoft YaHei"/>
-        </w:rPr>
-        <w:t>5. 为什么要“模块”和“能力”分离</w:t>
-      </w:r>
-    </w:p>
-    <w:p>
-      <w:pPr>
-        <w:pStyle w:val="ListBullet"/>
-      </w:pPr>
-      <w:r>
-        <w:rPr>
-          <w:rFonts w:ascii="Arial" w:hAnsi="Arial" w:eastAsia="Microsoft YaHei"/>
-        </w:rPr>
-        <w:t>模块是部署和生命周期单位，能力是业务协作接口。把两者混在一起，会让调用方必须知道谁实现了什么。</w:t>
-      </w:r>
-    </w:p>
-    <w:p>
-      <w:pPr>
-        <w:pStyle w:val="ListBullet"/>
-      </w:pPr>
-      <w:r>
-        <w:rPr>
-          <w:rFonts w:ascii="Arial" w:hAnsi="Arial" w:eastAsia="Microsoft YaHei"/>
-        </w:rPr>
-        <w:t>ServiceTypeTraits 把 C++ 接口类型映射到稳定服务键，ServiceRegistry 再把服务键映射到具名模块实例。</w:t>
-      </w:r>
-    </w:p>
-    <w:p>
-      <w:pPr>
-        <w:pStyle w:val="ListBullet"/>
-      </w:pPr>
-      <w:r>
-        <w:rPr>
-          <w:rFonts w:ascii="Arial" w:hAnsi="Arial" w:eastAsia="Microsoft YaHei"/>
-        </w:rPr>
-        <w:t>同一个能力可以有多个实例，例如 primary/backup 两个消息总线；调用方可选择具名查询，也可在单实例场景使用唯一查询。</w:t>
-      </w:r>
-    </w:p>
-    <w:p>
-      <w:pPr>
-        <w:pStyle w:val="ListBullet"/>
-      </w:pPr>
-      <w:r>
-        <w:rPr>
-          <w:rFonts w:ascii="Arial" w:hAnsi="Arial" w:eastAsia="Microsoft YaHei"/>
-        </w:rPr>
-        <w:t>这种方式天然支持模块替换：只要新模块实现同一个服务接口，调用方无需改业务代码。</w:t>
-      </w:r>
-    </w:p>
-    <w:p>
-      <w:r>
-        <w:rPr>
-          <w:rFonts w:ascii="Arial" w:hAnsi="Arial" w:eastAsia="Microsoft YaHei"/>
-        </w:rPr>
-        <w:br w:type="page"/>
-      </w:r>
-    </w:p>
-    <w:p>
-      <w:pPr>
-        <w:pStyle w:val="Heading1"/>
-      </w:pPr>
-      <w:r>
-        <w:rPr>
-          <w:rFonts w:ascii="Arial" w:hAnsi="Arial" w:eastAsia="Microsoft YaHei"/>
-        </w:rPr>
-        <w:t>6. 配置协议与两阶段提交</w:t>
+        <w:t>5. 生命周期语义</w:t>
       </w:r>
     </w:p>
     <w:tbl>
@@ -2106,724 +2185,781 @@
         <w:jc w:val="left"/>
         <w:tblLayout w:type="fixed"/>
         <w:tblLook w:firstColumn="1" w:firstRow="1" w:lastColumn="0" w:lastRow="0" w:noHBand="0" w:noVBand="1" w:val="04A0"/>
-        <w:tblBorders>
-          <w:top w:val="single" w:sz="6" w:space="0" w:color="D9E2F3"/>
-          <w:left w:val="single" w:sz="6" w:space="0" w:color="D9E2F3"/>
-          <w:bottom w:val="single" w:sz="6" w:space="0" w:color="D9E2F3"/>
-          <w:right w:val="single" w:sz="6" w:space="0" w:color="D9E2F3"/>
-          <w:insideH w:val="single" w:sz="6" w:space="0" w:color="D9E2F3"/>
-          <w:insideV w:val="single" w:sz="6" w:space="0" w:color="D9E2F3"/>
-        </w:tblBorders>
+        <w:tblInd w:type="dxa" w:w="0"/>
       </w:tblPr>
       <w:tblGrid>
-        <w:gridCol w:w="1500"/>
-        <w:gridCol w:w="3600"/>
-        <w:gridCol w:w="4260"/>
+        <w:gridCol w:w="1352"/>
+        <w:gridCol w:w="2808"/>
+        <w:gridCol w:w="1976"/>
+        <w:gridCol w:w="3224"/>
       </w:tblGrid>
       <w:tr>
-        <w:trPr>
-          <w:tblHeader w:val="true"/>
-        </w:trPr>
+        <w:trPr/>
         <w:tc>
           <w:tcPr>
-            <w:tcW w:type="dxa" w:w="1500"/>
-            <w:shd w:fill="EAF2F8"/>
+            <w:tcW w:type="dxa" w:w="1352"/>
+            <w:shd w:fill="EEF3F8"/>
+            <w:vAlign w:val="center"/>
             <w:tcMar>
-              <w:top w:w="90" w:type="dxa"/>
-              <w:start w:w="125" w:type="dxa"/>
-              <w:bottom w:w="90" w:type="dxa"/>
-              <w:end w:w="125" w:type="dxa"/>
+              <w:top w:w="100" w:type="dxa"/>
+              <w:bottom w:w="100" w:type="dxa"/>
+              <w:start w:w="130" w:type="dxa"/>
+              <w:end w:w="130" w:type="dxa"/>
             </w:tcMar>
-            <w:vAlign w:val="center"/>
           </w:tcPr>
           <w:p>
             <w:pPr>
-              <w:spacing w:after="40"/>
+              <w:spacing w:after="0" w:line="259" w:lineRule="auto"/>
+              <w:jc w:val="left"/>
             </w:pPr>
+            <w:r/>
             <w:r>
               <w:rPr>
-                <w:rFonts w:ascii="Arial" w:hAnsi="Arial" w:eastAsia="Microsoft YaHei"/>
                 <w:b/>
-                <w:sz w:val="19"/>
+                <w:color w:val="1F4E79"/>
+                <w:sz w:val="18"/>
+                <w:rFonts w:ascii="Arial" w:hAnsi="Arial" w:eastAsia="Arial" w:cs="Arial"/>
               </w:rPr>
-              <w:t>配置字段</w:t>
+              <w:t>状态</w:t>
             </w:r>
           </w:p>
         </w:tc>
         <w:tc>
           <w:tcPr>
-            <w:tcW w:type="dxa" w:w="3600"/>
-            <w:shd w:fill="EAF2F8"/>
+            <w:tcW w:type="dxa" w:w="2808"/>
+            <w:shd w:fill="EEF3F8"/>
+            <w:vAlign w:val="center"/>
             <w:tcMar>
-              <w:top w:w="90" w:type="dxa"/>
-              <w:start w:w="125" w:type="dxa"/>
-              <w:bottom w:w="90" w:type="dxa"/>
-              <w:end w:w="125" w:type="dxa"/>
+              <w:top w:w="100" w:type="dxa"/>
+              <w:bottom w:w="100" w:type="dxa"/>
+              <w:start w:w="130" w:type="dxa"/>
+              <w:end w:w="130" w:type="dxa"/>
             </w:tcMar>
-            <w:vAlign w:val="center"/>
           </w:tcPr>
           <w:p>
             <w:pPr>
-              <w:spacing w:after="40"/>
+              <w:spacing w:after="0" w:line="259" w:lineRule="auto"/>
+              <w:jc w:val="left"/>
             </w:pPr>
+            <w:r/>
             <w:r>
               <w:rPr>
-                <w:rFonts w:ascii="Arial" w:hAnsi="Arial" w:eastAsia="Microsoft YaHei"/>
                 <w:b/>
-                <w:sz w:val="19"/>
+                <w:color w:val="1F4E79"/>
+                <w:sz w:val="18"/>
+                <w:rFonts w:ascii="Arial" w:hAnsi="Arial" w:eastAsia="Arial" w:cs="Arial"/>
               </w:rPr>
-              <w:t>语义</w:t>
+              <w:t>进入方式</w:t>
             </w:r>
           </w:p>
         </w:tc>
         <w:tc>
           <w:tcPr>
-            <w:tcW w:type="dxa" w:w="4260"/>
-            <w:shd w:fill="EAF2F8"/>
+            <w:tcW w:type="dxa" w:w="1976"/>
+            <w:shd w:fill="EEF3F8"/>
+            <w:vAlign w:val="center"/>
             <w:tcMar>
-              <w:top w:w="90" w:type="dxa"/>
-              <w:start w:w="125" w:type="dxa"/>
-              <w:bottom w:w="90" w:type="dxa"/>
-              <w:end w:w="125" w:type="dxa"/>
+              <w:top w:w="100" w:type="dxa"/>
+              <w:bottom w:w="100" w:type="dxa"/>
+              <w:start w:w="130" w:type="dxa"/>
+              <w:end w:w="130" w:type="dxa"/>
             </w:tcMar>
-            <w:vAlign w:val="center"/>
           </w:tcPr>
           <w:p>
             <w:pPr>
-              <w:spacing w:after="40"/>
+              <w:spacing w:after="0" w:line="259" w:lineRule="auto"/>
+              <w:jc w:val="left"/>
             </w:pPr>
+            <w:r/>
             <w:r>
               <w:rPr>
-                <w:rFonts w:ascii="Arial" w:hAnsi="Arial" w:eastAsia="Microsoft YaHei"/>
                 <w:b/>
-                <w:sz w:val="19"/>
+                <w:color w:val="1F4E79"/>
+                <w:sz w:val="18"/>
+                <w:rFonts w:ascii="Arial" w:hAnsi="Arial" w:eastAsia="Arial" w:cs="Arial"/>
               </w:rPr>
-              <w:t>框架校验</w:t>
+              <w:t>允许的下一步</w:t>
+            </w:r>
+          </w:p>
+        </w:tc>
+        <w:tc>
+          <w:tcPr>
+            <w:tcW w:type="dxa" w:w="3224"/>
+            <w:shd w:fill="EEF3F8"/>
+            <w:vAlign w:val="center"/>
+            <w:tcMar>
+              <w:top w:w="100" w:type="dxa"/>
+              <w:bottom w:w="100" w:type="dxa"/>
+              <w:start w:w="130" w:type="dxa"/>
+              <w:end w:w="130" w:type="dxa"/>
+            </w:tcMar>
+          </w:tcPr>
+          <w:p>
+            <w:pPr>
+              <w:spacing w:after="0" w:line="259" w:lineRule="auto"/>
+              <w:jc w:val="left"/>
+            </w:pPr>
+            <w:r/>
+            <w:r>
+              <w:rPr>
+                <w:b/>
+                <w:color w:val="1F4E79"/>
+                <w:sz w:val="18"/>
+                <w:rFonts w:ascii="Arial" w:hAnsi="Arial" w:eastAsia="Arial" w:cs="Arial"/>
+              </w:rPr>
+              <w:t>维护含义</w:t>
             </w:r>
           </w:p>
         </w:tc>
       </w:tr>
       <w:tr>
+        <w:trPr/>
         <w:tc>
           <w:tcPr>
-            <w:tcW w:type="dxa" w:w="1500"/>
+            <w:tcW w:type="dxa" w:w="1352"/>
+            <w:vAlign w:val="center"/>
             <w:tcMar>
-              <w:top w:w="90" w:type="dxa"/>
-              <w:start w:w="125" w:type="dxa"/>
-              <w:bottom w:w="90" w:type="dxa"/>
-              <w:end w:w="125" w:type="dxa"/>
+              <w:top w:w="100" w:type="dxa"/>
+              <w:bottom w:w="100" w:type="dxa"/>
+              <w:start w:w="130" w:type="dxa"/>
+              <w:end w:w="130" w:type="dxa"/>
             </w:tcMar>
-            <w:vAlign w:val="center"/>
           </w:tcPr>
           <w:p>
             <w:pPr>
-              <w:spacing w:after="40"/>
+              <w:spacing w:after="0" w:line="259" w:lineRule="auto"/>
+              <w:jc w:val="left"/>
             </w:pPr>
+            <w:r/>
             <w:r>
               <w:rPr>
-                <w:rFonts w:ascii="Arial" w:hAnsi="Arial" w:eastAsia="Microsoft YaHei"/>
-                <w:sz w:val="19"/>
+                <w:b w:val="0"/>
+                <w:sz w:val="18"/>
+                <w:rFonts w:ascii="Arial" w:hAnsi="Arial" w:eastAsia="Arial" w:cs="Arial"/>
               </w:rPr>
-              <w:t>schema_version</w:t>
+              <w:t>Created</w:t>
             </w:r>
           </w:p>
         </w:tc>
         <w:tc>
           <w:tcPr>
-            <w:tcW w:type="dxa" w:w="3600"/>
+            <w:tcW w:type="dxa" w:w="2808"/>
+            <w:vAlign w:val="center"/>
             <w:tcMar>
-              <w:top w:w="90" w:type="dxa"/>
-              <w:start w:w="125" w:type="dxa"/>
-              <w:bottom w:w="90" w:type="dxa"/>
-              <w:end w:w="125" w:type="dxa"/>
+              <w:top w:w="100" w:type="dxa"/>
+              <w:bottom w:w="100" w:type="dxa"/>
+              <w:start w:w="130" w:type="dxa"/>
+              <w:end w:w="130" w:type="dxa"/>
             </w:tcMar>
-            <w:vAlign w:val="center"/>
           </w:tcPr>
           <w:p>
             <w:pPr>
-              <w:spacing w:after="40"/>
+              <w:spacing w:after="0" w:line="259" w:lineRule="auto"/>
+              <w:jc w:val="left"/>
             </w:pPr>
+            <w:r/>
             <w:r>
               <w:rPr>
-                <w:rFonts w:ascii="Arial" w:hAnsi="Arial" w:eastAsia="Microsoft YaHei"/>
-                <w:sz w:val="19"/>
+                <w:b w:val="0"/>
+                <w:sz w:val="18"/>
+                <w:rFonts w:ascii="Arial" w:hAnsi="Arial" w:eastAsia="Arial" w:cs="Arial"/>
               </w:rPr>
-              <w:t>配置 schema 版本，当前为 2。</w:t>
+              <w:t>插件实例构造完成；可注入实例名。</w:t>
             </w:r>
           </w:p>
         </w:tc>
         <w:tc>
           <w:tcPr>
-            <w:tcW w:type="dxa" w:w="4260"/>
+            <w:tcW w:type="dxa" w:w="1976"/>
+            <w:vAlign w:val="center"/>
             <w:tcMar>
-              <w:top w:w="90" w:type="dxa"/>
-              <w:start w:w="125" w:type="dxa"/>
-              <w:bottom w:w="90" w:type="dxa"/>
-              <w:end w:w="125" w:type="dxa"/>
+              <w:top w:w="100" w:type="dxa"/>
+              <w:bottom w:w="100" w:type="dxa"/>
+              <w:start w:w="130" w:type="dxa"/>
+              <w:end w:w="130" w:type="dxa"/>
             </w:tcMar>
-            <w:vAlign w:val="center"/>
           </w:tcPr>
           <w:p>
             <w:pPr>
-              <w:spacing w:after="40"/>
+              <w:spacing w:after="0" w:line="259" w:lineRule="auto"/>
+              <w:jc w:val="left"/>
             </w:pPr>
+            <w:r/>
             <w:r>
               <w:rPr>
-                <w:rFonts w:ascii="Arial" w:hAnsi="Arial" w:eastAsia="Microsoft YaHei"/>
-                <w:sz w:val="19"/>
+                <w:b w:val="0"/>
+                <w:sz w:val="18"/>
+                <w:rFonts w:ascii="Arial" w:hAnsi="Arial" w:eastAsia="Arial" w:cs="Arial"/>
               </w:rPr>
-              <w:t>必须存在且等于框架支持版本。</w:t>
+              <w:t>Init 或 Fini</w:t>
+            </w:r>
+          </w:p>
+        </w:tc>
+        <w:tc>
+          <w:tcPr>
+            <w:tcW w:type="dxa" w:w="3224"/>
+            <w:vAlign w:val="center"/>
+            <w:tcMar>
+              <w:top w:w="100" w:type="dxa"/>
+              <w:bottom w:w="100" w:type="dxa"/>
+              <w:start w:w="130" w:type="dxa"/>
+              <w:end w:w="130" w:type="dxa"/>
+            </w:tcMar>
+          </w:tcPr>
+          <w:p>
+            <w:pPr>
+              <w:spacing w:after="0" w:line="259" w:lineRule="auto"/>
+              <w:jc w:val="left"/>
+            </w:pPr>
+            <w:r/>
+            <w:r>
+              <w:rPr>
+                <w:b w:val="0"/>
+                <w:sz w:val="18"/>
+                <w:rFonts w:ascii="Arial" w:hAnsi="Arial" w:eastAsia="Arial" w:cs="Arial"/>
+              </w:rPr>
+              <w:t>模块尚未绑定上下文，不应访问服务。</w:t>
             </w:r>
           </w:p>
         </w:tc>
       </w:tr>
       <w:tr>
+        <w:trPr/>
         <w:tc>
           <w:tcPr>
-            <w:tcW w:type="dxa" w:w="1500"/>
+            <w:tcW w:type="dxa" w:w="1352"/>
+            <w:vAlign w:val="center"/>
             <w:tcMar>
-              <w:top w:w="90" w:type="dxa"/>
-              <w:start w:w="125" w:type="dxa"/>
-              <w:bottom w:w="90" w:type="dxa"/>
-              <w:end w:w="125" w:type="dxa"/>
+              <w:top w:w="100" w:type="dxa"/>
+              <w:bottom w:w="100" w:type="dxa"/>
+              <w:start w:w="130" w:type="dxa"/>
+              <w:end w:w="130" w:type="dxa"/>
             </w:tcMar>
-            <w:vAlign w:val="center"/>
           </w:tcPr>
           <w:p>
             <w:pPr>
-              <w:spacing w:after="40"/>
+              <w:spacing w:after="0" w:line="259" w:lineRule="auto"/>
+              <w:jc w:val="left"/>
             </w:pPr>
+            <w:r/>
             <w:r>
               <w:rPr>
-                <w:rFonts w:ascii="Arial" w:hAnsi="Arial" w:eastAsia="Microsoft YaHei"/>
-                <w:sz w:val="19"/>
+                <w:b w:val="0"/>
+                <w:sz w:val="18"/>
+                <w:rFonts w:ascii="Arial" w:hAnsi="Arial" w:eastAsia="Arial" w:cs="Arial"/>
               </w:rPr>
-              <w:t>modules</w:t>
+              <w:t>Inited</w:t>
             </w:r>
           </w:p>
         </w:tc>
         <w:tc>
           <w:tcPr>
-            <w:tcW w:type="dxa" w:w="3600"/>
+            <w:tcW w:type="dxa" w:w="2808"/>
+            <w:vAlign w:val="center"/>
             <w:tcMar>
-              <w:top w:w="90" w:type="dxa"/>
-              <w:start w:w="125" w:type="dxa"/>
-              <w:bottom w:w="90" w:type="dxa"/>
-              <w:end w:w="125" w:type="dxa"/>
+              <w:top w:w="100" w:type="dxa"/>
+              <w:bottom w:w="100" w:type="dxa"/>
+              <w:start w:w="130" w:type="dxa"/>
+              <w:end w:w="130" w:type="dxa"/>
             </w:tcMar>
-            <w:vAlign w:val="center"/>
           </w:tcPr>
           <w:p>
             <w:pPr>
-              <w:spacing w:after="40"/>
+              <w:spacing w:after="0" w:line="259" w:lineRule="auto"/>
+              <w:jc w:val="left"/>
             </w:pPr>
+            <w:r/>
             <w:r>
               <w:rPr>
-                <w:rFonts w:ascii="Arial" w:hAnsi="Arial" w:eastAsia="Microsoft YaHei"/>
-                <w:sz w:val="19"/>
+                <w:b w:val="0"/>
+                <w:sz w:val="18"/>
+                <w:rFonts w:ascii="Arial" w:hAnsi="Arial" w:eastAsia="Arial" w:cs="Arial"/>
               </w:rPr>
-              <w:t>模块声明数组。</w:t>
+              <w:t>OnInit 成功。</w:t>
             </w:r>
           </w:p>
         </w:tc>
         <w:tc>
           <w:tcPr>
-            <w:tcW w:type="dxa" w:w="4260"/>
+            <w:tcW w:type="dxa" w:w="1976"/>
+            <w:vAlign w:val="center"/>
             <w:tcMar>
-              <w:top w:w="90" w:type="dxa"/>
-              <w:start w:w="125" w:type="dxa"/>
-              <w:bottom w:w="90" w:type="dxa"/>
-              <w:end w:w="125" w:type="dxa"/>
+              <w:top w:w="100" w:type="dxa"/>
+              <w:bottom w:w="100" w:type="dxa"/>
+              <w:start w:w="130" w:type="dxa"/>
+              <w:end w:w="130" w:type="dxa"/>
             </w:tcMar>
-            <w:vAlign w:val="center"/>
           </w:tcPr>
           <w:p>
             <w:pPr>
-              <w:spacing w:after="40"/>
+              <w:spacing w:after="0" w:line="259" w:lineRule="auto"/>
+              <w:jc w:val="left"/>
             </w:pPr>
+            <w:r/>
             <w:r>
               <w:rPr>
-                <w:rFonts w:ascii="Arial" w:hAnsi="Arial" w:eastAsia="Microsoft YaHei"/>
-                <w:sz w:val="19"/>
+                <w:b w:val="0"/>
+                <w:sz w:val="18"/>
+                <w:rFonts w:ascii="Arial" w:hAnsi="Arial" w:eastAsia="Arial" w:cs="Arial"/>
               </w:rPr>
-              <w:t>必须是数组，每个元素必须是对象。</w:t>
+              <w:t>Start 或 Fini</w:t>
+            </w:r>
+          </w:p>
+        </w:tc>
+        <w:tc>
+          <w:tcPr>
+            <w:tcW w:type="dxa" w:w="3224"/>
+            <w:vAlign w:val="center"/>
+            <w:tcMar>
+              <w:top w:w="100" w:type="dxa"/>
+              <w:bottom w:w="100" w:type="dxa"/>
+              <w:start w:w="130" w:type="dxa"/>
+              <w:end w:w="130" w:type="dxa"/>
+            </w:tcMar>
+          </w:tcPr>
+          <w:p>
+            <w:pPr>
+              <w:spacing w:after="0" w:line="259" w:lineRule="auto"/>
+              <w:jc w:val="left"/>
+            </w:pPr>
+            <w:r/>
+            <w:r>
+              <w:rPr>
+                <w:b w:val="0"/>
+                <w:sz w:val="18"/>
+                <w:rFonts w:ascii="Arial" w:hAnsi="Arial" w:eastAsia="Arial" w:cs="Arial"/>
+              </w:rPr>
+              <w:t>资源准备完成，但业务循环尚未运行。</w:t>
             </w:r>
           </w:p>
         </w:tc>
       </w:tr>
       <w:tr>
+        <w:trPr/>
         <w:tc>
           <w:tcPr>
-            <w:tcW w:type="dxa" w:w="1500"/>
+            <w:tcW w:type="dxa" w:w="1352"/>
+            <w:vAlign w:val="center"/>
             <w:tcMar>
-              <w:top w:w="90" w:type="dxa"/>
-              <w:start w:w="125" w:type="dxa"/>
-              <w:bottom w:w="90" w:type="dxa"/>
-              <w:end w:w="125" w:type="dxa"/>
+              <w:top w:w="100" w:type="dxa"/>
+              <w:bottom w:w="100" w:type="dxa"/>
+              <w:start w:w="130" w:type="dxa"/>
+              <w:end w:w="130" w:type="dxa"/>
             </w:tcMar>
-            <w:vAlign w:val="center"/>
           </w:tcPr>
           <w:p>
             <w:pPr>
-              <w:spacing w:after="40"/>
+              <w:spacing w:after="0" w:line="259" w:lineRule="auto"/>
+              <w:jc w:val="left"/>
             </w:pPr>
+            <w:r/>
             <w:r>
               <w:rPr>
-                <w:rFonts w:ascii="Arial" w:hAnsi="Arial" w:eastAsia="Microsoft YaHei"/>
-                <w:sz w:val="19"/>
+                <w:b w:val="0"/>
+                <w:sz w:val="18"/>
+                <w:rFonts w:ascii="Arial" w:hAnsi="Arial" w:eastAsia="Arial" w:cs="Arial"/>
               </w:rPr>
-              <w:t>name</w:t>
+              <w:t>Started</w:t>
             </w:r>
           </w:p>
         </w:tc>
         <w:tc>
           <w:tcPr>
-            <w:tcW w:type="dxa" w:w="3600"/>
+            <w:tcW w:type="dxa" w:w="2808"/>
+            <w:vAlign w:val="center"/>
             <w:tcMar>
-              <w:top w:w="90" w:type="dxa"/>
-              <w:start w:w="125" w:type="dxa"/>
-              <w:bottom w:w="90" w:type="dxa"/>
-              <w:end w:w="125" w:type="dxa"/>
+              <w:top w:w="100" w:type="dxa"/>
+              <w:bottom w:w="100" w:type="dxa"/>
+              <w:start w:w="130" w:type="dxa"/>
+              <w:end w:w="130" w:type="dxa"/>
             </w:tcMar>
-            <w:vAlign w:val="center"/>
           </w:tcPr>
           <w:p>
             <w:pPr>
-              <w:spacing w:after="40"/>
+              <w:spacing w:after="0" w:line="259" w:lineRule="auto"/>
+              <w:jc w:val="left"/>
             </w:pPr>
+            <w:r/>
             <w:r>
               <w:rPr>
-                <w:rFonts w:ascii="Arial" w:hAnsi="Arial" w:eastAsia="Microsoft YaHei"/>
-                <w:sz w:val="19"/>
+                <w:b w:val="0"/>
+                <w:sz w:val="18"/>
+                <w:rFonts w:ascii="Arial" w:hAnsi="Arial" w:eastAsia="Arial" w:cs="Arial"/>
               </w:rPr>
-              <w:t>模块实例名。</w:t>
+              <w:t>OnStart 成功。</w:t>
             </w:r>
           </w:p>
         </w:tc>
         <w:tc>
           <w:tcPr>
-            <w:tcW w:type="dxa" w:w="4260"/>
+            <w:tcW w:type="dxa" w:w="1976"/>
+            <w:vAlign w:val="center"/>
             <w:tcMar>
-              <w:top w:w="90" w:type="dxa"/>
-              <w:start w:w="125" w:type="dxa"/>
-              <w:bottom w:w="90" w:type="dxa"/>
-              <w:end w:w="125" w:type="dxa"/>
+              <w:top w:w="100" w:type="dxa"/>
+              <w:bottom w:w="100" w:type="dxa"/>
+              <w:start w:w="130" w:type="dxa"/>
+              <w:end w:w="130" w:type="dxa"/>
             </w:tcMar>
-            <w:vAlign w:val="center"/>
           </w:tcPr>
           <w:p>
             <w:pPr>
-              <w:spacing w:after="40"/>
+              <w:spacing w:after="0" w:line="259" w:lineRule="auto"/>
+              <w:jc w:val="left"/>
             </w:pPr>
+            <w:r/>
             <w:r>
               <w:rPr>
-                <w:rFonts w:ascii="Arial" w:hAnsi="Arial" w:eastAsia="Microsoft YaHei"/>
-                <w:sz w:val="19"/>
+                <w:b w:val="0"/>
+                <w:sz w:val="18"/>
+                <w:rFonts w:ascii="Arial" w:hAnsi="Arial" w:eastAsia="Arial" w:cs="Arial"/>
               </w:rPr>
-              <w:t>必须是非空字符串，并且同一配置内不能重复。</w:t>
+              <w:t>Stop 或 Fini</w:t>
+            </w:r>
+          </w:p>
+        </w:tc>
+        <w:tc>
+          <w:tcPr>
+            <w:tcW w:type="dxa" w:w="3224"/>
+            <w:vAlign w:val="center"/>
+            <w:tcMar>
+              <w:top w:w="100" w:type="dxa"/>
+              <w:bottom w:w="100" w:type="dxa"/>
+              <w:start w:w="130" w:type="dxa"/>
+              <w:end w:w="130" w:type="dxa"/>
+            </w:tcMar>
+          </w:tcPr>
+          <w:p>
+            <w:pPr>
+              <w:spacing w:after="0" w:line="259" w:lineRule="auto"/>
+              <w:jc w:val="left"/>
+            </w:pPr>
+            <w:r/>
+            <w:r>
+              <w:rPr>
+                <w:b w:val="0"/>
+                <w:sz w:val="18"/>
+                <w:rFonts w:ascii="Arial" w:hAnsi="Arial" w:eastAsia="Arial" w:cs="Arial"/>
+              </w:rPr>
+              <w:t>模块正在提供运行态能力。</w:t>
             </w:r>
           </w:p>
         </w:tc>
       </w:tr>
       <w:tr>
+        <w:trPr/>
         <w:tc>
           <w:tcPr>
-            <w:tcW w:type="dxa" w:w="1500"/>
+            <w:tcW w:type="dxa" w:w="1352"/>
+            <w:vAlign w:val="center"/>
             <w:tcMar>
-              <w:top w:w="90" w:type="dxa"/>
-              <w:start w:w="125" w:type="dxa"/>
-              <w:bottom w:w="90" w:type="dxa"/>
-              <w:end w:w="125" w:type="dxa"/>
+              <w:top w:w="100" w:type="dxa"/>
+              <w:bottom w:w="100" w:type="dxa"/>
+              <w:start w:w="130" w:type="dxa"/>
+              <w:end w:w="130" w:type="dxa"/>
             </w:tcMar>
-            <w:vAlign w:val="center"/>
           </w:tcPr>
           <w:p>
             <w:pPr>
-              <w:spacing w:after="40"/>
+              <w:spacing w:after="0" w:line="259" w:lineRule="auto"/>
+              <w:jc w:val="left"/>
             </w:pPr>
+            <w:r/>
             <w:r>
               <w:rPr>
-                <w:rFonts w:ascii="Arial" w:hAnsi="Arial" w:eastAsia="Microsoft YaHei"/>
-                <w:sz w:val="19"/>
+                <w:b w:val="0"/>
+                <w:sz w:val="18"/>
+                <w:rFonts w:ascii="Arial" w:hAnsi="Arial" w:eastAsia="Arial" w:cs="Arial"/>
               </w:rPr>
-              <w:t>type</w:t>
+              <w:t>Stopped</w:t>
             </w:r>
           </w:p>
         </w:tc>
         <w:tc>
           <w:tcPr>
-            <w:tcW w:type="dxa" w:w="3600"/>
+            <w:tcW w:type="dxa" w:w="2808"/>
+            <w:vAlign w:val="center"/>
             <w:tcMar>
-              <w:top w:w="90" w:type="dxa"/>
-              <w:start w:w="125" w:type="dxa"/>
-              <w:bottom w:w="90" w:type="dxa"/>
-              <w:end w:w="125" w:type="dxa"/>
+              <w:top w:w="100" w:type="dxa"/>
+              <w:bottom w:w="100" w:type="dxa"/>
+              <w:start w:w="130" w:type="dxa"/>
+              <w:end w:w="130" w:type="dxa"/>
             </w:tcMar>
-            <w:vAlign w:val="center"/>
           </w:tcPr>
           <w:p>
             <w:pPr>
-              <w:spacing w:after="40"/>
+              <w:spacing w:after="0" w:line="259" w:lineRule="auto"/>
+              <w:jc w:val="left"/>
             </w:pPr>
+            <w:r/>
             <w:r>
               <w:rPr>
-                <w:rFonts w:ascii="Arial" w:hAnsi="Arial" w:eastAsia="Microsoft YaHei"/>
-                <w:sz w:val="19"/>
+                <w:b w:val="0"/>
+                <w:sz w:val="18"/>
+                <w:rFonts w:ascii="Arial" w:hAnsi="Arial" w:eastAsia="Arial" w:cs="Arial"/>
               </w:rPr>
-              <w:t>插件声明的模块类型名。</w:t>
+              <w:t>OnStop 成功。</w:t>
             </w:r>
           </w:p>
         </w:tc>
         <w:tc>
           <w:tcPr>
-            <w:tcW w:type="dxa" w:w="4260"/>
+            <w:tcW w:type="dxa" w:w="1976"/>
+            <w:vAlign w:val="center"/>
             <w:tcMar>
-              <w:top w:w="90" w:type="dxa"/>
-              <w:start w:w="125" w:type="dxa"/>
-              <w:bottom w:w="90" w:type="dxa"/>
-              <w:end w:w="125" w:type="dxa"/>
+              <w:top w:w="100" w:type="dxa"/>
+              <w:bottom w:w="100" w:type="dxa"/>
+              <w:start w:w="130" w:type="dxa"/>
+              <w:end w:w="130" w:type="dxa"/>
             </w:tcMar>
-            <w:vAlign w:val="center"/>
           </w:tcPr>
           <w:p>
             <w:pPr>
-              <w:spacing w:after="40"/>
+              <w:spacing w:after="0" w:line="259" w:lineRule="auto"/>
+              <w:jc w:val="left"/>
             </w:pPr>
+            <w:r/>
             <w:r>
               <w:rPr>
-                <w:rFonts w:ascii="Arial" w:hAnsi="Arial" w:eastAsia="Microsoft YaHei"/>
-                <w:sz w:val="19"/>
+                <w:b w:val="0"/>
+                <w:sz w:val="18"/>
+                <w:rFonts w:ascii="Arial" w:hAnsi="Arial" w:eastAsia="Arial" w:cs="Arial"/>
               </w:rPr>
-              <w:t>必须是非空字符串，并与运行时 ModuleType() 匹配。</w:t>
+              <w:t>Start 或 Fini</w:t>
+            </w:r>
+          </w:p>
+        </w:tc>
+        <w:tc>
+          <w:tcPr>
+            <w:tcW w:type="dxa" w:w="3224"/>
+            <w:vAlign w:val="center"/>
+            <w:tcMar>
+              <w:top w:w="100" w:type="dxa"/>
+              <w:bottom w:w="100" w:type="dxa"/>
+              <w:start w:w="130" w:type="dxa"/>
+              <w:end w:w="130" w:type="dxa"/>
+            </w:tcMar>
+          </w:tcPr>
+          <w:p>
+            <w:pPr>
+              <w:spacing w:after="0" w:line="259" w:lineRule="auto"/>
+              <w:jc w:val="left"/>
+            </w:pPr>
+            <w:r/>
+            <w:r>
+              <w:rPr>
+                <w:b w:val="0"/>
+                <w:sz w:val="18"/>
+                <w:rFonts w:ascii="Arial" w:hAnsi="Arial" w:eastAsia="Arial" w:cs="Arial"/>
+              </w:rPr>
+              <w:t>运行态资源已停止，初始化资源仍可复用。</w:t>
             </w:r>
           </w:p>
         </w:tc>
       </w:tr>
       <w:tr>
+        <w:trPr/>
         <w:tc>
           <w:tcPr>
-            <w:tcW w:type="dxa" w:w="1500"/>
+            <w:tcW w:type="dxa" w:w="1352"/>
+            <w:vAlign w:val="center"/>
             <w:tcMar>
-              <w:top w:w="90" w:type="dxa"/>
-              <w:start w:w="125" w:type="dxa"/>
-              <w:bottom w:w="90" w:type="dxa"/>
-              <w:end w:w="125" w:type="dxa"/>
+              <w:top w:w="100" w:type="dxa"/>
+              <w:bottom w:w="100" w:type="dxa"/>
+              <w:start w:w="130" w:type="dxa"/>
+              <w:end w:w="130" w:type="dxa"/>
             </w:tcMar>
-            <w:vAlign w:val="center"/>
           </w:tcPr>
           <w:p>
             <w:pPr>
-              <w:spacing w:after="40"/>
+              <w:spacing w:after="0" w:line="259" w:lineRule="auto"/>
+              <w:jc w:val="left"/>
             </w:pPr>
+            <w:r/>
             <w:r>
               <w:rPr>
-                <w:rFonts w:ascii="Arial" w:hAnsi="Arial" w:eastAsia="Microsoft YaHei"/>
-                <w:sz w:val="19"/>
+                <w:b w:val="0"/>
+                <w:sz w:val="18"/>
+                <w:rFonts w:ascii="Arial" w:hAnsi="Arial" w:eastAsia="Arial" w:cs="Arial"/>
               </w:rPr>
-              <w:t>library_path</w:t>
+              <w:t>Fini</w:t>
             </w:r>
           </w:p>
         </w:tc>
         <w:tc>
           <w:tcPr>
-            <w:tcW w:type="dxa" w:w="3600"/>
+            <w:tcW w:type="dxa" w:w="2808"/>
+            <w:vAlign w:val="center"/>
             <w:tcMar>
-              <w:top w:w="90" w:type="dxa"/>
-              <w:start w:w="125" w:type="dxa"/>
-              <w:bottom w:w="90" w:type="dxa"/>
-              <w:end w:w="125" w:type="dxa"/>
+              <w:top w:w="100" w:type="dxa"/>
+              <w:bottom w:w="100" w:type="dxa"/>
+              <w:start w:w="130" w:type="dxa"/>
+              <w:end w:w="130" w:type="dxa"/>
             </w:tcMar>
-            <w:vAlign w:val="center"/>
           </w:tcPr>
           <w:p>
             <w:pPr>
-              <w:spacing w:after="40"/>
+              <w:spacing w:after="0" w:line="259" w:lineRule="auto"/>
+              <w:jc w:val="left"/>
             </w:pPr>
+            <w:r/>
             <w:r>
               <w:rPr>
-                <w:rFonts w:ascii="Arial" w:hAnsi="Arial" w:eastAsia="Microsoft YaHei"/>
-                <w:sz w:val="19"/>
+                <w:b w:val="0"/>
+                <w:sz w:val="18"/>
+                <w:rFonts w:ascii="Arial" w:hAnsi="Arial" w:eastAsia="Arial" w:cs="Arial"/>
               </w:rPr>
-              <w:t>插件动态库路径。</w:t>
+              <w:t>OnFini 完成或框架完成终态清理。</w:t>
             </w:r>
           </w:p>
         </w:tc>
         <w:tc>
           <w:tcPr>
-            <w:tcW w:type="dxa" w:w="4260"/>
+            <w:tcW w:type="dxa" w:w="1976"/>
+            <w:vAlign w:val="center"/>
             <w:tcMar>
-              <w:top w:w="90" w:type="dxa"/>
-              <w:start w:w="125" w:type="dxa"/>
-              <w:bottom w:w="90" w:type="dxa"/>
-              <w:end w:w="125" w:type="dxa"/>
+              <w:top w:w="100" w:type="dxa"/>
+              <w:bottom w:w="100" w:type="dxa"/>
+              <w:start w:w="130" w:type="dxa"/>
+              <w:end w:w="130" w:type="dxa"/>
             </w:tcMar>
-            <w:vAlign w:val="center"/>
           </w:tcPr>
           <w:p>
             <w:pPr>
-              <w:spacing w:after="40"/>
+              <w:spacing w:after="0" w:line="259" w:lineRule="auto"/>
+              <w:jc w:val="left"/>
             </w:pPr>
+            <w:r/>
             <w:r>
               <w:rPr>
-                <w:rFonts w:ascii="Arial" w:hAnsi="Arial" w:eastAsia="Microsoft YaHei"/>
-                <w:sz w:val="19"/>
+                <w:b w:val="0"/>
+                <w:sz w:val="18"/>
+                <w:rFonts w:ascii="Arial" w:hAnsi="Arial" w:eastAsia="Arial" w:cs="Arial"/>
               </w:rPr>
-              <w:t>必须是非空字符串；相对路径按配置文件目录归一化。</w:t>
-            </w:r>
-          </w:p>
-        </w:tc>
-      </w:tr>
-      <w:tr>
-        <w:tc>
-          <w:tcPr>
-            <w:tcW w:type="dxa" w:w="1500"/>
-            <w:tcMar>
-              <w:top w:w="90" w:type="dxa"/>
-              <w:start w:w="125" w:type="dxa"/>
-              <w:bottom w:w="90" w:type="dxa"/>
-              <w:end w:w="125" w:type="dxa"/>
-            </w:tcMar>
-            <w:vAlign w:val="center"/>
-          </w:tcPr>
-          <w:p>
-            <w:pPr>
-              <w:spacing w:after="40"/>
-            </w:pPr>
-            <w:r>
-              <w:rPr>
-                <w:rFonts w:ascii="Arial" w:hAnsi="Arial" w:eastAsia="Microsoft YaHei"/>
-                <w:sz w:val="19"/>
-              </w:rPr>
-              <w:t>config</w:t>
+              <w:t>Init</w:t>
             </w:r>
           </w:p>
         </w:tc>
         <w:tc>
           <w:tcPr>
-            <w:tcW w:type="dxa" w:w="3600"/>
+            <w:tcW w:type="dxa" w:w="3224"/>
+            <w:vAlign w:val="center"/>
             <w:tcMar>
-              <w:top w:w="90" w:type="dxa"/>
-              <w:start w:w="125" w:type="dxa"/>
-              <w:bottom w:w="90" w:type="dxa"/>
-              <w:end w:w="125" w:type="dxa"/>
+              <w:top w:w="100" w:type="dxa"/>
+              <w:bottom w:w="100" w:type="dxa"/>
+              <w:start w:w="130" w:type="dxa"/>
+              <w:end w:w="130" w:type="dxa"/>
             </w:tcMar>
-            <w:vAlign w:val="center"/>
           </w:tcPr>
           <w:p>
             <w:pPr>
-              <w:spacing w:after="40"/>
+              <w:spacing w:after="0" w:line="259" w:lineRule="auto"/>
+              <w:jc w:val="left"/>
             </w:pPr>
+            <w:r/>
             <w:r>
               <w:rPr>
-                <w:rFonts w:ascii="Arial" w:hAnsi="Arial" w:eastAsia="Microsoft YaHei"/>
-                <w:sz w:val="19"/>
+                <w:b w:val="0"/>
+                <w:sz w:val="18"/>
+                <w:rFonts w:ascii="Arial" w:hAnsi="Arial" w:eastAsia="Arial" w:cs="Arial"/>
               </w:rPr>
-              <w:t>传给模块读取的实例配置。</w:t>
-            </w:r>
-          </w:p>
-        </w:tc>
-        <w:tc>
-          <w:tcPr>
-            <w:tcW w:type="dxa" w:w="4260"/>
-            <w:tcMar>
-              <w:top w:w="90" w:type="dxa"/>
-              <w:start w:w="125" w:type="dxa"/>
-              <w:bottom w:w="90" w:type="dxa"/>
-              <w:end w:w="125" w:type="dxa"/>
-            </w:tcMar>
-            <w:vAlign w:val="center"/>
-          </w:tcPr>
-          <w:p>
-            <w:pPr>
-              <w:spacing w:after="40"/>
-            </w:pPr>
-            <w:r>
-              <w:rPr>
-                <w:rFonts w:ascii="Arial" w:hAnsi="Arial" w:eastAsia="Microsoft YaHei"/>
-                <w:sz w:val="19"/>
-              </w:rPr>
-              <w:t>可选；若存在必须是对象。</w:t>
+              <w:t>模块资源已释放；若重新使用，需要重新初始化。</w:t>
             </w:r>
           </w:p>
         </w:tc>
       </w:tr>
     </w:tbl>
-    <w:p/>
     <w:p>
+      <w:pPr>
+        <w:spacing w:line="259" w:lineRule="auto" w:after="120"/>
+      </w:pPr>
       <w:r>
         <w:rPr>
-          <w:rFonts w:ascii="Arial" w:hAnsi="Arial" w:eastAsia="Microsoft YaHei"/>
-          <w:b/>
+          <w:sz w:val="22"/>
+          <w:rFonts w:ascii="Arial" w:hAnsi="Arial" w:eastAsia="Arial" w:cs="Arial"/>
         </w:rPr>
-        <w:t>两阶段提交的价值：</w:t>
-      </w:r>
-      <w:r>
-        <w:rPr>
-          <w:rFonts w:ascii="Arial" w:hAnsi="Arial" w:eastAsia="Microsoft YaHei"/>
-        </w:rPr>
-        <w:t>批量加载时先把所有模块创建到 staged_modules，全部成功后才写入正式容器。这样配置里某个模块失败时，管理器不会留下半装载状态，后续排查更直接。</w:t>
+        <w:t>关键维护点：ModuleManager::Stop() 只停止已经到达 Started 的模块。这样在 Start 部分失败后，尚未启动的模块不会产生无效状态错误；它们的初始化资源由 Fini() 统一释放。</w:t>
       </w:r>
     </w:p>
     <w:p>
       <w:pPr>
         <w:pStyle w:val="Heading1"/>
+        <w:keepNext/>
       </w:pPr>
       <w:r>
-        <w:rPr>
-          <w:rFonts w:ascii="Arial" w:hAnsi="Arial" w:eastAsia="Microsoft YaHei"/>
-        </w:rPr>
-        <w:t>7. 新增模块的接入清单</w:t>
+        <w:t>6. 为什么要“模块”和“能力”分离</w:t>
       </w:r>
     </w:p>
     <w:p>
       <w:pPr>
         <w:pStyle w:val="ListBullet"/>
+        <w:spacing w:after="120"/>
+        <w:ind w:left="720" w:hanging="360"/>
       </w:pPr>
       <w:r>
         <w:rPr>
-          <w:rFonts w:ascii="Arial" w:hAnsi="Arial" w:eastAsia="Microsoft YaHei"/>
+          <w:sz w:val="22"/>
+          <w:rFonts w:ascii="Arial" w:hAnsi="Arial" w:eastAsia="Arial" w:cs="Arial"/>
         </w:rPr>
-        <w:t>继承 ModuleBase，并实现 ModuleType()、ModuleVersion()。ModuleType() 必须和配置 type 保持一致。</w:t>
+        <w:t>模块是部署和生命周期单位，能力是业务协作接口。把两者混在一起，会让调用方必须知道谁实现了什么。</w:t>
       </w:r>
     </w:p>
     <w:p>
       <w:pPr>
         <w:pStyle w:val="ListBullet"/>
+        <w:spacing w:after="120"/>
+        <w:ind w:left="720" w:hanging="360"/>
       </w:pPr>
       <w:r>
         <w:rPr>
-          <w:rFonts w:ascii="Arial" w:hAnsi="Arial" w:eastAsia="Microsoft YaHei"/>
+          <w:sz w:val="22"/>
+          <w:rFonts w:ascii="Arial" w:hAnsi="Arial" w:eastAsia="Arial" w:cs="Arial"/>
         </w:rPr>
-        <w:t>在 OnInit() 中读取 ModuleConfig(ModuleName())，准备资源和依赖；不要启动长时间运行的线程。</w:t>
+        <w:t>ServiceTypeTraits 把 C++ 接口类型映射到稳定服务键，ServiceRegistry 再把服务键映射到具名模块实例。</w:t>
       </w:r>
     </w:p>
     <w:p>
       <w:pPr>
         <w:pStyle w:val="ListBullet"/>
+        <w:spacing w:after="120"/>
+        <w:ind w:left="720" w:hanging="360"/>
       </w:pPr>
       <w:r>
         <w:rPr>
-          <w:rFonts w:ascii="Arial" w:hAnsi="Arial" w:eastAsia="Microsoft YaHei"/>
+          <w:sz w:val="22"/>
+          <w:rFonts w:ascii="Arial" w:hAnsi="Arial" w:eastAsia="Arial" w:cs="Arial"/>
         </w:rPr>
-        <w:t>在 OnStart() 中启动运行态行为，例如连接、订阅、线程或定时器。</w:t>
+        <w:t>同一个能力可以有多个实例，例如 primary/backup 两个消息总线；调用方可选择具名查询，也可在单实例场景使用唯一查询。</w:t>
       </w:r>
     </w:p>
     <w:p>
       <w:pPr>
         <w:pStyle w:val="ListBullet"/>
+        <w:spacing w:after="120"/>
+        <w:ind w:left="720" w:hanging="360"/>
       </w:pPr>
       <w:r>
         <w:rPr>
-          <w:rFonts w:ascii="Arial" w:hAnsi="Arial" w:eastAsia="Microsoft YaHei"/>
+          <w:sz w:val="22"/>
+          <w:rFonts w:ascii="Arial" w:hAnsi="Arial" w:eastAsia="Arial" w:cs="Arial"/>
         </w:rPr>
-        <w:t>在 OnStop() 中停止运行态行为；在 OnFini() 中释放初始化阶段资源。</w:t>
+        <w:t>这种方式天然支持模块替换：只要新模块实现同一个服务接口，调用方无需改业务代码。</w:t>
       </w:r>
     </w:p>
     <w:p>
       <w:pPr>
-        <w:pStyle w:val="ListBullet"/>
+        <w:spacing w:after="0"/>
       </w:pPr>
       <w:r>
-        <w:rPr>
-          <w:rFonts w:ascii="Arial" w:hAnsi="Arial" w:eastAsia="Microsoft YaHei"/>
-        </w:rPr>
-        <w:t>使用 MC_DECLARE_MODULE_FACTORY 导出插件工厂符号。</w:t>
-      </w:r>
-    </w:p>
-    <w:p>
-      <w:pPr>
-        <w:pStyle w:val="ListBullet"/>
-      </w:pPr>
-      <w:r>
-        <w:rPr>
-          <w:rFonts w:ascii="Arial" w:hAnsi="Arial" w:eastAsia="Microsoft YaHei"/>
-        </w:rPr>
-        <w:t>为模块写配置条目，并通过 ModuleManager 配置测试验证 name/type/library_path/config。</w:t>
-      </w:r>
-    </w:p>
-    <w:p>
-      <w:r>
-        <w:rPr>
-          <w:rFonts w:ascii="Arial" w:hAnsi="Arial" w:eastAsia="Microsoft YaHei"/>
-        </w:rPr>
         <w:br w:type="page"/>
       </w:r>
     </w:p>
     <w:p>
       <w:pPr>
         <w:pStyle w:val="Heading1"/>
+        <w:keepNext/>
       </w:pPr>
       <w:r>
-        <w:rPr>
-          <w:rFonts w:ascii="Arial" w:hAnsi="Arial" w:eastAsia="Microsoft YaHei"/>
-        </w:rPr>
-        <w:t>8. 新增能力接口的接入清单</w:t>
-      </w:r>
-    </w:p>
-    <w:p>
-      <w:pPr>
-        <w:pStyle w:val="ListBullet"/>
-      </w:pPr>
-      <w:r>
-        <w:rPr>
-          <w:rFonts w:ascii="Arial" w:hAnsi="Arial" w:eastAsia="Microsoft YaHei"/>
-        </w:rPr>
-        <w:t>在 include/module_context/&lt;domain&gt;/ 下声明纯接口，例如 IMessageBusService。</w:t>
-      </w:r>
-    </w:p>
-    <w:p>
-      <w:pPr>
-        <w:pStyle w:val="ListBullet"/>
-      </w:pPr>
-      <w:r>
-        <w:rPr>
-          <w:rFonts w:ascii="Arial" w:hAnsi="Arial" w:eastAsia="Microsoft YaHei"/>
-        </w:rPr>
-        <w:t>为该接口特化 ServiceTypeTraits&lt;T&gt;::Key()，服务键应稳定、可读、带命名空间。</w:t>
-      </w:r>
-    </w:p>
-    <w:p>
-      <w:pPr>
-        <w:pStyle w:val="ListBullet"/>
-      </w:pPr>
-      <w:r>
-        <w:rPr>
-          <w:rFonts w:ascii="Arial" w:hAnsi="Arial" w:eastAsia="Microsoft YaHei"/>
-        </w:rPr>
-        <w:t>模块实现类继承该能力接口，并由 ServiceRegistry::RegisterKnownServices 识别。</w:t>
-      </w:r>
-    </w:p>
-    <w:p>
-      <w:pPr>
-        <w:pStyle w:val="ListBullet"/>
-      </w:pPr>
-      <w:r>
-        <w:rPr>
-          <w:rFonts w:ascii="Arial" w:hAnsi="Arial" w:eastAsia="Microsoft YaHei"/>
-        </w:rPr>
-        <w:t>如果同一能力可能多实例，调用方优先使用 GetService&lt;T&gt;(name) 具名查询。</w:t>
-      </w:r>
-    </w:p>
-    <w:p>
-      <w:pPr>
-        <w:pStyle w:val="ListBullet"/>
-      </w:pPr>
-      <w:r>
-        <w:rPr>
-          <w:rFonts w:ascii="Arial" w:hAnsi="Arial" w:eastAsia="Microsoft YaHei"/>
-        </w:rPr>
-        <w:t>新增测试：单实例唯一查询、多实例唯一查询失败、具名查询成功、类型转换失败。</w:t>
-      </w:r>
-    </w:p>
-    <w:p>
-      <w:pPr>
-        <w:pStyle w:val="Heading1"/>
-      </w:pPr>
-      <w:r>
-        <w:rPr>
-          <w:rFonts w:ascii="Arial" w:hAnsi="Arial" w:eastAsia="Microsoft YaHei"/>
-        </w:rPr>
-        <w:t>9. 维护时最容易走偏的地方</w:t>
+        <w:t>7. 配置协议与两阶段提交</w:t>
       </w:r>
     </w:p>
     <w:tbl>
@@ -2833,45 +2969,849 @@
         <w:jc w:val="left"/>
         <w:tblLayout w:type="fixed"/>
         <w:tblLook w:firstColumn="1" w:firstRow="1" w:lastColumn="0" w:lastRow="0" w:noHBand="0" w:noVBand="1" w:val="04A0"/>
-        <w:tblBorders>
-          <w:top w:val="single" w:sz="6" w:space="0" w:color="D9E2F3"/>
-          <w:left w:val="single" w:sz="6" w:space="0" w:color="D9E2F3"/>
-          <w:bottom w:val="single" w:sz="6" w:space="0" w:color="D9E2F3"/>
-          <w:right w:val="single" w:sz="6" w:space="0" w:color="D9E2F3"/>
-          <w:insideH w:val="single" w:sz="6" w:space="0" w:color="D9E2F3"/>
-          <w:insideV w:val="single" w:sz="6" w:space="0" w:color="D9E2F3"/>
-        </w:tblBorders>
+        <w:tblInd w:type="dxa" w:w="0"/>
       </w:tblPr>
       <w:tblGrid>
-        <w:gridCol w:w="1700"/>
-        <w:gridCol w:w="3850"/>
-        <w:gridCol w:w="3810"/>
+        <w:gridCol w:w="1614"/>
+        <w:gridCol w:w="3443"/>
+        <w:gridCol w:w="4303"/>
       </w:tblGrid>
       <w:tr>
-        <w:trPr>
-          <w:tblHeader w:val="true"/>
-        </w:trPr>
+        <w:trPr/>
         <w:tc>
           <w:tcPr>
-            <w:tcW w:type="dxa" w:w="1700"/>
-            <w:shd w:fill="EAF2F8"/>
+            <w:tcW w:type="dxa" w:w="1614"/>
+            <w:shd w:fill="EEF3F8"/>
+            <w:vAlign w:val="center"/>
             <w:tcMar>
-              <w:top w:w="90" w:type="dxa"/>
-              <w:start w:w="125" w:type="dxa"/>
-              <w:bottom w:w="90" w:type="dxa"/>
-              <w:end w:w="125" w:type="dxa"/>
+              <w:top w:w="100" w:type="dxa"/>
+              <w:bottom w:w="100" w:type="dxa"/>
+              <w:start w:w="130" w:type="dxa"/>
+              <w:end w:w="130" w:type="dxa"/>
             </w:tcMar>
-            <w:vAlign w:val="center"/>
           </w:tcPr>
           <w:p>
             <w:pPr>
-              <w:spacing w:after="40"/>
+              <w:spacing w:after="0" w:line="259" w:lineRule="auto"/>
+              <w:jc w:val="left"/>
             </w:pPr>
+            <w:r/>
             <w:r>
               <w:rPr>
-                <w:rFonts w:ascii="Arial" w:hAnsi="Arial" w:eastAsia="Microsoft YaHei"/>
                 <w:b/>
-                <w:sz w:val="19"/>
+                <w:color w:val="1F4E79"/>
+                <w:sz w:val="18"/>
+                <w:rFonts w:ascii="Arial" w:hAnsi="Arial" w:eastAsia="Arial" w:cs="Arial"/>
+              </w:rPr>
+              <w:t>配置字段</w:t>
+            </w:r>
+          </w:p>
+        </w:tc>
+        <w:tc>
+          <w:tcPr>
+            <w:tcW w:type="dxa" w:w="3443"/>
+            <w:shd w:fill="EEF3F8"/>
+            <w:vAlign w:val="center"/>
+            <w:tcMar>
+              <w:top w:w="100" w:type="dxa"/>
+              <w:bottom w:w="100" w:type="dxa"/>
+              <w:start w:w="130" w:type="dxa"/>
+              <w:end w:w="130" w:type="dxa"/>
+            </w:tcMar>
+          </w:tcPr>
+          <w:p>
+            <w:pPr>
+              <w:spacing w:after="0" w:line="259" w:lineRule="auto"/>
+              <w:jc w:val="left"/>
+            </w:pPr>
+            <w:r/>
+            <w:r>
+              <w:rPr>
+                <w:b/>
+                <w:color w:val="1F4E79"/>
+                <w:sz w:val="18"/>
+                <w:rFonts w:ascii="Arial" w:hAnsi="Arial" w:eastAsia="Arial" w:cs="Arial"/>
+              </w:rPr>
+              <w:t>语义</w:t>
+            </w:r>
+          </w:p>
+        </w:tc>
+        <w:tc>
+          <w:tcPr>
+            <w:tcW w:type="dxa" w:w="4303"/>
+            <w:shd w:fill="EEF3F8"/>
+            <w:vAlign w:val="center"/>
+            <w:tcMar>
+              <w:top w:w="100" w:type="dxa"/>
+              <w:bottom w:w="100" w:type="dxa"/>
+              <w:start w:w="130" w:type="dxa"/>
+              <w:end w:w="130" w:type="dxa"/>
+            </w:tcMar>
+          </w:tcPr>
+          <w:p>
+            <w:pPr>
+              <w:spacing w:after="0" w:line="259" w:lineRule="auto"/>
+              <w:jc w:val="left"/>
+            </w:pPr>
+            <w:r/>
+            <w:r>
+              <w:rPr>
+                <w:b/>
+                <w:color w:val="1F4E79"/>
+                <w:sz w:val="18"/>
+                <w:rFonts w:ascii="Arial" w:hAnsi="Arial" w:eastAsia="Arial" w:cs="Arial"/>
+              </w:rPr>
+              <w:t>框架校验</w:t>
+            </w:r>
+          </w:p>
+        </w:tc>
+      </w:tr>
+      <w:tr>
+        <w:trPr/>
+        <w:tc>
+          <w:tcPr>
+            <w:tcW w:type="dxa" w:w="1614"/>
+            <w:vAlign w:val="center"/>
+            <w:tcMar>
+              <w:top w:w="100" w:type="dxa"/>
+              <w:bottom w:w="100" w:type="dxa"/>
+              <w:start w:w="130" w:type="dxa"/>
+              <w:end w:w="130" w:type="dxa"/>
+            </w:tcMar>
+          </w:tcPr>
+          <w:p>
+            <w:pPr>
+              <w:spacing w:after="0" w:line="259" w:lineRule="auto"/>
+              <w:jc w:val="left"/>
+            </w:pPr>
+            <w:r/>
+            <w:r>
+              <w:rPr>
+                <w:b w:val="0"/>
+                <w:sz w:val="18"/>
+                <w:rFonts w:ascii="Arial" w:hAnsi="Arial" w:eastAsia="Arial" w:cs="Arial"/>
+              </w:rPr>
+              <w:t>schema_version</w:t>
+            </w:r>
+          </w:p>
+        </w:tc>
+        <w:tc>
+          <w:tcPr>
+            <w:tcW w:type="dxa" w:w="3443"/>
+            <w:vAlign w:val="center"/>
+            <w:tcMar>
+              <w:top w:w="100" w:type="dxa"/>
+              <w:bottom w:w="100" w:type="dxa"/>
+              <w:start w:w="130" w:type="dxa"/>
+              <w:end w:w="130" w:type="dxa"/>
+            </w:tcMar>
+          </w:tcPr>
+          <w:p>
+            <w:pPr>
+              <w:spacing w:after="0" w:line="259" w:lineRule="auto"/>
+              <w:jc w:val="left"/>
+            </w:pPr>
+            <w:r/>
+            <w:r>
+              <w:rPr>
+                <w:b w:val="0"/>
+                <w:sz w:val="18"/>
+                <w:rFonts w:ascii="Arial" w:hAnsi="Arial" w:eastAsia="Arial" w:cs="Arial"/>
+              </w:rPr>
+              <w:t>配置 schema 版本，当前为 2。</w:t>
+            </w:r>
+          </w:p>
+        </w:tc>
+        <w:tc>
+          <w:tcPr>
+            <w:tcW w:type="dxa" w:w="4303"/>
+            <w:vAlign w:val="center"/>
+            <w:tcMar>
+              <w:top w:w="100" w:type="dxa"/>
+              <w:bottom w:w="100" w:type="dxa"/>
+              <w:start w:w="130" w:type="dxa"/>
+              <w:end w:w="130" w:type="dxa"/>
+            </w:tcMar>
+          </w:tcPr>
+          <w:p>
+            <w:pPr>
+              <w:spacing w:after="0" w:line="259" w:lineRule="auto"/>
+              <w:jc w:val="left"/>
+            </w:pPr>
+            <w:r/>
+            <w:r>
+              <w:rPr>
+                <w:b w:val="0"/>
+                <w:sz w:val="18"/>
+                <w:rFonts w:ascii="Arial" w:hAnsi="Arial" w:eastAsia="Arial" w:cs="Arial"/>
+              </w:rPr>
+              <w:t>必须存在且等于框架支持版本。</w:t>
+            </w:r>
+          </w:p>
+        </w:tc>
+      </w:tr>
+      <w:tr>
+        <w:trPr/>
+        <w:tc>
+          <w:tcPr>
+            <w:tcW w:type="dxa" w:w="1614"/>
+            <w:vAlign w:val="center"/>
+            <w:tcMar>
+              <w:top w:w="100" w:type="dxa"/>
+              <w:bottom w:w="100" w:type="dxa"/>
+              <w:start w:w="130" w:type="dxa"/>
+              <w:end w:w="130" w:type="dxa"/>
+            </w:tcMar>
+          </w:tcPr>
+          <w:p>
+            <w:pPr>
+              <w:spacing w:after="0" w:line="259" w:lineRule="auto"/>
+              <w:jc w:val="left"/>
+            </w:pPr>
+            <w:r/>
+            <w:r>
+              <w:rPr>
+                <w:b w:val="0"/>
+                <w:sz w:val="18"/>
+                <w:rFonts w:ascii="Arial" w:hAnsi="Arial" w:eastAsia="Arial" w:cs="Arial"/>
+              </w:rPr>
+              <w:t>modules</w:t>
+            </w:r>
+          </w:p>
+        </w:tc>
+        <w:tc>
+          <w:tcPr>
+            <w:tcW w:type="dxa" w:w="3443"/>
+            <w:vAlign w:val="center"/>
+            <w:tcMar>
+              <w:top w:w="100" w:type="dxa"/>
+              <w:bottom w:w="100" w:type="dxa"/>
+              <w:start w:w="130" w:type="dxa"/>
+              <w:end w:w="130" w:type="dxa"/>
+            </w:tcMar>
+          </w:tcPr>
+          <w:p>
+            <w:pPr>
+              <w:spacing w:after="0" w:line="259" w:lineRule="auto"/>
+              <w:jc w:val="left"/>
+            </w:pPr>
+            <w:r/>
+            <w:r>
+              <w:rPr>
+                <w:b w:val="0"/>
+                <w:sz w:val="18"/>
+                <w:rFonts w:ascii="Arial" w:hAnsi="Arial" w:eastAsia="Arial" w:cs="Arial"/>
+              </w:rPr>
+              <w:t>模块声明数组。</w:t>
+            </w:r>
+          </w:p>
+        </w:tc>
+        <w:tc>
+          <w:tcPr>
+            <w:tcW w:type="dxa" w:w="4303"/>
+            <w:vAlign w:val="center"/>
+            <w:tcMar>
+              <w:top w:w="100" w:type="dxa"/>
+              <w:bottom w:w="100" w:type="dxa"/>
+              <w:start w:w="130" w:type="dxa"/>
+              <w:end w:w="130" w:type="dxa"/>
+            </w:tcMar>
+          </w:tcPr>
+          <w:p>
+            <w:pPr>
+              <w:spacing w:after="0" w:line="259" w:lineRule="auto"/>
+              <w:jc w:val="left"/>
+            </w:pPr>
+            <w:r/>
+            <w:r>
+              <w:rPr>
+                <w:b w:val="0"/>
+                <w:sz w:val="18"/>
+                <w:rFonts w:ascii="Arial" w:hAnsi="Arial" w:eastAsia="Arial" w:cs="Arial"/>
+              </w:rPr>
+              <w:t>必须是数组，每个元素必须是对象。</w:t>
+            </w:r>
+          </w:p>
+        </w:tc>
+      </w:tr>
+      <w:tr>
+        <w:trPr/>
+        <w:tc>
+          <w:tcPr>
+            <w:tcW w:type="dxa" w:w="1614"/>
+            <w:vAlign w:val="center"/>
+            <w:tcMar>
+              <w:top w:w="100" w:type="dxa"/>
+              <w:bottom w:w="100" w:type="dxa"/>
+              <w:start w:w="130" w:type="dxa"/>
+              <w:end w:w="130" w:type="dxa"/>
+            </w:tcMar>
+          </w:tcPr>
+          <w:p>
+            <w:pPr>
+              <w:spacing w:after="0" w:line="259" w:lineRule="auto"/>
+              <w:jc w:val="left"/>
+            </w:pPr>
+            <w:r/>
+            <w:r>
+              <w:rPr>
+                <w:b w:val="0"/>
+                <w:sz w:val="18"/>
+                <w:rFonts w:ascii="Arial" w:hAnsi="Arial" w:eastAsia="Arial" w:cs="Arial"/>
+              </w:rPr>
+              <w:t>name</w:t>
+            </w:r>
+          </w:p>
+        </w:tc>
+        <w:tc>
+          <w:tcPr>
+            <w:tcW w:type="dxa" w:w="3443"/>
+            <w:vAlign w:val="center"/>
+            <w:tcMar>
+              <w:top w:w="100" w:type="dxa"/>
+              <w:bottom w:w="100" w:type="dxa"/>
+              <w:start w:w="130" w:type="dxa"/>
+              <w:end w:w="130" w:type="dxa"/>
+            </w:tcMar>
+          </w:tcPr>
+          <w:p>
+            <w:pPr>
+              <w:spacing w:after="0" w:line="259" w:lineRule="auto"/>
+              <w:jc w:val="left"/>
+            </w:pPr>
+            <w:r/>
+            <w:r>
+              <w:rPr>
+                <w:b w:val="0"/>
+                <w:sz w:val="18"/>
+                <w:rFonts w:ascii="Arial" w:hAnsi="Arial" w:eastAsia="Arial" w:cs="Arial"/>
+              </w:rPr>
+              <w:t>模块实例名。</w:t>
+            </w:r>
+          </w:p>
+        </w:tc>
+        <w:tc>
+          <w:tcPr>
+            <w:tcW w:type="dxa" w:w="4303"/>
+            <w:vAlign w:val="center"/>
+            <w:tcMar>
+              <w:top w:w="100" w:type="dxa"/>
+              <w:bottom w:w="100" w:type="dxa"/>
+              <w:start w:w="130" w:type="dxa"/>
+              <w:end w:w="130" w:type="dxa"/>
+            </w:tcMar>
+          </w:tcPr>
+          <w:p>
+            <w:pPr>
+              <w:spacing w:after="0" w:line="259" w:lineRule="auto"/>
+              <w:jc w:val="left"/>
+            </w:pPr>
+            <w:r/>
+            <w:r>
+              <w:rPr>
+                <w:b w:val="0"/>
+                <w:sz w:val="18"/>
+                <w:rFonts w:ascii="Arial" w:hAnsi="Arial" w:eastAsia="Arial" w:cs="Arial"/>
+              </w:rPr>
+              <w:t>必须是非空字符串，并且同一配置内不能重复。</w:t>
+            </w:r>
+          </w:p>
+        </w:tc>
+      </w:tr>
+      <w:tr>
+        <w:trPr/>
+        <w:tc>
+          <w:tcPr>
+            <w:tcW w:type="dxa" w:w="1614"/>
+            <w:vAlign w:val="center"/>
+            <w:tcMar>
+              <w:top w:w="100" w:type="dxa"/>
+              <w:bottom w:w="100" w:type="dxa"/>
+              <w:start w:w="130" w:type="dxa"/>
+              <w:end w:w="130" w:type="dxa"/>
+            </w:tcMar>
+          </w:tcPr>
+          <w:p>
+            <w:pPr>
+              <w:spacing w:after="0" w:line="259" w:lineRule="auto"/>
+              <w:jc w:val="left"/>
+            </w:pPr>
+            <w:r/>
+            <w:r>
+              <w:rPr>
+                <w:b w:val="0"/>
+                <w:sz w:val="18"/>
+                <w:rFonts w:ascii="Arial" w:hAnsi="Arial" w:eastAsia="Arial" w:cs="Arial"/>
+              </w:rPr>
+              <w:t>type</w:t>
+            </w:r>
+          </w:p>
+        </w:tc>
+        <w:tc>
+          <w:tcPr>
+            <w:tcW w:type="dxa" w:w="3443"/>
+            <w:vAlign w:val="center"/>
+            <w:tcMar>
+              <w:top w:w="100" w:type="dxa"/>
+              <w:bottom w:w="100" w:type="dxa"/>
+              <w:start w:w="130" w:type="dxa"/>
+              <w:end w:w="130" w:type="dxa"/>
+            </w:tcMar>
+          </w:tcPr>
+          <w:p>
+            <w:pPr>
+              <w:spacing w:after="0" w:line="259" w:lineRule="auto"/>
+              <w:jc w:val="left"/>
+            </w:pPr>
+            <w:r/>
+            <w:r>
+              <w:rPr>
+                <w:b w:val="0"/>
+                <w:sz w:val="18"/>
+                <w:rFonts w:ascii="Arial" w:hAnsi="Arial" w:eastAsia="Arial" w:cs="Arial"/>
+              </w:rPr>
+              <w:t>插件声明的模块类型名。</w:t>
+            </w:r>
+          </w:p>
+        </w:tc>
+        <w:tc>
+          <w:tcPr>
+            <w:tcW w:type="dxa" w:w="4303"/>
+            <w:vAlign w:val="center"/>
+            <w:tcMar>
+              <w:top w:w="100" w:type="dxa"/>
+              <w:bottom w:w="100" w:type="dxa"/>
+              <w:start w:w="130" w:type="dxa"/>
+              <w:end w:w="130" w:type="dxa"/>
+            </w:tcMar>
+          </w:tcPr>
+          <w:p>
+            <w:pPr>
+              <w:spacing w:after="0" w:line="259" w:lineRule="auto"/>
+              <w:jc w:val="left"/>
+            </w:pPr>
+            <w:r/>
+            <w:r>
+              <w:rPr>
+                <w:b w:val="0"/>
+                <w:sz w:val="18"/>
+                <w:rFonts w:ascii="Arial" w:hAnsi="Arial" w:eastAsia="Arial" w:cs="Arial"/>
+              </w:rPr>
+              <w:t>必须是非空字符串，并与运行时 ModuleType() 匹配。</w:t>
+            </w:r>
+          </w:p>
+        </w:tc>
+      </w:tr>
+      <w:tr>
+        <w:trPr/>
+        <w:tc>
+          <w:tcPr>
+            <w:tcW w:type="dxa" w:w="1614"/>
+            <w:vAlign w:val="center"/>
+            <w:tcMar>
+              <w:top w:w="100" w:type="dxa"/>
+              <w:bottom w:w="100" w:type="dxa"/>
+              <w:start w:w="130" w:type="dxa"/>
+              <w:end w:w="130" w:type="dxa"/>
+            </w:tcMar>
+          </w:tcPr>
+          <w:p>
+            <w:pPr>
+              <w:spacing w:after="0" w:line="259" w:lineRule="auto"/>
+              <w:jc w:val="left"/>
+            </w:pPr>
+            <w:r/>
+            <w:r>
+              <w:rPr>
+                <w:b w:val="0"/>
+                <w:sz w:val="18"/>
+                <w:rFonts w:ascii="Arial" w:hAnsi="Arial" w:eastAsia="Arial" w:cs="Arial"/>
+              </w:rPr>
+              <w:t>library_path</w:t>
+            </w:r>
+          </w:p>
+        </w:tc>
+        <w:tc>
+          <w:tcPr>
+            <w:tcW w:type="dxa" w:w="3443"/>
+            <w:vAlign w:val="center"/>
+            <w:tcMar>
+              <w:top w:w="100" w:type="dxa"/>
+              <w:bottom w:w="100" w:type="dxa"/>
+              <w:start w:w="130" w:type="dxa"/>
+              <w:end w:w="130" w:type="dxa"/>
+            </w:tcMar>
+          </w:tcPr>
+          <w:p>
+            <w:pPr>
+              <w:spacing w:after="0" w:line="259" w:lineRule="auto"/>
+              <w:jc w:val="left"/>
+            </w:pPr>
+            <w:r/>
+            <w:r>
+              <w:rPr>
+                <w:b w:val="0"/>
+                <w:sz w:val="18"/>
+                <w:rFonts w:ascii="Arial" w:hAnsi="Arial" w:eastAsia="Arial" w:cs="Arial"/>
+              </w:rPr>
+              <w:t>插件动态库路径。</w:t>
+            </w:r>
+          </w:p>
+        </w:tc>
+        <w:tc>
+          <w:tcPr>
+            <w:tcW w:type="dxa" w:w="4303"/>
+            <w:vAlign w:val="center"/>
+            <w:tcMar>
+              <w:top w:w="100" w:type="dxa"/>
+              <w:bottom w:w="100" w:type="dxa"/>
+              <w:start w:w="130" w:type="dxa"/>
+              <w:end w:w="130" w:type="dxa"/>
+            </w:tcMar>
+          </w:tcPr>
+          <w:p>
+            <w:pPr>
+              <w:spacing w:after="0" w:line="259" w:lineRule="auto"/>
+              <w:jc w:val="left"/>
+            </w:pPr>
+            <w:r/>
+            <w:r>
+              <w:rPr>
+                <w:b w:val="0"/>
+                <w:sz w:val="18"/>
+                <w:rFonts w:ascii="Arial" w:hAnsi="Arial" w:eastAsia="Arial" w:cs="Arial"/>
+              </w:rPr>
+              <w:t>必须是非空字符串；相对路径按配置文件目录归一化。</w:t>
+            </w:r>
+          </w:p>
+        </w:tc>
+      </w:tr>
+      <w:tr>
+        <w:trPr/>
+        <w:tc>
+          <w:tcPr>
+            <w:tcW w:type="dxa" w:w="1614"/>
+            <w:vAlign w:val="center"/>
+            <w:tcMar>
+              <w:top w:w="100" w:type="dxa"/>
+              <w:bottom w:w="100" w:type="dxa"/>
+              <w:start w:w="130" w:type="dxa"/>
+              <w:end w:w="130" w:type="dxa"/>
+            </w:tcMar>
+          </w:tcPr>
+          <w:p>
+            <w:pPr>
+              <w:spacing w:after="0" w:line="259" w:lineRule="auto"/>
+              <w:jc w:val="left"/>
+            </w:pPr>
+            <w:r/>
+            <w:r>
+              <w:rPr>
+                <w:b w:val="0"/>
+                <w:sz w:val="18"/>
+                <w:rFonts w:ascii="Arial" w:hAnsi="Arial" w:eastAsia="Arial" w:cs="Arial"/>
+              </w:rPr>
+              <w:t>config</w:t>
+            </w:r>
+          </w:p>
+        </w:tc>
+        <w:tc>
+          <w:tcPr>
+            <w:tcW w:type="dxa" w:w="3443"/>
+            <w:vAlign w:val="center"/>
+            <w:tcMar>
+              <w:top w:w="100" w:type="dxa"/>
+              <w:bottom w:w="100" w:type="dxa"/>
+              <w:start w:w="130" w:type="dxa"/>
+              <w:end w:w="130" w:type="dxa"/>
+            </w:tcMar>
+          </w:tcPr>
+          <w:p>
+            <w:pPr>
+              <w:spacing w:after="0" w:line="259" w:lineRule="auto"/>
+              <w:jc w:val="left"/>
+            </w:pPr>
+            <w:r/>
+            <w:r>
+              <w:rPr>
+                <w:b w:val="0"/>
+                <w:sz w:val="18"/>
+                <w:rFonts w:ascii="Arial" w:hAnsi="Arial" w:eastAsia="Arial" w:cs="Arial"/>
+              </w:rPr>
+              <w:t>传给模块读取的实例配置。</w:t>
+            </w:r>
+          </w:p>
+        </w:tc>
+        <w:tc>
+          <w:tcPr>
+            <w:tcW w:type="dxa" w:w="4303"/>
+            <w:vAlign w:val="center"/>
+            <w:tcMar>
+              <w:top w:w="100" w:type="dxa"/>
+              <w:bottom w:w="100" w:type="dxa"/>
+              <w:start w:w="130" w:type="dxa"/>
+              <w:end w:w="130" w:type="dxa"/>
+            </w:tcMar>
+          </w:tcPr>
+          <w:p>
+            <w:pPr>
+              <w:spacing w:after="0" w:line="259" w:lineRule="auto"/>
+              <w:jc w:val="left"/>
+            </w:pPr>
+            <w:r/>
+            <w:r>
+              <w:rPr>
+                <w:b w:val="0"/>
+                <w:sz w:val="18"/>
+                <w:rFonts w:ascii="Arial" w:hAnsi="Arial" w:eastAsia="Arial" w:cs="Arial"/>
+              </w:rPr>
+              <w:t>可选；若存在必须是对象。</w:t>
+            </w:r>
+          </w:p>
+        </w:tc>
+      </w:tr>
+    </w:tbl>
+    <w:p>
+      <w:pPr>
+        <w:spacing w:line="259" w:lineRule="auto" w:after="120"/>
+      </w:pPr>
+      <w:r>
+        <w:rPr>
+          <w:sz w:val="22"/>
+          <w:rFonts w:ascii="Arial" w:hAnsi="Arial" w:eastAsia="Arial" w:cs="Arial"/>
+        </w:rPr>
+        <w:t>两阶段提交的价值：批量加载时先把所有模块创建到 staged_modules，全部成功后才写入正式容器。这样配置里某个模块失败时，管理器不会留下半装载状态，后续排查更直接。</w:t>
+      </w:r>
+    </w:p>
+    <w:p>
+      <w:pPr>
+        <w:pStyle w:val="Heading1"/>
+        <w:keepNext/>
+      </w:pPr>
+      <w:r>
+        <w:t>8. 新增模块的接入清单</w:t>
+      </w:r>
+    </w:p>
+    <w:p>
+      <w:pPr>
+        <w:pStyle w:val="ListBullet"/>
+        <w:spacing w:after="120"/>
+        <w:ind w:left="720" w:hanging="360"/>
+      </w:pPr>
+      <w:r>
+        <w:rPr>
+          <w:sz w:val="22"/>
+          <w:rFonts w:ascii="Arial" w:hAnsi="Arial" w:eastAsia="Arial" w:cs="Arial"/>
+        </w:rPr>
+        <w:t>继承 ModuleBase，并实现 ModuleType()、ModuleVersion()。ModuleType() 必须和配置 type 保持一致。</w:t>
+      </w:r>
+    </w:p>
+    <w:p>
+      <w:pPr>
+        <w:pStyle w:val="ListBullet"/>
+        <w:spacing w:after="120"/>
+        <w:ind w:left="720" w:hanging="360"/>
+      </w:pPr>
+      <w:r>
+        <w:rPr>
+          <w:sz w:val="22"/>
+          <w:rFonts w:ascii="Arial" w:hAnsi="Arial" w:eastAsia="Arial" w:cs="Arial"/>
+        </w:rPr>
+        <w:t>在 OnInit() 中读取 ModuleConfig(ModuleName())，准备资源和依赖；不要启动长时间运行的线程。</w:t>
+      </w:r>
+    </w:p>
+    <w:p>
+      <w:pPr>
+        <w:pStyle w:val="ListBullet"/>
+        <w:spacing w:after="120"/>
+        <w:ind w:left="720" w:hanging="360"/>
+      </w:pPr>
+      <w:r>
+        <w:rPr>
+          <w:sz w:val="22"/>
+          <w:rFonts w:ascii="Arial" w:hAnsi="Arial" w:eastAsia="Arial" w:cs="Arial"/>
+        </w:rPr>
+        <w:t>在 OnStart() 中启动运行态行为，例如连接、订阅、线程或定时器。</w:t>
+      </w:r>
+    </w:p>
+    <w:p>
+      <w:pPr>
+        <w:pStyle w:val="ListBullet"/>
+        <w:spacing w:after="120"/>
+        <w:ind w:left="720" w:hanging="360"/>
+      </w:pPr>
+      <w:r>
+        <w:rPr>
+          <w:sz w:val="22"/>
+          <w:rFonts w:ascii="Arial" w:hAnsi="Arial" w:eastAsia="Arial" w:cs="Arial"/>
+        </w:rPr>
+        <w:t>在 OnStop() 中停止运行态行为；在 OnFini() 中释放初始化阶段资源。</w:t>
+      </w:r>
+    </w:p>
+    <w:p>
+      <w:pPr>
+        <w:pStyle w:val="ListBullet"/>
+        <w:spacing w:after="120"/>
+        <w:ind w:left="720" w:hanging="360"/>
+      </w:pPr>
+      <w:r>
+        <w:rPr>
+          <w:sz w:val="22"/>
+          <w:rFonts w:ascii="Arial" w:hAnsi="Arial" w:eastAsia="Arial" w:cs="Arial"/>
+        </w:rPr>
+        <w:t>在实现文件末尾包含 module_context/plugin/ModuleFactory.h，并使用 MC_DECLARE_MODULE_FACTORY 导出模块插件工厂符号。</w:t>
+      </w:r>
+    </w:p>
+    <w:p>
+      <w:pPr>
+        <w:pStyle w:val="ListBullet"/>
+        <w:spacing w:after="120"/>
+        <w:ind w:left="720" w:hanging="360"/>
+      </w:pPr>
+      <w:r>
+        <w:rPr>
+          <w:sz w:val="22"/>
+          <w:rFonts w:ascii="Arial" w:hAnsi="Arial" w:eastAsia="Arial" w:cs="Arial"/>
+        </w:rPr>
+        <w:t>为模块写配置条目，并通过 ModuleManager 配置测试验证 name/type/library_path/config。</w:t>
+      </w:r>
+    </w:p>
+    <w:p>
+      <w:pPr>
+        <w:pStyle w:val="Heading1"/>
+        <w:keepNext/>
+      </w:pPr>
+      <w:r>
+        <w:t>9. 新增能力接口的接入清单</w:t>
+      </w:r>
+    </w:p>
+    <w:p>
+      <w:pPr>
+        <w:pStyle w:val="ListBullet"/>
+        <w:spacing w:after="120"/>
+        <w:ind w:left="720" w:hanging="360"/>
+      </w:pPr>
+      <w:r>
+        <w:rPr>
+          <w:sz w:val="22"/>
+          <w:rFonts w:ascii="Arial" w:hAnsi="Arial" w:eastAsia="Arial" w:cs="Arial"/>
+        </w:rPr>
+        <w:t>在 include/module_context/&lt;domain&gt;/ 下声明纯接口，例如 IMessageBusService。</w:t>
+      </w:r>
+    </w:p>
+    <w:p>
+      <w:pPr>
+        <w:pStyle w:val="ListBullet"/>
+        <w:spacing w:after="120"/>
+        <w:ind w:left="720" w:hanging="360"/>
+      </w:pPr>
+      <w:r>
+        <w:rPr>
+          <w:sz w:val="22"/>
+          <w:rFonts w:ascii="Arial" w:hAnsi="Arial" w:eastAsia="Arial" w:cs="Arial"/>
+        </w:rPr>
+        <w:t>为该接口特化 ServiceTypeTraits&lt;T&gt;::Key()，服务键应稳定、可读、带命名空间。</w:t>
+      </w:r>
+    </w:p>
+    <w:p>
+      <w:pPr>
+        <w:pStyle w:val="ListBullet"/>
+        <w:spacing w:after="120"/>
+        <w:ind w:left="720" w:hanging="360"/>
+      </w:pPr>
+      <w:r>
+        <w:rPr>
+          <w:sz w:val="22"/>
+          <w:rFonts w:ascii="Arial" w:hAnsi="Arial" w:eastAsia="Arial" w:cs="Arial"/>
+        </w:rPr>
+        <w:t>模块实现类继承该能力接口，并由 ServiceRegistry::RegisterKnownServices 识别。</w:t>
+      </w:r>
+    </w:p>
+    <w:p>
+      <w:pPr>
+        <w:pStyle w:val="ListBullet"/>
+        <w:spacing w:after="120"/>
+        <w:ind w:left="720" w:hanging="360"/>
+      </w:pPr>
+      <w:r>
+        <w:rPr>
+          <w:sz w:val="22"/>
+          <w:rFonts w:ascii="Arial" w:hAnsi="Arial" w:eastAsia="Arial" w:cs="Arial"/>
+        </w:rPr>
+        <w:t>如果同一能力可能多实例，调用方优先使用 GetService&lt;T&gt;(name) 具名查询。</w:t>
+      </w:r>
+    </w:p>
+    <w:p>
+      <w:pPr>
+        <w:pStyle w:val="ListBullet"/>
+        <w:spacing w:after="120"/>
+        <w:ind w:left="720" w:hanging="360"/>
+      </w:pPr>
+      <w:r>
+        <w:rPr>
+          <w:sz w:val="22"/>
+          <w:rFonts w:ascii="Arial" w:hAnsi="Arial" w:eastAsia="Arial" w:cs="Arial"/>
+        </w:rPr>
+        <w:t>新增测试：单实例唯一查询、多实例唯一查询失败、具名查询成功、类型转换失败。</w:t>
+      </w:r>
+    </w:p>
+    <w:p>
+      <w:pPr>
+        <w:spacing w:after="0"/>
+      </w:pPr>
+      <w:r>
+        <w:br w:type="page"/>
+      </w:r>
+    </w:p>
+    <w:p>
+      <w:pPr>
+        <w:pStyle w:val="Heading1"/>
+        <w:keepNext/>
+      </w:pPr>
+      <w:r>
+        <w:t>10. 维护时最容易走偏的地方</w:t>
+      </w:r>
+    </w:p>
+    <w:tbl>
+      <w:tblPr>
+        <w:tblStyle w:val="TableGrid"/>
+        <w:tblW w:type="dxa" w:w="9360"/>
+        <w:jc w:val="left"/>
+        <w:tblLayout w:type="fixed"/>
+        <w:tblLook w:firstColumn="1" w:firstRow="1" w:lastColumn="0" w:lastRow="0" w:noHBand="0" w:noVBand="1" w:val="04A0"/>
+        <w:tblInd w:type="dxa" w:w="0"/>
+      </w:tblPr>
+      <w:tblGrid>
+        <w:gridCol w:w="1982"/>
+        <w:gridCol w:w="3524"/>
+        <w:gridCol w:w="3854"/>
+      </w:tblGrid>
+      <w:tr>
+        <w:trPr/>
+        <w:tc>
+          <w:tcPr>
+            <w:tcW w:type="dxa" w:w="1982"/>
+            <w:shd w:fill="EEF3F8"/>
+            <w:vAlign w:val="center"/>
+            <w:tcMar>
+              <w:top w:w="100" w:type="dxa"/>
+              <w:bottom w:w="100" w:type="dxa"/>
+              <w:start w:w="130" w:type="dxa"/>
+              <w:end w:w="130" w:type="dxa"/>
+            </w:tcMar>
+          </w:tcPr>
+          <w:p>
+            <w:pPr>
+              <w:spacing w:after="0" w:line="259" w:lineRule="auto"/>
+              <w:jc w:val="left"/>
+            </w:pPr>
+            <w:r/>
+            <w:r>
+              <w:rPr>
+                <w:b/>
+                <w:color w:val="1F4E79"/>
+                <w:sz w:val="17"/>
+                <w:rFonts w:ascii="Arial" w:hAnsi="Arial" w:eastAsia="Arial" w:cs="Arial"/>
               </w:rPr>
               <w:t>风险</w:t>
             </w:r>
@@ -2879,25 +3819,28 @@
         </w:tc>
         <w:tc>
           <w:tcPr>
-            <w:tcW w:type="dxa" w:w="3850"/>
-            <w:shd w:fill="EAF2F8"/>
+            <w:tcW w:type="dxa" w:w="3524"/>
+            <w:shd w:fill="EEF3F8"/>
+            <w:vAlign w:val="center"/>
             <w:tcMar>
-              <w:top w:w="90" w:type="dxa"/>
-              <w:start w:w="125" w:type="dxa"/>
-              <w:bottom w:w="90" w:type="dxa"/>
-              <w:end w:w="125" w:type="dxa"/>
+              <w:top w:w="100" w:type="dxa"/>
+              <w:bottom w:w="100" w:type="dxa"/>
+              <w:start w:w="130" w:type="dxa"/>
+              <w:end w:w="130" w:type="dxa"/>
             </w:tcMar>
-            <w:vAlign w:val="center"/>
           </w:tcPr>
           <w:p>
             <w:pPr>
-              <w:spacing w:after="40"/>
+              <w:spacing w:after="0" w:line="259" w:lineRule="auto"/>
+              <w:jc w:val="left"/>
             </w:pPr>
+            <w:r/>
             <w:r>
               <w:rPr>
-                <w:rFonts w:ascii="Arial" w:hAnsi="Arial" w:eastAsia="Microsoft YaHei"/>
                 <w:b/>
-                <w:sz w:val="19"/>
+                <w:color w:val="1F4E79"/>
+                <w:sz w:val="17"/>
+                <w:rFonts w:ascii="Arial" w:hAnsi="Arial" w:eastAsia="Arial" w:cs="Arial"/>
               </w:rPr>
               <w:t>表现</w:t>
             </w:r>
@@ -2905,25 +3848,28 @@
         </w:tc>
         <w:tc>
           <w:tcPr>
-            <w:tcW w:type="dxa" w:w="3810"/>
-            <w:shd w:fill="EAF2F8"/>
+            <w:tcW w:type="dxa" w:w="3854"/>
+            <w:shd w:fill="EEF3F8"/>
+            <w:vAlign w:val="center"/>
             <w:tcMar>
-              <w:top w:w="90" w:type="dxa"/>
-              <w:start w:w="125" w:type="dxa"/>
-              <w:bottom w:w="90" w:type="dxa"/>
-              <w:end w:w="125" w:type="dxa"/>
+              <w:top w:w="100" w:type="dxa"/>
+              <w:bottom w:w="100" w:type="dxa"/>
+              <w:start w:w="130" w:type="dxa"/>
+              <w:end w:w="130" w:type="dxa"/>
             </w:tcMar>
-            <w:vAlign w:val="center"/>
           </w:tcPr>
           <w:p>
             <w:pPr>
-              <w:spacing w:after="40"/>
+              <w:spacing w:after="0" w:line="259" w:lineRule="auto"/>
+              <w:jc w:val="left"/>
             </w:pPr>
+            <w:r/>
             <w:r>
               <w:rPr>
-                <w:rFonts w:ascii="Arial" w:hAnsi="Arial" w:eastAsia="Microsoft YaHei"/>
                 <w:b/>
-                <w:sz w:val="19"/>
+                <w:color w:val="1F4E79"/>
+                <w:sz w:val="17"/>
+                <w:rFonts w:ascii="Arial" w:hAnsi="Arial" w:eastAsia="Arial" w:cs="Arial"/>
               </w:rPr>
               <w:t>建议</w:t>
             </w:r>
@@ -2931,25 +3877,29 @@
         </w:tc>
       </w:tr>
       <w:tr>
+        <w:trPr/>
         <w:tc>
           <w:tcPr>
-            <w:tcW w:type="dxa" w:w="1700"/>
+            <w:tcW w:type="dxa" w:w="1982"/>
+            <w:vAlign w:val="center"/>
             <w:tcMar>
-              <w:top w:w="90" w:type="dxa"/>
-              <w:start w:w="125" w:type="dxa"/>
-              <w:bottom w:w="90" w:type="dxa"/>
-              <w:end w:w="125" w:type="dxa"/>
+              <w:top w:w="100" w:type="dxa"/>
+              <w:bottom w:w="100" w:type="dxa"/>
+              <w:start w:w="130" w:type="dxa"/>
+              <w:end w:w="130" w:type="dxa"/>
             </w:tcMar>
-            <w:vAlign w:val="center"/>
           </w:tcPr>
           <w:p>
             <w:pPr>
-              <w:spacing w:after="40"/>
+              <w:spacing w:after="0" w:line="259" w:lineRule="auto"/>
+              <w:jc w:val="left"/>
             </w:pPr>
+            <w:r/>
             <w:r>
               <w:rPr>
-                <w:rFonts w:ascii="Arial" w:hAnsi="Arial" w:eastAsia="Microsoft YaHei"/>
-                <w:sz w:val="19"/>
+                <w:b w:val="0"/>
+                <w:sz w:val="17"/>
+                <w:rFonts w:ascii="Arial" w:hAnsi="Arial" w:eastAsia="Arial" w:cs="Arial"/>
               </w:rPr>
               <w:t>把模块类型当实例名</w:t>
             </w:r>
@@ -2957,23 +3907,26 @@
         </w:tc>
         <w:tc>
           <w:tcPr>
-            <w:tcW w:type="dxa" w:w="3850"/>
+            <w:tcW w:type="dxa" w:w="3524"/>
+            <w:vAlign w:val="center"/>
             <w:tcMar>
-              <w:top w:w="90" w:type="dxa"/>
-              <w:start w:w="125" w:type="dxa"/>
-              <w:bottom w:w="90" w:type="dxa"/>
-              <w:end w:w="125" w:type="dxa"/>
+              <w:top w:w="100" w:type="dxa"/>
+              <w:bottom w:w="100" w:type="dxa"/>
+              <w:start w:w="130" w:type="dxa"/>
+              <w:end w:w="130" w:type="dxa"/>
             </w:tcMar>
-            <w:vAlign w:val="center"/>
           </w:tcPr>
           <w:p>
             <w:pPr>
-              <w:spacing w:after="40"/>
+              <w:spacing w:after="0" w:line="259" w:lineRule="auto"/>
+              <w:jc w:val="left"/>
             </w:pPr>
+            <w:r/>
             <w:r>
               <w:rPr>
-                <w:rFonts w:ascii="Arial" w:hAnsi="Arial" w:eastAsia="Microsoft YaHei"/>
-                <w:sz w:val="19"/>
+                <w:b w:val="0"/>
+                <w:sz w:val="17"/>
+                <w:rFonts w:ascii="Arial" w:hAnsi="Arial" w:eastAsia="Arial" w:cs="Arial"/>
               </w:rPr>
               <w:t>Module("rabbitmq_bus") 找不到，因为配置实例名可能是 bus_primary。</w:t>
             </w:r>
@@ -2981,23 +3934,26 @@
         </w:tc>
         <w:tc>
           <w:tcPr>
-            <w:tcW w:type="dxa" w:w="3810"/>
+            <w:tcW w:type="dxa" w:w="3854"/>
+            <w:vAlign w:val="center"/>
             <w:tcMar>
-              <w:top w:w="90" w:type="dxa"/>
-              <w:start w:w="125" w:type="dxa"/>
-              <w:bottom w:w="90" w:type="dxa"/>
-              <w:end w:w="125" w:type="dxa"/>
+              <w:top w:w="100" w:type="dxa"/>
+              <w:bottom w:w="100" w:type="dxa"/>
+              <w:start w:w="130" w:type="dxa"/>
+              <w:end w:w="130" w:type="dxa"/>
             </w:tcMar>
-            <w:vAlign w:val="center"/>
           </w:tcPr>
           <w:p>
             <w:pPr>
-              <w:spacing w:after="40"/>
+              <w:spacing w:after="0" w:line="259" w:lineRule="auto"/>
+              <w:jc w:val="left"/>
             </w:pPr>
+            <w:r/>
             <w:r>
               <w:rPr>
-                <w:rFonts w:ascii="Arial" w:hAnsi="Arial" w:eastAsia="Microsoft YaHei"/>
-                <w:sz w:val="19"/>
+                <w:b w:val="0"/>
+                <w:sz w:val="17"/>
+                <w:rFonts w:ascii="Arial" w:hAnsi="Arial" w:eastAsia="Arial" w:cs="Arial"/>
               </w:rPr>
               <w:t>接口文档和配置示例始终区分 name 与 type。</w:t>
             </w:r>
@@ -3005,25 +3961,197 @@
         </w:tc>
       </w:tr>
       <w:tr>
+        <w:trPr/>
         <w:tc>
           <w:tcPr>
-            <w:tcW w:type="dxa" w:w="1700"/>
+            <w:tcW w:type="dxa" w:w="1982"/>
+            <w:vAlign w:val="center"/>
             <w:tcMar>
-              <w:top w:w="90" w:type="dxa"/>
-              <w:start w:w="125" w:type="dxa"/>
-              <w:bottom w:w="90" w:type="dxa"/>
-              <w:end w:w="125" w:type="dxa"/>
+              <w:top w:w="100" w:type="dxa"/>
+              <w:bottom w:w="100" w:type="dxa"/>
+              <w:start w:w="130" w:type="dxa"/>
+              <w:end w:w="130" w:type="dxa"/>
             </w:tcMar>
-            <w:vAlign w:val="center"/>
           </w:tcPr>
           <w:p>
             <w:pPr>
-              <w:spacing w:after="40"/>
+              <w:spacing w:after="0" w:line="259" w:lineRule="auto"/>
+              <w:jc w:val="left"/>
             </w:pPr>
+            <w:r/>
             <w:r>
               <w:rPr>
-                <w:rFonts w:ascii="Arial" w:hAnsi="Arial" w:eastAsia="Microsoft YaHei"/>
-                <w:sz w:val="19"/>
+                <w:b w:val="0"/>
+                <w:sz w:val="17"/>
+                <w:rFonts w:ascii="Arial" w:hAnsi="Arial" w:eastAsia="Arial" w:cs="Arial"/>
+              </w:rPr>
+              <w:t>模块 ABI 头放在私有 src</w:t>
+            </w:r>
+          </w:p>
+        </w:tc>
+        <w:tc>
+          <w:tcPr>
+            <w:tcW w:type="dxa" w:w="3524"/>
+            <w:vAlign w:val="center"/>
+            <w:tcMar>
+              <w:top w:w="100" w:type="dxa"/>
+              <w:bottom w:w="100" w:type="dxa"/>
+              <w:start w:w="130" w:type="dxa"/>
+              <w:end w:w="130" w:type="dxa"/>
+            </w:tcMar>
+          </w:tcPr>
+          <w:p>
+            <w:pPr>
+              <w:spacing w:after="0" w:line="259" w:lineRule="auto"/>
+              <w:jc w:val="left"/>
+            </w:pPr>
+            <w:r/>
+            <w:r>
+              <w:rPr>
+                <w:b w:val="0"/>
+                <w:sz w:val="17"/>
+                <w:rFonts w:ascii="Arial" w:hAnsi="Arial" w:eastAsia="Arial" w:cs="Arial"/>
+              </w:rPr>
+              <w:t>安装后外部插件作者无法 include 工厂宏，只能复制仓内私有头。</w:t>
+            </w:r>
+          </w:p>
+        </w:tc>
+        <w:tc>
+          <w:tcPr>
+            <w:tcW w:type="dxa" w:w="3854"/>
+            <w:vAlign w:val="center"/>
+            <w:tcMar>
+              <w:top w:w="100" w:type="dxa"/>
+              <w:bottom w:w="100" w:type="dxa"/>
+              <w:start w:w="130" w:type="dxa"/>
+              <w:end w:w="130" w:type="dxa"/>
+            </w:tcMar>
+          </w:tcPr>
+          <w:p>
+            <w:pPr>
+              <w:spacing w:after="0" w:line="259" w:lineRule="auto"/>
+              <w:jc w:val="left"/>
+            </w:pPr>
+            <w:r/>
+            <w:r>
+              <w:rPr>
+                <w:b w:val="0"/>
+                <w:sz w:val="17"/>
+                <w:rFonts w:ascii="Arial" w:hAnsi="Arial" w:eastAsia="Arial" w:cs="Arial"/>
+              </w:rPr>
+              <w:t>ModuleFactory.h 属于公开协议，应从 include/module_context/plugin 暴露。</w:t>
+            </w:r>
+          </w:p>
+        </w:tc>
+      </w:tr>
+      <w:tr>
+        <w:trPr/>
+        <w:tc>
+          <w:tcPr>
+            <w:tcW w:type="dxa" w:w="1982"/>
+            <w:vAlign w:val="center"/>
+            <w:tcMar>
+              <w:top w:w="100" w:type="dxa"/>
+              <w:bottom w:w="100" w:type="dxa"/>
+              <w:start w:w="130" w:type="dxa"/>
+              <w:end w:w="130" w:type="dxa"/>
+            </w:tcMar>
+          </w:tcPr>
+          <w:p>
+            <w:pPr>
+              <w:spacing w:after="0" w:line="259" w:lineRule="auto"/>
+              <w:jc w:val="left"/>
+            </w:pPr>
+            <w:r/>
+            <w:r>
+              <w:rPr>
+                <w:b w:val="0"/>
+                <w:sz w:val="17"/>
+                <w:rFonts w:ascii="Arial" w:hAnsi="Arial" w:eastAsia="Arial" w:cs="Arial"/>
+              </w:rPr>
+              <w:t>混淆两种插件层次</w:t>
+            </w:r>
+          </w:p>
+        </w:tc>
+        <w:tc>
+          <w:tcPr>
+            <w:tcW w:type="dxa" w:w="3524"/>
+            <w:vAlign w:val="center"/>
+            <w:tcMar>
+              <w:top w:w="100" w:type="dxa"/>
+              <w:bottom w:w="100" w:type="dxa"/>
+              <w:start w:w="130" w:type="dxa"/>
+              <w:end w:w="130" w:type="dxa"/>
+            </w:tcMar>
+          </w:tcPr>
+          <w:p>
+            <w:pPr>
+              <w:spacing w:after="0" w:line="259" w:lineRule="auto"/>
+              <w:jc w:val="left"/>
+            </w:pPr>
+            <w:r/>
+            <w:r>
+              <w:rPr>
+                <w:b w:val="0"/>
+                <w:sz w:val="17"/>
+                <w:rFonts w:ascii="Arial" w:hAnsi="Arial" w:eastAsia="Arial" w:cs="Arial"/>
+              </w:rPr>
+              <w:t>把框架模块加载问题误判成算法插件问题，或反过来。</w:t>
+            </w:r>
+          </w:p>
+        </w:tc>
+        <w:tc>
+          <w:tcPr>
+            <w:tcW w:type="dxa" w:w="3854"/>
+            <w:vAlign w:val="center"/>
+            <w:tcMar>
+              <w:top w:w="100" w:type="dxa"/>
+              <w:bottom w:w="100" w:type="dxa"/>
+              <w:start w:w="130" w:type="dxa"/>
+              <w:end w:w="130" w:type="dxa"/>
+            </w:tcMar>
+          </w:tcPr>
+          <w:p>
+            <w:pPr>
+              <w:spacing w:after="0" w:line="259" w:lineRule="auto"/>
+              <w:jc w:val="left"/>
+            </w:pPr>
+            <w:r/>
+            <w:r>
+              <w:rPr>
+                <w:b w:val="0"/>
+                <w:sz w:val="17"/>
+                <w:rFonts w:ascii="Arial" w:hAnsi="Arial" w:eastAsia="Arial" w:cs="Arial"/>
+              </w:rPr>
+              <w:t>模块插件看 ModuleManager/ModuleFactory；算法插件看 IPluginManagerService/semiplugin_manager。</w:t>
+            </w:r>
+          </w:p>
+        </w:tc>
+      </w:tr>
+      <w:tr>
+        <w:trPr/>
+        <w:tc>
+          <w:tcPr>
+            <w:tcW w:type="dxa" w:w="1982"/>
+            <w:vAlign w:val="center"/>
+            <w:tcMar>
+              <w:top w:w="100" w:type="dxa"/>
+              <w:bottom w:w="100" w:type="dxa"/>
+              <w:start w:w="130" w:type="dxa"/>
+              <w:end w:w="130" w:type="dxa"/>
+            </w:tcMar>
+          </w:tcPr>
+          <w:p>
+            <w:pPr>
+              <w:spacing w:after="0" w:line="259" w:lineRule="auto"/>
+              <w:jc w:val="left"/>
+            </w:pPr>
+            <w:r/>
+            <w:r>
+              <w:rPr>
+                <w:b w:val="0"/>
+                <w:sz w:val="17"/>
+                <w:rFonts w:ascii="Arial" w:hAnsi="Arial" w:eastAsia="Arial" w:cs="Arial"/>
               </w:rPr>
               <w:t>跳过 type 校验</w:t>
             </w:r>
@@ -3031,23 +4159,26 @@
         </w:tc>
         <w:tc>
           <w:tcPr>
-            <w:tcW w:type="dxa" w:w="3850"/>
+            <w:tcW w:type="dxa" w:w="3524"/>
+            <w:vAlign w:val="center"/>
             <w:tcMar>
-              <w:top w:w="90" w:type="dxa"/>
-              <w:start w:w="125" w:type="dxa"/>
-              <w:bottom w:w="90" w:type="dxa"/>
-              <w:end w:w="125" w:type="dxa"/>
+              <w:top w:w="100" w:type="dxa"/>
+              <w:bottom w:w="100" w:type="dxa"/>
+              <w:start w:w="130" w:type="dxa"/>
+              <w:end w:w="130" w:type="dxa"/>
             </w:tcMar>
-            <w:vAlign w:val="center"/>
           </w:tcPr>
           <w:p>
             <w:pPr>
-              <w:spacing w:after="40"/>
+              <w:spacing w:after="0" w:line="259" w:lineRule="auto"/>
+              <w:jc w:val="left"/>
             </w:pPr>
+            <w:r/>
             <w:r>
               <w:rPr>
-                <w:rFonts w:ascii="Arial" w:hAnsi="Arial" w:eastAsia="Microsoft YaHei"/>
-                <w:sz w:val="19"/>
+                <w:b w:val="0"/>
+                <w:sz w:val="17"/>
+                <w:rFonts w:ascii="Arial" w:hAnsi="Arial" w:eastAsia="Arial" w:cs="Arial"/>
               </w:rPr>
               <w:t>配置错库时可能到启动阶段才失败。</w:t>
             </w:r>
@@ -3055,23 +4186,26 @@
         </w:tc>
         <w:tc>
           <w:tcPr>
-            <w:tcW w:type="dxa" w:w="3810"/>
+            <w:tcW w:type="dxa" w:w="3854"/>
+            <w:vAlign w:val="center"/>
             <w:tcMar>
-              <w:top w:w="90" w:type="dxa"/>
-              <w:start w:w="125" w:type="dxa"/>
-              <w:bottom w:w="90" w:type="dxa"/>
-              <w:end w:w="125" w:type="dxa"/>
+              <w:top w:w="100" w:type="dxa"/>
+              <w:bottom w:w="100" w:type="dxa"/>
+              <w:start w:w="130" w:type="dxa"/>
+              <w:end w:w="130" w:type="dxa"/>
             </w:tcMar>
-            <w:vAlign w:val="center"/>
           </w:tcPr>
           <w:p>
             <w:pPr>
-              <w:spacing w:after="40"/>
+              <w:spacing w:after="0" w:line="259" w:lineRule="auto"/>
+              <w:jc w:val="left"/>
             </w:pPr>
+            <w:r/>
             <w:r>
               <w:rPr>
-                <w:rFonts w:ascii="Arial" w:hAnsi="Arial" w:eastAsia="Microsoft YaHei"/>
-                <w:sz w:val="19"/>
+                <w:b w:val="0"/>
+                <w:sz w:val="17"/>
+                <w:rFonts w:ascii="Arial" w:hAnsi="Arial" w:eastAsia="Arial" w:cs="Arial"/>
               </w:rPr>
               <w:t>保持装载阶段校验 ModuleType() 与配置 type。</w:t>
             </w:r>
@@ -3079,25 +4213,29 @@
         </w:tc>
       </w:tr>
       <w:tr>
+        <w:trPr/>
         <w:tc>
           <w:tcPr>
-            <w:tcW w:type="dxa" w:w="1700"/>
+            <w:tcW w:type="dxa" w:w="1982"/>
+            <w:vAlign w:val="center"/>
             <w:tcMar>
-              <w:top w:w="90" w:type="dxa"/>
-              <w:start w:w="125" w:type="dxa"/>
-              <w:bottom w:w="90" w:type="dxa"/>
-              <w:end w:w="125" w:type="dxa"/>
+              <w:top w:w="100" w:type="dxa"/>
+              <w:bottom w:w="100" w:type="dxa"/>
+              <w:start w:w="130" w:type="dxa"/>
+              <w:end w:w="130" w:type="dxa"/>
             </w:tcMar>
-            <w:vAlign w:val="center"/>
           </w:tcPr>
           <w:p>
             <w:pPr>
-              <w:spacing w:after="40"/>
+              <w:spacing w:after="0" w:line="259" w:lineRule="auto"/>
+              <w:jc w:val="left"/>
             </w:pPr>
+            <w:r/>
             <w:r>
               <w:rPr>
-                <w:rFonts w:ascii="Arial" w:hAnsi="Arial" w:eastAsia="Microsoft YaHei"/>
-                <w:sz w:val="19"/>
+                <w:b w:val="0"/>
+                <w:sz w:val="17"/>
+                <w:rFonts w:ascii="Arial" w:hAnsi="Arial" w:eastAsia="Arial" w:cs="Arial"/>
               </w:rPr>
               <w:t>服务注册过于隐式</w:t>
             </w:r>
@@ -3105,23 +4243,26 @@
         </w:tc>
         <w:tc>
           <w:tcPr>
-            <w:tcW w:type="dxa" w:w="3850"/>
+            <w:tcW w:type="dxa" w:w="3524"/>
+            <w:vAlign w:val="center"/>
             <w:tcMar>
-              <w:top w:w="90" w:type="dxa"/>
-              <w:start w:w="125" w:type="dxa"/>
-              <w:bottom w:w="90" w:type="dxa"/>
-              <w:end w:w="125" w:type="dxa"/>
+              <w:top w:w="100" w:type="dxa"/>
+              <w:bottom w:w="100" w:type="dxa"/>
+              <w:start w:w="130" w:type="dxa"/>
+              <w:end w:w="130" w:type="dxa"/>
             </w:tcMar>
-            <w:vAlign w:val="center"/>
           </w:tcPr>
           <w:p>
             <w:pPr>
-              <w:spacing w:after="40"/>
+              <w:spacing w:after="0" w:line="259" w:lineRule="auto"/>
+              <w:jc w:val="left"/>
             </w:pPr>
+            <w:r/>
             <w:r>
               <w:rPr>
-                <w:rFonts w:ascii="Arial" w:hAnsi="Arial" w:eastAsia="Microsoft YaHei"/>
-                <w:sz w:val="19"/>
+                <w:b w:val="0"/>
+                <w:sz w:val="17"/>
+                <w:rFonts w:ascii="Arial" w:hAnsi="Arial" w:eastAsia="Arial" w:cs="Arial"/>
               </w:rPr>
               <w:t>新增能力接口后 GetService 找不到。</w:t>
             </w:r>
@@ -3129,23 +4270,26 @@
         </w:tc>
         <w:tc>
           <w:tcPr>
-            <w:tcW w:type="dxa" w:w="3810"/>
+            <w:tcW w:type="dxa" w:w="3854"/>
+            <w:vAlign w:val="center"/>
             <w:tcMar>
-              <w:top w:w="90" w:type="dxa"/>
-              <w:start w:w="125" w:type="dxa"/>
-              <w:bottom w:w="90" w:type="dxa"/>
-              <w:end w:w="125" w:type="dxa"/>
+              <w:top w:w="100" w:type="dxa"/>
+              <w:bottom w:w="100" w:type="dxa"/>
+              <w:start w:w="130" w:type="dxa"/>
+              <w:end w:w="130" w:type="dxa"/>
             </w:tcMar>
-            <w:vAlign w:val="center"/>
           </w:tcPr>
           <w:p>
             <w:pPr>
-              <w:spacing w:after="40"/>
+              <w:spacing w:after="0" w:line="259" w:lineRule="auto"/>
+              <w:jc w:val="left"/>
             </w:pPr>
+            <w:r/>
             <w:r>
               <w:rPr>
-                <w:rFonts w:ascii="Arial" w:hAnsi="Arial" w:eastAsia="Microsoft YaHei"/>
-                <w:sz w:val="19"/>
+                <w:b w:val="0"/>
+                <w:sz w:val="17"/>
+                <w:rFonts w:ascii="Arial" w:hAnsi="Arial" w:eastAsia="Arial" w:cs="Arial"/>
               </w:rPr>
               <w:t>补 ServiceTypeTraits 特化和 ServiceRegistry 白名单分支。</w:t>
             </w:r>
@@ -3153,25 +4297,29 @@
         </w:tc>
       </w:tr>
       <w:tr>
+        <w:trPr/>
         <w:tc>
           <w:tcPr>
-            <w:tcW w:type="dxa" w:w="1700"/>
+            <w:tcW w:type="dxa" w:w="1982"/>
+            <w:vAlign w:val="center"/>
             <w:tcMar>
-              <w:top w:w="90" w:type="dxa"/>
-              <w:start w:w="125" w:type="dxa"/>
-              <w:bottom w:w="90" w:type="dxa"/>
-              <w:end w:w="125" w:type="dxa"/>
+              <w:top w:w="100" w:type="dxa"/>
+              <w:bottom w:w="100" w:type="dxa"/>
+              <w:start w:w="130" w:type="dxa"/>
+              <w:end w:w="130" w:type="dxa"/>
             </w:tcMar>
-            <w:vAlign w:val="center"/>
           </w:tcPr>
           <w:p>
             <w:pPr>
-              <w:spacing w:after="40"/>
+              <w:spacing w:after="0" w:line="259" w:lineRule="auto"/>
+              <w:jc w:val="left"/>
             </w:pPr>
+            <w:r/>
             <w:r>
               <w:rPr>
-                <w:rFonts w:ascii="Arial" w:hAnsi="Arial" w:eastAsia="Microsoft YaHei"/>
-                <w:sz w:val="19"/>
+                <w:b w:val="0"/>
+                <w:sz w:val="17"/>
+                <w:rFonts w:ascii="Arial" w:hAnsi="Arial" w:eastAsia="Arial" w:cs="Arial"/>
               </w:rPr>
               <w:t>Start 失败后直接 Stop 全部模块</w:t>
             </w:r>
@@ -3179,23 +4327,26 @@
         </w:tc>
         <w:tc>
           <w:tcPr>
-            <w:tcW w:type="dxa" w:w="3850"/>
+            <w:tcW w:type="dxa" w:w="3524"/>
+            <w:vAlign w:val="center"/>
             <w:tcMar>
-              <w:top w:w="90" w:type="dxa"/>
-              <w:start w:w="125" w:type="dxa"/>
-              <w:bottom w:w="90" w:type="dxa"/>
-              <w:end w:w="125" w:type="dxa"/>
+              <w:top w:w="100" w:type="dxa"/>
+              <w:bottom w:w="100" w:type="dxa"/>
+              <w:start w:w="130" w:type="dxa"/>
+              <w:end w:w="130" w:type="dxa"/>
             </w:tcMar>
-            <w:vAlign w:val="center"/>
           </w:tcPr>
           <w:p>
             <w:pPr>
-              <w:spacing w:after="40"/>
+              <w:spacing w:after="0" w:line="259" w:lineRule="auto"/>
+              <w:jc w:val="left"/>
             </w:pPr>
+            <w:r/>
             <w:r>
               <w:rPr>
-                <w:rFonts w:ascii="Arial" w:hAnsi="Arial" w:eastAsia="Microsoft YaHei"/>
-                <w:sz w:val="19"/>
+                <w:b w:val="0"/>
+                <w:sz w:val="17"/>
+                <w:rFonts w:ascii="Arial" w:hAnsi="Arial" w:eastAsia="Arial" w:cs="Arial"/>
               </w:rPr>
               <w:t>未启动模块返回无效状态，掩盖已启动模块的停止问题。</w:t>
             </w:r>
@@ -3203,23 +4354,26 @@
         </w:tc>
         <w:tc>
           <w:tcPr>
-            <w:tcW w:type="dxa" w:w="3810"/>
+            <w:tcW w:type="dxa" w:w="3854"/>
+            <w:vAlign w:val="center"/>
             <w:tcMar>
-              <w:top w:w="90" w:type="dxa"/>
-              <w:start w:w="125" w:type="dxa"/>
-              <w:bottom w:w="90" w:type="dxa"/>
-              <w:end w:w="125" w:type="dxa"/>
+              <w:top w:w="100" w:type="dxa"/>
+              <w:bottom w:w="100" w:type="dxa"/>
+              <w:start w:w="130" w:type="dxa"/>
+              <w:end w:w="130" w:type="dxa"/>
             </w:tcMar>
-            <w:vAlign w:val="center"/>
           </w:tcPr>
           <w:p>
             <w:pPr>
-              <w:spacing w:after="40"/>
+              <w:spacing w:after="0" w:line="259" w:lineRule="auto"/>
+              <w:jc w:val="left"/>
             </w:pPr>
+            <w:r/>
             <w:r>
               <w:rPr>
-                <w:rFonts w:ascii="Arial" w:hAnsi="Arial" w:eastAsia="Microsoft YaHei"/>
-                <w:sz w:val="19"/>
+                <w:b w:val="0"/>
+                <w:sz w:val="17"/>
+                <w:rFonts w:ascii="Arial" w:hAnsi="Arial" w:eastAsia="Arial" w:cs="Arial"/>
               </w:rPr>
               <w:t>Stop 只处理 Started，Fini 负责剩余资源释放。</w:t>
             </w:r>
@@ -3227,25 +4381,29 @@
         </w:tc>
       </w:tr>
       <w:tr>
+        <w:trPr/>
         <w:tc>
           <w:tcPr>
-            <w:tcW w:type="dxa" w:w="1700"/>
+            <w:tcW w:type="dxa" w:w="1982"/>
+            <w:vAlign w:val="center"/>
             <w:tcMar>
-              <w:top w:w="90" w:type="dxa"/>
-              <w:start w:w="125" w:type="dxa"/>
-              <w:bottom w:w="90" w:type="dxa"/>
-              <w:end w:w="125" w:type="dxa"/>
+              <w:top w:w="100" w:type="dxa"/>
+              <w:bottom w:w="100" w:type="dxa"/>
+              <w:start w:w="130" w:type="dxa"/>
+              <w:end w:w="130" w:type="dxa"/>
             </w:tcMar>
-            <w:vAlign w:val="center"/>
           </w:tcPr>
           <w:p>
             <w:pPr>
-              <w:spacing w:after="40"/>
+              <w:spacing w:after="0" w:line="259" w:lineRule="auto"/>
+              <w:jc w:val="left"/>
             </w:pPr>
+            <w:r/>
             <w:r>
               <w:rPr>
-                <w:rFonts w:ascii="Arial" w:hAnsi="Arial" w:eastAsia="Microsoft YaHei"/>
-                <w:sz w:val="19"/>
+                <w:b w:val="0"/>
+                <w:sz w:val="17"/>
+                <w:rFonts w:ascii="Arial" w:hAnsi="Arial" w:eastAsia="Arial" w:cs="Arial"/>
               </w:rPr>
               <w:t>在模块之间直接 dynamic_cast 具体类</w:t>
             </w:r>
@@ -3253,23 +4411,26 @@
         </w:tc>
         <w:tc>
           <w:tcPr>
-            <w:tcW w:type="dxa" w:w="3850"/>
+            <w:tcW w:type="dxa" w:w="3524"/>
+            <w:vAlign w:val="center"/>
             <w:tcMar>
-              <w:top w:w="90" w:type="dxa"/>
-              <w:start w:w="125" w:type="dxa"/>
-              <w:bottom w:w="90" w:type="dxa"/>
-              <w:end w:w="125" w:type="dxa"/>
+              <w:top w:w="100" w:type="dxa"/>
+              <w:bottom w:w="100" w:type="dxa"/>
+              <w:start w:w="130" w:type="dxa"/>
+              <w:end w:w="130" w:type="dxa"/>
             </w:tcMar>
-            <w:vAlign w:val="center"/>
           </w:tcPr>
           <w:p>
             <w:pPr>
-              <w:spacing w:after="40"/>
+              <w:spacing w:after="0" w:line="259" w:lineRule="auto"/>
+              <w:jc w:val="left"/>
             </w:pPr>
+            <w:r/>
             <w:r>
               <w:rPr>
-                <w:rFonts w:ascii="Arial" w:hAnsi="Arial" w:eastAsia="Microsoft YaHei"/>
-                <w:sz w:val="19"/>
+                <w:b w:val="0"/>
+                <w:sz w:val="17"/>
+                <w:rFonts w:ascii="Arial" w:hAnsi="Arial" w:eastAsia="Arial" w:cs="Arial"/>
               </w:rPr>
               <w:t>模块替换和多实例部署困难。</w:t>
             </w:r>
@@ -3277,23 +4438,26 @@
         </w:tc>
         <w:tc>
           <w:tcPr>
-            <w:tcW w:type="dxa" w:w="3810"/>
+            <w:tcW w:type="dxa" w:w="3854"/>
+            <w:vAlign w:val="center"/>
             <w:tcMar>
-              <w:top w:w="90" w:type="dxa"/>
-              <w:start w:w="125" w:type="dxa"/>
-              <w:bottom w:w="90" w:type="dxa"/>
-              <w:end w:w="125" w:type="dxa"/>
+              <w:top w:w="100" w:type="dxa"/>
+              <w:bottom w:w="100" w:type="dxa"/>
+              <w:start w:w="130" w:type="dxa"/>
+              <w:end w:w="130" w:type="dxa"/>
             </w:tcMar>
-            <w:vAlign w:val="center"/>
           </w:tcPr>
           <w:p>
             <w:pPr>
-              <w:spacing w:after="40"/>
+              <w:spacing w:after="0" w:line="259" w:lineRule="auto"/>
+              <w:jc w:val="left"/>
             </w:pPr>
+            <w:r/>
             <w:r>
               <w:rPr>
-                <w:rFonts w:ascii="Arial" w:hAnsi="Arial" w:eastAsia="Microsoft YaHei"/>
-                <w:sz w:val="19"/>
+                <w:b w:val="0"/>
+                <w:sz w:val="17"/>
+                <w:rFonts w:ascii="Arial" w:hAnsi="Arial" w:eastAsia="Arial" w:cs="Arial"/>
               </w:rPr>
               <w:t>跨模块协作只依赖服务接口。</w:t>
             </w:r>
@@ -3301,33 +4465,25 @@
         </w:tc>
       </w:tr>
     </w:tbl>
-    <w:p/>
-    <w:p>
-      <w:r>
-        <w:rPr>
-          <w:rFonts w:ascii="Arial" w:hAnsi="Arial" w:eastAsia="Microsoft YaHei"/>
-        </w:rPr>
-        <w:br w:type="page"/>
-      </w:r>
-    </w:p>
     <w:p>
       <w:pPr>
         <w:pStyle w:val="Heading1"/>
+        <w:keepNext/>
       </w:pPr>
       <w:r>
-        <w:rPr>
-          <w:rFonts w:ascii="Arial" w:hAnsi="Arial" w:eastAsia="Microsoft YaHei"/>
-        </w:rPr>
-        <w:t>10. 推荐阅读路径</w:t>
+        <w:t>11. 推荐阅读路径</w:t>
       </w:r>
     </w:p>
     <w:p>
       <w:pPr>
         <w:pStyle w:val="ListBullet"/>
+        <w:spacing w:after="120"/>
+        <w:ind w:left="720" w:hanging="360"/>
       </w:pPr>
       <w:r>
         <w:rPr>
-          <w:rFonts w:ascii="Arial" w:hAnsi="Arial" w:eastAsia="Microsoft YaHei"/>
+          <w:sz w:val="22"/>
+          <w:rFonts w:ascii="Arial" w:hAnsi="Arial" w:eastAsia="Arial" w:cs="Arial"/>
         </w:rPr>
         <w:t>先读 include/module_context/framework/IContext.h，理解统一入口和服务查询方式。</w:t>
       </w:r>
@@ -3335,10 +4491,13 @@
     <w:p>
       <w:pPr>
         <w:pStyle w:val="ListBullet"/>
+        <w:spacing w:after="120"/>
+        <w:ind w:left="720" w:hanging="360"/>
       </w:pPr>
       <w:r>
         <w:rPr>
-          <w:rFonts w:ascii="Arial" w:hAnsi="Arial" w:eastAsia="Microsoft YaHei"/>
+          <w:sz w:val="22"/>
+          <w:rFonts w:ascii="Arial" w:hAnsi="Arial" w:eastAsia="Arial" w:cs="Arial"/>
         </w:rPr>
         <w:t>再读 IModule.h 与 ModuleState.h，确认生命周期职责边界。</w:t>
       </w:r>
@@ -3346,10 +4505,27 @@
     <w:p>
       <w:pPr>
         <w:pStyle w:val="ListBullet"/>
+        <w:spacing w:after="120"/>
+        <w:ind w:left="720" w:hanging="360"/>
       </w:pPr>
       <w:r>
         <w:rPr>
-          <w:rFonts w:ascii="Arial" w:hAnsi="Arial" w:eastAsia="Microsoft YaHei"/>
+          <w:sz w:val="22"/>
+          <w:rFonts w:ascii="Arial" w:hAnsi="Arial" w:eastAsia="Arial" w:cs="Arial"/>
+        </w:rPr>
+        <w:t>读 include/module_context/plugin/ModuleFactory.h，理解框架模块插件需要导出的固定 ABI。</w:t>
+      </w:r>
+    </w:p>
+    <w:p>
+      <w:pPr>
+        <w:pStyle w:val="ListBullet"/>
+        <w:spacing w:after="120"/>
+        <w:ind w:left="720" w:hanging="360"/>
+      </w:pPr>
+      <w:r>
+        <w:rPr>
+          <w:sz w:val="22"/>
+          <w:rFonts w:ascii="Arial" w:hAnsi="Arial" w:eastAsia="Arial" w:cs="Arial"/>
         </w:rPr>
         <w:t>读 IModuleManager.h，区分模块管理和业务服务发现。</w:t>
       </w:r>
@@ -3357,10 +4533,41 @@
     <w:p>
       <w:pPr>
         <w:pStyle w:val="ListBullet"/>
+        <w:spacing w:after="120"/>
+        <w:ind w:left="720" w:hanging="360"/>
       </w:pPr>
       <w:r>
         <w:rPr>
-          <w:rFonts w:ascii="Arial" w:hAnsi="Arial" w:eastAsia="Microsoft YaHei"/>
+          <w:sz w:val="22"/>
+          <w:rFonts w:ascii="Arial" w:hAnsi="Arial" w:eastAsia="Arial" w:cs="Arial"/>
+        </w:rPr>
+        <w:t>读 include/module_context/plugin/IPluginManagerService.h 与 Types.h，理解业务/算法插件服务和模块插件 ABI 的分层。</w:t>
+      </w:r>
+    </w:p>
+    <w:p>
+      <w:pPr>
+        <w:pStyle w:val="ListBullet"/>
+        <w:spacing w:after="120"/>
+        <w:ind w:left="720" w:hanging="360"/>
+      </w:pPr>
+      <w:r>
+        <w:rPr>
+          <w:sz w:val="22"/>
+          <w:rFonts w:ascii="Arial" w:hAnsi="Arial" w:eastAsia="Arial" w:cs="Arial"/>
+        </w:rPr>
+        <w:t>读 src/plugin/ModuleFactory.h，知道它只是历史 include 路径的兼容转发头。</w:t>
+      </w:r>
+    </w:p>
+    <w:p>
+      <w:pPr>
+        <w:pStyle w:val="ListBullet"/>
+        <w:spacing w:after="120"/>
+        <w:ind w:left="720" w:hanging="360"/>
+      </w:pPr>
+      <w:r>
+        <w:rPr>
+          <w:sz w:val="22"/>
+          <w:rFonts w:ascii="Arial" w:hAnsi="Arial" w:eastAsia="Arial" w:cs="Arial"/>
         </w:rPr>
         <w:t>读 src/framework/ModuleBase.cpp，掌握状态机和钩子包装方式。</w:t>
       </w:r>
@@ -3368,21 +4575,27 @@
     <w:p>
       <w:pPr>
         <w:pStyle w:val="ListBullet"/>
+        <w:spacing w:after="120"/>
+        <w:ind w:left="720" w:hanging="360"/>
       </w:pPr>
       <w:r>
         <w:rPr>
-          <w:rFonts w:ascii="Arial" w:hAnsi="Arial" w:eastAsia="Microsoft YaHei"/>
+          <w:sz w:val="22"/>
+          <w:rFonts w:ascii="Arial" w:hAnsi="Arial" w:eastAsia="Arial" w:cs="Arial"/>
         </w:rPr>
-        <w:t>读 src/framework/ModuleManager.cpp，重点看配置解析、两阶段提交、顺序驱动和 Stop/Fini。</w:t>
+        <w:t>读 src/framework/ModuleManager.cpp，重点看配置解析、两阶段提交、插件 ABI 加载、顺序驱动和 Stop/Fini。</w:t>
       </w:r>
     </w:p>
     <w:p>
       <w:pPr>
         <w:pStyle w:val="ListBullet"/>
+        <w:spacing w:after="120"/>
+        <w:ind w:left="720" w:hanging="360"/>
       </w:pPr>
       <w:r>
         <w:rPr>
-          <w:rFonts w:ascii="Arial" w:hAnsi="Arial" w:eastAsia="Microsoft YaHei"/>
+          <w:sz w:val="22"/>
+          <w:rFonts w:ascii="Arial" w:hAnsi="Arial" w:eastAsia="Arial" w:cs="Arial"/>
         </w:rPr>
         <w:t>读 src/framework/ServiceRegistry.cpp，理解能力接口是如何从模块实例上登记出来的。</w:t>
       </w:r>
@@ -3390,10 +4603,13 @@
     <w:p>
       <w:pPr>
         <w:pStyle w:val="ListBullet"/>
+        <w:spacing w:after="120"/>
+        <w:ind w:left="720" w:hanging="360"/>
       </w:pPr>
       <w:r>
         <w:rPr>
-          <w:rFonts w:ascii="Arial" w:hAnsi="Arial" w:eastAsia="Microsoft YaHei"/>
+          <w:sz w:val="22"/>
+          <w:rFonts w:ascii="Arial" w:hAnsi="Arial" w:eastAsia="Arial" w:cs="Arial"/>
         </w:rPr>
         <w:t>最后读 tests/module_manager_config_test.cpp，把测试当作可执行规格。</w:t>
       </w:r>
@@ -3401,21 +4617,22 @@
     <w:p>
       <w:pPr>
         <w:pStyle w:val="Heading1"/>
+        <w:keepNext/>
       </w:pPr>
       <w:r>
-        <w:rPr>
-          <w:rFonts w:ascii="Arial" w:hAnsi="Arial" w:eastAsia="Microsoft YaHei"/>
-        </w:rPr>
-        <w:t>11. 自学检查题</w:t>
+        <w:t>12. 自学检查题</w:t>
       </w:r>
     </w:p>
     <w:p>
       <w:pPr>
         <w:pStyle w:val="ListBullet"/>
+        <w:spacing w:after="120"/>
+        <w:ind w:left="720" w:hanging="360"/>
       </w:pPr>
       <w:r>
         <w:rPr>
-          <w:rFonts w:ascii="Arial" w:hAnsi="Arial" w:eastAsia="Microsoft YaHei"/>
+          <w:sz w:val="22"/>
+          <w:rFonts w:ascii="Arial" w:hAnsi="Arial" w:eastAsia="Arial" w:cs="Arial"/>
         </w:rPr>
         <w:t>为什么 GetService&lt;T&gt;() 需要 ServiceTypeTraits&lt;T&gt;，而不是直接用 typeid(T).name()？</w:t>
       </w:r>
@@ -3423,10 +4640,13 @@
     <w:p>
       <w:pPr>
         <w:pStyle w:val="ListBullet"/>
+        <w:spacing w:after="120"/>
+        <w:ind w:left="720" w:hanging="360"/>
       </w:pPr>
       <w:r>
         <w:rPr>
-          <w:rFonts w:ascii="Arial" w:hAnsi="Arial" w:eastAsia="Microsoft YaHei"/>
+          <w:sz w:val="22"/>
+          <w:rFonts w:ascii="Arial" w:hAnsi="Arial" w:eastAsia="Arial" w:cs="Arial"/>
         </w:rPr>
         <w:t>为什么 ModuleManager::LoadModules() 要先 staged，再统一 StoreLoadedModule？</w:t>
       </w:r>
@@ -3434,10 +4654,41 @@
     <w:p>
       <w:pPr>
         <w:pStyle w:val="ListBullet"/>
+        <w:spacing w:after="120"/>
+        <w:ind w:left="720" w:hanging="360"/>
       </w:pPr>
       <w:r>
         <w:rPr>
-          <w:rFonts w:ascii="Arial" w:hAnsi="Arial" w:eastAsia="Microsoft YaHei"/>
+          <w:sz w:val="22"/>
+          <w:rFonts w:ascii="Arial" w:hAnsi="Arial" w:eastAsia="Arial" w:cs="Arial"/>
+        </w:rPr>
+        <w:t>ModuleFactory.h 导出的三个 C 符号各自解决什么问题？为什么销毁也要由插件导出？</w:t>
+      </w:r>
+    </w:p>
+    <w:p>
+      <w:pPr>
+        <w:pStyle w:val="ListBullet"/>
+        <w:spacing w:after="120"/>
+        <w:ind w:left="720" w:hanging="360"/>
+      </w:pPr>
+      <w:r>
+        <w:rPr>
+          <w:sz w:val="22"/>
+          <w:rFonts w:ascii="Arial" w:hAnsi="Arial" w:eastAsia="Arial" w:cs="Arial"/>
+        </w:rPr>
+        <w:t>IPluginManagerService 管理的是哪一层插件？它和 ModuleManager 的边界是什么？</w:t>
+      </w:r>
+    </w:p>
+    <w:p>
+      <w:pPr>
+        <w:pStyle w:val="ListBullet"/>
+        <w:spacing w:after="120"/>
+        <w:ind w:left="720" w:hanging="360"/>
+      </w:pPr>
+      <w:r>
+        <w:rPr>
+          <w:sz w:val="22"/>
+          <w:rFonts w:ascii="Arial" w:hAnsi="Arial" w:eastAsia="Arial" w:cs="Arial"/>
         </w:rPr>
         <w:t>如果一个模块同时实现消息总线和 HTTP 传输能力，ServiceRegistry 应如何登记？</w:t>
       </w:r>
@@ -3445,10 +4696,13 @@
     <w:p>
       <w:pPr>
         <w:pStyle w:val="ListBullet"/>
+        <w:spacing w:after="120"/>
+        <w:ind w:left="720" w:hanging="360"/>
       </w:pPr>
       <w:r>
         <w:rPr>
-          <w:rFonts w:ascii="Arial" w:hAnsi="Arial" w:eastAsia="Microsoft YaHei"/>
+          <w:sz w:val="22"/>
+          <w:rFonts w:ascii="Arial" w:hAnsi="Arial" w:eastAsia="Arial" w:cs="Arial"/>
         </w:rPr>
         <w:t>Start 第三个模块失败后，Stop 和 Fini 各自应该处理哪些模块？</w:t>
       </w:r>
@@ -3456,10 +4710,13 @@
     <w:p>
       <w:pPr>
         <w:pStyle w:val="ListBullet"/>
+        <w:spacing w:after="120"/>
+        <w:ind w:left="720" w:hanging="360"/>
       </w:pPr>
       <w:r>
         <w:rPr>
-          <w:rFonts w:ascii="Arial" w:hAnsi="Arial" w:eastAsia="Microsoft YaHei"/>
+          <w:sz w:val="22"/>
+          <w:rFonts w:ascii="Arial" w:hAnsi="Arial" w:eastAsia="Arial" w:cs="Arial"/>
         </w:rPr>
         <w:t>新增一个能力接口时，只改模块实现够不够？还需要改哪些位置？</w:t>
       </w:r>
@@ -3468,7 +4725,7 @@
       <w:headerReference w:type="default" r:id="rId9"/>
       <w:footerReference w:type="default" r:id="rId10"/>
       <w:pgSz w:w="12240" w:h="15840"/>
-      <w:pgMar w:top="1037" w:right="1123" w:bottom="1037" w:left="1123" w:header="504" w:footer="504" w:gutter="0"/>
+      <w:pgMar w:top="1224" w:right="1440" w:bottom="1224" w:left="1440" w:header="504" w:footer="504" w:gutter="0"/>
       <w:cols w:space="720"/>
       <w:docGrid w:linePitch="360"/>
     </w:sectPr>
@@ -3485,10 +4742,11 @@
     </w:pPr>
     <w:r>
       <w:rPr>
-        <w:color w:val="787878"/>
+        <w:color w:val="5F5F5F"/>
         <w:sz w:val="18"/>
-      </w:rPr>
-      <w:t>Module-Context / Framework Layer</w:t>
+        <w:rFonts w:ascii="Arial" w:hAnsi="Arial" w:eastAsia="Arial" w:cs="Arial"/>
+      </w:rPr>
+      <w:t>内部学习资料</w:t>
     </w:r>
   </w:p>
 </w:ftr>
@@ -3499,11 +4757,13 @@
   <w:p>
     <w:pPr>
       <w:pStyle w:val="Header"/>
+      <w:jc w:val="left"/>
     </w:pPr>
     <w:r>
       <w:rPr>
-        <w:color w:val="646464"/>
+        <w:color w:val="5F5F5F"/>
         <w:sz w:val="18"/>
+        <w:rFonts w:ascii="Arial" w:hAnsi="Arial" w:eastAsia="Arial" w:cs="Arial"/>
       </w:rPr>
       <w:t>Module-Context 核心框架知识转化手册</w:t>
     </w:r>
@@ -3875,12 +5135,13 @@
     <w:qFormat/>
     <w:rsid w:val="00FC693F"/>
     <w:pPr>
-      <w:spacing w:after="100" w:line="259" w:lineRule="auto"/>
+      <w:spacing w:after="120" w:line="259" w:lineRule="auto"/>
     </w:pPr>
     <w:rPr>
-      <w:rFonts w:ascii="Arial" w:hAnsi="Arial" w:eastAsia="Microsoft YaHei"/>
+      <w:rFonts w:ascii="Arial" w:hAnsi="Arial" w:eastAsia="Arial" w:cs="Arial"/>
       <w:b w:val="0"/>
-      <w:sz w:val="21"/>
+      <w:color w:val="212121"/>
+      <w:sz w:val="22"/>
     </w:rPr>
   </w:style>
   <w:style w:type="paragraph" w:styleId="Header">
@@ -3938,11 +5199,11 @@
     <w:pPr>
       <w:keepNext/>
       <w:keepLines/>
-      <w:spacing w:before="480" w:after="0"/>
+      <w:spacing w:before="240" w:after="120"/>
       <w:outlineLvl w:val="0"/>
     </w:pPr>
     <w:rPr>
-      <w:rFonts w:asciiTheme="majorHAnsi" w:eastAsiaTheme="majorEastAsia" w:hAnsiTheme="majorHAnsi" w:cstheme="majorBidi" w:ascii="Arial" w:hAnsi="Arial" w:eastAsia="Microsoft YaHei"/>
+      <w:rFonts w:asciiTheme="majorHAnsi" w:eastAsiaTheme="majorEastAsia" w:hAnsiTheme="majorHAnsi" w:cstheme="majorBidi" w:ascii="Arial" w:hAnsi="Arial" w:eastAsia="Arial" w:cs="Arial"/>
       <w:b/>
       <w:bCs/>
       <w:color w:val="1F4E79"/>
@@ -3962,14 +5223,14 @@
     <w:pPr>
       <w:keepNext/>
       <w:keepLines/>
-      <w:spacing w:before="200" w:after="0"/>
+      <w:spacing w:before="200" w:after="80"/>
       <w:outlineLvl w:val="1"/>
     </w:pPr>
     <w:rPr>
-      <w:rFonts w:asciiTheme="majorHAnsi" w:eastAsiaTheme="majorEastAsia" w:hAnsiTheme="majorHAnsi" w:cstheme="majorBidi" w:ascii="Arial" w:hAnsi="Arial" w:eastAsia="Microsoft YaHei"/>
+      <w:rFonts w:asciiTheme="majorHAnsi" w:eastAsiaTheme="majorEastAsia" w:hAnsiTheme="majorHAnsi" w:cstheme="majorBidi" w:ascii="Arial" w:hAnsi="Arial" w:eastAsia="Arial" w:cs="Arial"/>
       <w:b/>
       <w:bCs/>
-      <w:color w:val="2F5496"/>
+      <w:color w:val="2D2D2D"/>
       <w:sz w:val="26"/>
       <w:szCs w:val="26"/>
     </w:rPr>
@@ -3990,11 +5251,11 @@
       <w:outlineLvl w:val="2"/>
     </w:pPr>
     <w:rPr>
-      <w:rFonts w:asciiTheme="majorHAnsi" w:eastAsiaTheme="majorEastAsia" w:hAnsiTheme="majorHAnsi" w:cstheme="majorBidi" w:ascii="Arial" w:hAnsi="Arial" w:eastAsia="Microsoft YaHei"/>
+      <w:rFonts w:asciiTheme="majorHAnsi" w:eastAsiaTheme="majorEastAsia" w:hAnsiTheme="majorHAnsi" w:cstheme="majorBidi" w:ascii="Arial" w:hAnsi="Arial" w:eastAsia="Arial" w:cs="Arial"/>
       <w:b/>
       <w:bCs/>
-      <w:color w:val="1F1F1F"/>
-      <w:sz w:val="22"/>
+      <w:color w:val="2D2D2D"/>
+      <w:sz w:val="23"/>
     </w:rPr>
   </w:style>
   <w:style w:type="paragraph" w:styleId="Heading4">
@@ -4232,7 +5493,7 @@
       <w:contextualSpacing/>
     </w:pPr>
     <w:rPr>
-      <w:rFonts w:asciiTheme="majorHAnsi" w:eastAsiaTheme="majorEastAsia" w:hAnsiTheme="majorHAnsi" w:cstheme="majorBidi" w:ascii="Arial" w:hAnsi="Arial" w:eastAsia="Microsoft YaHei"/>
+      <w:rFonts w:asciiTheme="majorHAnsi" w:eastAsiaTheme="majorEastAsia" w:hAnsiTheme="majorHAnsi" w:cstheme="majorBidi" w:ascii="Arial" w:hAnsi="Arial" w:eastAsia="Arial" w:cs="Arial"/>
       <w:b/>
       <w:color w:val="1F4E79"/>
       <w:spacing w:val="5"/>
@@ -4270,13 +5531,13 @@
       </w:numPr>
     </w:pPr>
     <w:rPr>
-      <w:rFonts w:asciiTheme="majorHAnsi" w:eastAsiaTheme="majorEastAsia" w:hAnsiTheme="majorHAnsi" w:cstheme="majorBidi" w:ascii="Arial" w:hAnsi="Arial" w:eastAsia="Microsoft YaHei"/>
+      <w:rFonts w:asciiTheme="majorHAnsi" w:eastAsiaTheme="majorEastAsia" w:hAnsiTheme="majorHAnsi" w:cstheme="majorBidi" w:ascii="Arial" w:hAnsi="Arial" w:eastAsia="Arial" w:cs="Arial"/>
       <w:b w:val="0"/>
       <w:i/>
       <w:iCs/>
       <w:color w:val="5F5F5F"/>
       <w:spacing w:val="15"/>
-      <w:sz w:val="22"/>
+      <w:sz w:val="24"/>
       <w:szCs w:val="24"/>
     </w:rPr>
   </w:style>
@@ -4412,13 +5673,13 @@
       <w:numPr>
         <w:numId w:val="1"/>
       </w:numPr>
-      <w:spacing w:after="80" w:line="259" w:lineRule="auto"/>
       <w:contextualSpacing/>
     </w:pPr>
     <w:rPr>
-      <w:rFonts w:ascii="Arial" w:hAnsi="Arial" w:eastAsia="Microsoft YaHei"/>
+      <w:rFonts w:ascii="Arial" w:hAnsi="Arial" w:eastAsia="Arial" w:cs="Arial"/>
       <w:b w:val="0"/>
-      <w:sz w:val="21"/>
+      <w:color w:val="212121"/>
+      <w:sz w:val="22"/>
     </w:rPr>
   </w:style>
   <w:style w:type="paragraph" w:styleId="ListBullet2">
